--- a/pyq-memory/norcet8m_s4.docx
+++ b/pyq-memory/norcet8m_s4.docx
@@ -13,7 +13,7 @@
         <w:t xml:space="preserve">Question: </w:t>
       </w:r>
       <w:r>
-        <w:t>A person is unable to recall three things within 5 minutes. The nurse is trying to assess: (MHN)</w:t>
+        <w:t>Which of the following is a long-acting reversible contraceptive (LARC) method? (CHN)</w:t>
       </w:r>
     </w:p>
     <w:p>
@@ -26,7 +26,7 @@
           <w:i w:val="0"/>
           <w:sz w:val="21"/>
         </w:rPr>
-        <w:t>(a)  Memory</w:t>
+        <w:t>(a)  Combined oral contraceptive pills</w:t>
       </w:r>
     </w:p>
     <w:p>
@@ -39,7 +39,7 @@
           <w:i w:val="0"/>
           <w:sz w:val="21"/>
         </w:rPr>
-        <w:t>(b)  Attention</w:t>
+        <w:t>(b)  Contraceptive implant</w:t>
       </w:r>
     </w:p>
     <w:p>
@@ -52,7 +52,7 @@
           <w:i w:val="0"/>
           <w:sz w:val="21"/>
         </w:rPr>
-        <w:t>(c)  Concentration</w:t>
+        <w:t>(c)  Emergency contraceptive pill</w:t>
       </w:r>
     </w:p>
     <w:p>
@@ -65,7 +65,7 @@
           <w:i w:val="0"/>
           <w:sz w:val="21"/>
         </w:rPr>
-        <w:t>(d)  Language</w:t>
+        <w:t>(d)  Male condom</w:t>
       </w:r>
     </w:p>
     <w:p>
@@ -78,7 +78,7 @@
           <w:i w:val="0"/>
           <w:sz w:val="22"/>
         </w:rPr>
-        <w:t>Answer: a</w:t>
+        <w:t>Answer: b</w:t>
       </w:r>
     </w:p>
     <w:p>
@@ -103,7 +103,7 @@
           <w:b/>
           <w:color w:val="1E7B1E"/>
         </w:rPr>
-        <w:t>a</w:t>
+        <w:t>b</w:t>
       </w:r>
     </w:p>
     <w:p>
@@ -117,7 +117,7 @@
         <w:t xml:space="preserve">🧠 Clinical Rationale: </w:t>
       </w:r>
       <w:r>
-        <w:t>Asking the patient to recall THREE OBJECTS after 5 MINUTES is the classic test of SHORT-TERM (recent) MEMORY — one of the standard Mini-Mental State Examination (MMSE) items. Attention/concentration is tested by serial sevens or digit span; language by naming/reading/writing.</w:t>
+        <w:t>LONG-ACTING REVERSIBLE CONTRACEPTIVES (LARC) are highly effective, user-independent methods lasting years: the CONTRACEPTIVE IMPLANT (3-5 years) and the INTRAUTERINE DEVICE (Cu-T 10 years / LNG-IUS 5 years). Pills, emergency contraception and condoms are short-acting or user-dependent methods.</w:t>
       </w:r>
     </w:p>
     <w:p>
@@ -131,7 +131,7 @@
         <w:t xml:space="preserve">🔍 Key Clues: </w:t>
       </w:r>
       <w:r>
-        <w:t>'Recall three things in 5 minutes' = memory testing.</w:t>
+        <w:t>LARC = implant + IUD (years-long, no daily action).</w:t>
       </w:r>
     </w:p>
     <w:p>
@@ -159,7 +159,7 @@
         <w:t xml:space="preserve">❌ Why Not Other Options: </w:t>
       </w:r>
       <w:r>
-        <w:t>b — Attention = vigilance/registration. | c — Concentration = serial sevens/digit span. | d — Language = naming, fluency, comprehension.</w:t>
+        <w:t>a — COCs are daily short-acting. | c — ECP is single-use emergency. | d — Condom is coitus-dependent.</w:t>
       </w:r>
     </w:p>
     <w:p>
@@ -174,7 +174,7 @@
         <w:t xml:space="preserve">⚠️ Exam Trap: </w:t>
       </w:r>
       <w:r>
-        <w:t>MMSE domains: orientation, registration, attention, recall, language, visuospatial.</w:t>
+        <w:t>LARC's failure rate is lower than user-dependent methods — key in adolescent contraception counselling.</w:t>
       </w:r>
     </w:p>
     <w:p>
@@ -203,7 +203,7 @@
         <w:t xml:space="preserve">💎 PNC Pearl: </w:t>
       </w:r>
       <w:r>
-        <w:t>Three-object recall = short-term memory.</w:t>
+        <w:t>LARC: implant + IUD.</w:t>
       </w:r>
     </w:p>
     <w:p>
@@ -230,7 +230,7 @@
         <w:t xml:space="preserve">Question: </w:t>
       </w:r>
       <w:r>
-        <w:t>The most common scale used to assess depression is: (MHN)</w:t>
+        <w:t>The successful implementation of the "Treat" pillar of the NTEP relies heavily on which of the following interlinked components? (CHN)</w:t>
       </w:r>
     </w:p>
     <w:p>
@@ -243,7 +243,7 @@
           <w:i w:val="0"/>
           <w:sz w:val="21"/>
         </w:rPr>
-        <w:t>(a)  HAM-D</w:t>
+        <w:t>(a)  Active case finding, community awareness campaigns and contact tracing</w:t>
       </w:r>
     </w:p>
     <w:p>
@@ -256,7 +256,7 @@
           <w:i w:val="0"/>
           <w:sz w:val="21"/>
         </w:rPr>
-        <w:t>(b)  Beck Depression Inventory</w:t>
+        <w:t>(b)  Accurate diagnosis, provision of quality-assured anti-TB drugs and comprehensive patient support for adherence</w:t>
       </w:r>
     </w:p>
     <w:p>
@@ -269,7 +269,7 @@
           <w:i w:val="0"/>
           <w:sz w:val="21"/>
         </w:rPr>
-        <w:t>(c)  Zung Self-Rating Depression Scale</w:t>
+        <w:t>(c)  Surveillance of drug resistance patterns, research on new treatment regimens and advocacy for increased funding</w:t>
       </w:r>
     </w:p>
     <w:p>
@@ -282,7 +282,7 @@
           <w:i w:val="0"/>
           <w:sz w:val="21"/>
         </w:rPr>
-        <w:t>(d)  Geriatric Depression Scale</w:t>
+        <w:t>(d)  Strengthening laboratory infrastructure, training healthcare workers and ensuring a consistent drug supply chain for prevention</w:t>
       </w:r>
     </w:p>
     <w:p>
@@ -295,7 +295,7 @@
           <w:i w:val="0"/>
           <w:sz w:val="22"/>
         </w:rPr>
-        <w:t>Answer: a</w:t>
+        <w:t>Answer: b</w:t>
       </w:r>
     </w:p>
     <w:p>
@@ -320,7 +320,7 @@
           <w:b/>
           <w:color w:val="1E7B1E"/>
         </w:rPr>
-        <w:t>a</w:t>
+        <w:t>b</w:t>
       </w:r>
     </w:p>
     <w:p>
@@ -334,7 +334,7 @@
         <w:t xml:space="preserve">🧠 Clinical Rationale: </w:t>
       </w:r>
       <w:r>
-        <w:t>The HAMILTON DEPRESSION RATING SCALE (HAM-D/HDRS) is the most widely used clinician-administered scale to assess the SEVERITY of depression in research and clinical practice. The BECK DEPRESSION INVENTORY (BDI) is the most common SELF-REPORT scale; Zung and GDS are also self-rated (GDS for elderly). The examiner-rated HAM-D is the classic 'most common' answer.</w:t>
+        <w:t>The NTEP (National TB Elimination Program) pillars are DETECT, TREAT, PREVENT and BUILD. The 'TREAT' pillar depends on ACCURATE DIAGNOSIS (confirmed by DST), QUALITY-ASSURED ANTI-TB DRUGS (uninterrupted supply), and COMPREHENSIVE PATIENT SUPPORT FOR ADHERENCE (counselling, treatment supporter, nutritional support, digital adherence tools) — ensuring the patient completes therapy.</w:t>
       </w:r>
     </w:p>
     <w:p>
@@ -348,7 +348,7 @@
         <w:t xml:space="preserve">🔍 Key Clues: </w:t>
       </w:r>
       <w:r>
-        <w:t>Clinician-rated depression severity = HAM-D (17/21 items).</w:t>
+        <w:t>'Treat' pillar = correct drugs + adherence support = cure.</w:t>
       </w:r>
     </w:p>
     <w:p>
@@ -362,7 +362,7 @@
         <w:t xml:space="preserve">🚨 Priority Principle: </w:t>
       </w:r>
       <w:r>
-        <w:t>Patient safety and dignity guide care — reduce risk, avoid confrontation and involve the patient.</w:t>
+        <w:t>Recall the core fact precisely, then apply it to the clinical context.</w:t>
       </w:r>
     </w:p>
     <w:p>
@@ -376,7 +376,7 @@
         <w:t xml:space="preserve">❌ Why Not Other Options: </w:t>
       </w:r>
       <w:r>
-        <w:t>b — BDI is the most common self-report tool. | c — Zung is a self-rating scale. | d — GDS is for geriatric screening.</w:t>
+        <w:t>a — Case finding/contact tracing = DETECT pillar. | c — Surveillance/research = BUILD/surveillance functions. | d — Lab/training/supply = infrastructure (BUILD).</w:t>
       </w:r>
     </w:p>
     <w:p>
@@ -391,7 +391,7 @@
         <w:t xml:space="preserve">⚠️ Exam Trap: </w:t>
       </w:r>
       <w:r>
-        <w:t>HAM-D = observer-rated (Hamilton); BDI = self-rated (Beck) — don't swap the two.</w:t>
+        <w:t>NTEP 4 pillars: Detect, Treat, Prevent, Build — map each option to its pillar.</w:t>
       </w:r>
     </w:p>
     <w:p>
@@ -420,7 +420,7 @@
         <w:t xml:space="preserve">💎 PNC Pearl: </w:t>
       </w:r>
       <w:r>
-        <w:t>Depression severity: HAM-D (clinician), BDI (self).</w:t>
+        <w:t>Treat pillar: drugs + adherence support.</w:t>
       </w:r>
     </w:p>
     <w:p>
@@ -447,7 +447,7 @@
         <w:t xml:space="preserve">Question: </w:t>
       </w:r>
       <w:r>
-        <w:t>CAGE questionnaire is used to assess the misuse of which of the following substances? (MHN)</w:t>
+        <w:t>The composition of the Nikshay Kit, particularly the specific drugs included, is primarily determined by: (CHN)</w:t>
       </w:r>
     </w:p>
     <w:p>
@@ -460,7 +460,7 @@
           <w:i w:val="0"/>
           <w:sz w:val="21"/>
         </w:rPr>
-        <w:t>(a)  Alcohol</w:t>
+        <w:t>(a)  The drug susceptibility testing (DST) results and the standardized treatment regimen as per NTEP guidelines</w:t>
       </w:r>
     </w:p>
     <w:p>
@@ -473,7 +473,7 @@
           <w:i w:val="0"/>
           <w:sz w:val="21"/>
         </w:rPr>
-        <w:t>(b)  Cannabis</w:t>
+        <w:t>(b)  The patient's preference and perceived tolerability</w:t>
       </w:r>
     </w:p>
     <w:p>
@@ -486,7 +486,7 @@
           <w:i w:val="0"/>
           <w:sz w:val="21"/>
         </w:rPr>
-        <w:t>(c)  Marijuana</w:t>
+        <w:t>(c)  The availability of various anti-TB drug formulations in the market</w:t>
       </w:r>
     </w:p>
     <w:p>
@@ -499,7 +499,7 @@
           <w:i w:val="0"/>
           <w:sz w:val="21"/>
         </w:rPr>
-        <w:t>(d)  Opioids</w:t>
+        <w:t>(d)  The patient's socio-economic status and ability to afford medications</w:t>
       </w:r>
     </w:p>
     <w:p>
@@ -551,7 +551,7 @@
         <w:t xml:space="preserve">🧠 Clinical Rationale: </w:t>
       </w:r>
       <w:r>
-        <w:t>The CAGE questionnaire — Cut down, Annoyed by criticism, Guilty, Eye-opener — is a 4-item SCREENING tool for ALCOHOL USE DISORDER. Two or more 'yes' answers indicate a positive screen. It is specific to alcohol, not cannabis, marijuana or opioids (other tools screen for those).</w:t>
+        <w:t>The NIKSHAY KIT — a patient-support kit of nutrition supplements (and in some contexts the incentive/regimen documents) for TB patients — is determined by the STANDARDIZED NTEP TREATMENT REGIMEN and, where relevant, DRUG SUSCEPTIBILITY TESTING results. Anti-TB treatment under NTEP is DST-guided and standardised — not driven by patient preference, market availability or affordability.</w:t>
       </w:r>
     </w:p>
     <w:p>
@@ -565,7 +565,7 @@
         <w:t xml:space="preserve">🔍 Key Clues: </w:t>
       </w:r>
       <w:r>
-        <w:t>CAGE = Cut, Annoyed, Guilty, Eye-opener → alcohol screening.</w:t>
+        <w:t>NTEP regimen = standardised + DST-guided → Nikshay kit follows the regimen.</w:t>
       </w:r>
     </w:p>
     <w:p>
@@ -579,7 +579,7 @@
         <w:t xml:space="preserve">🚨 Priority Principle: </w:t>
       </w:r>
       <w:r>
-        <w:t>Recall the core fact precisely, then apply it to the clinical context.</w:t>
+        <w:t>Medication safety — the right drug, right dose, right route, right time and right patient — governs every administration decision.</w:t>
       </w:r>
     </w:p>
     <w:p>
@@ -593,7 +593,7 @@
         <w:t xml:space="preserve">❌ Why Not Other Options: </w:t>
       </w:r>
       <w:r>
-        <w:t>b — Cannabis is not screened by CAGE. | c — Marijuana is not screened by CAGE. | d — Opioids are screened by other tools (e.g., DAST).</w:t>
+        <w:t>b — Treatment is not patient-preference based. | c — Market availability is irrelevant to standard therapy. | d — NTEP provides free standard treatment regardless of affordability.</w:t>
       </w:r>
     </w:p>
     <w:p>
@@ -608,7 +608,7 @@
         <w:t xml:space="preserve">⚠️ Exam Trap: </w:t>
       </w:r>
       <w:r>
-        <w:t>CAGE is sensitive for dependence, less so for risky/harmful use — follow positive screens with a detailed history.</w:t>
+        <w:t>Nikshay = India's TB notification/patient-support ecosystem (Nikshay portal + Nikshay Poshan Yojana nutrition support).</w:t>
       </w:r>
     </w:p>
     <w:p>
@@ -637,7 +637,7 @@
         <w:t xml:space="preserve">💎 PNC Pearl: </w:t>
       </w:r>
       <w:r>
-        <w:t>CAGE = alcohol misuse screening.</w:t>
+        <w:t>Nikshay kit follows NTEP regimen + DST.</w:t>
       </w:r>
     </w:p>
     <w:p>
@@ -664,7 +664,2394 @@
         <w:t xml:space="preserve">Question: </w:t>
       </w:r>
       <w:r>
-        <w:t>Identify the primary use of the feeder given in the image below: (Pediatrics)</w:t>
+        <w:t>The variability tag associated with Antara has implications for program monitoring and reporting, particularly concerning: (CHN)</w:t>
+      </w:r>
+    </w:p>
+    <w:p>
+      <w:pPr>
+        <w:spacing w:after="20" w:before="0"/>
+      </w:pPr>
+      <w:r>
+        <w:rPr>
+          <w:b w:val="0"/>
+          <w:i w:val="0"/>
+          <w:sz w:val="21"/>
+        </w:rPr>
+        <w:t>(a)  The average age of first-time contraceptive users</w:t>
+      </w:r>
+    </w:p>
+    <w:p>
+      <w:pPr>
+        <w:spacing w:after="20" w:before="0"/>
+      </w:pPr>
+      <w:r>
+        <w:rPr>
+          <w:b w:val="0"/>
+          <w:i w:val="0"/>
+          <w:sz w:val="21"/>
+        </w:rPr>
+        <w:t>(b)  The accurate calculation of continuation rates and identification of potential gaps in service delivery</w:t>
+      </w:r>
+    </w:p>
+    <w:p>
+      <w:pPr>
+        <w:spacing w:after="20" w:before="0"/>
+      </w:pPr>
+      <w:r>
+        <w:rPr>
+          <w:b w:val="0"/>
+          <w:i w:val="0"/>
+          <w:sz w:val="21"/>
+        </w:rPr>
+        <w:t>(c)  The prevalence of reported side effects within the cohort</w:t>
+      </w:r>
+    </w:p>
+    <w:p>
+      <w:pPr>
+        <w:spacing w:after="20" w:before="0"/>
+      </w:pPr>
+      <w:r>
+        <w:rPr>
+          <w:b w:val="0"/>
+          <w:i w:val="0"/>
+          <w:sz w:val="21"/>
+        </w:rPr>
+        <w:t>(d)  The logistical challenges in forecasting and procuring adequate supplies</w:t>
+      </w:r>
+    </w:p>
+    <w:p>
+      <w:pPr>
+        <w:spacing w:after="80" w:before="0"/>
+      </w:pPr>
+      <w:r>
+        <w:rPr>
+          <w:b/>
+          <w:i w:val="0"/>
+          <w:sz w:val="22"/>
+        </w:rPr>
+        <w:t>Answer: b</w:t>
+      </w:r>
+    </w:p>
+    <w:p>
+      <w:pPr>
+        <w:spacing w:after="20"/>
+      </w:pPr>
+      <w:r>
+        <w:rPr>
+          <w:b/>
+        </w:rPr>
+        <w:t xml:space="preserve">Solution: </w:t>
+      </w:r>
+      <w:r>
+        <w:rPr>
+          <w:b/>
+          <w:color w:val="1E7B1E"/>
+        </w:rPr>
+        <w:t xml:space="preserve">✅ Correct Answer: </w:t>
+      </w:r>
+      <w:r>
+        <w:rPr>
+          <w:b/>
+          <w:color w:val="1E7B1E"/>
+        </w:rPr>
+        <w:t>b</w:t>
+      </w:r>
+    </w:p>
+    <w:p>
+      <w:pPr>
+        <w:spacing w:after="20" w:before="0"/>
+      </w:pPr>
+      <w:r>
+        <w:rPr>
+          <w:b/>
+        </w:rPr>
+        <w:t xml:space="preserve">🧠 Clinical Rationale: </w:t>
+      </w:r>
+      <w:r>
+        <w:t>ANTARA is India's injectable contraceptive (DMPA, 3-monthly). The 'VARIABILITY' tag in program data refers to the VARIED intervals between doses (early/late returns), which affects the ACCURATE CALCULATION OF CONTINUATION RATES and helps identify GAPS in service delivery (e.g., clients lost to follow-up). Monitoring this variability is key to improving method retention.</w:t>
+      </w:r>
+    </w:p>
+    <w:p>
+      <w:pPr>
+        <w:spacing w:after="20" w:before="0"/>
+      </w:pPr>
+      <w:r>
+        <w:rPr>
+          <w:b/>
+        </w:rPr>
+        <w:t xml:space="preserve">🔍 Key Clues: </w:t>
+      </w:r>
+      <w:r>
+        <w:t>Antara (DMPA) variability → continuation rates and service gaps.</w:t>
+      </w:r>
+    </w:p>
+    <w:p>
+      <w:pPr>
+        <w:spacing w:after="20" w:before="0"/>
+      </w:pPr>
+      <w:r>
+        <w:rPr>
+          <w:b/>
+        </w:rPr>
+        <w:t xml:space="preserve">🚨 Priority Principle: </w:t>
+      </w:r>
+      <w:r>
+        <w:t>Recall the core fact precisely, then apply it to the clinical context.</w:t>
+      </w:r>
+    </w:p>
+    <w:p>
+      <w:pPr>
+        <w:spacing w:after="20" w:before="0"/>
+      </w:pPr>
+      <w:r>
+        <w:rPr>
+          <w:b/>
+        </w:rPr>
+        <w:t xml:space="preserve">❌ Why Not Other Options: </w:t>
+      </w:r>
+      <w:r>
+        <w:t>a — Age of users is not the variability issue. | c — Side-effect prevalence is monitored separately. | d — Procurement is a supply-side issue.</w:t>
+      </w:r>
+    </w:p>
+    <w:p>
+      <w:pPr>
+        <w:spacing w:after="20" w:before="0"/>
+      </w:pPr>
+      <w:r>
+        <w:rPr>
+          <w:b/>
+          <w:color w:val="B45F06"/>
+        </w:rPr>
+        <w:t xml:space="preserve">⚠️ Exam Trap: </w:t>
+      </w:r>
+      <w:r>
+        <w:t>DMPA requires re-injection every 3 months — late returns drive the 'variability' in continuation data.</w:t>
+      </w:r>
+    </w:p>
+    <w:p>
+      <w:pPr>
+        <w:spacing w:after="20" w:before="0"/>
+      </w:pPr>
+      <w:r>
+        <w:rPr>
+          <w:b/>
+        </w:rPr>
+        <w:t xml:space="preserve">🩺 Clinical Thinking: </w:t>
+      </w:r>
+      <w:r>
+        <w:t>Recall (the key fact) → Connect (related high-yield facts) → Apply (exam context).</w:t>
+      </w:r>
+    </w:p>
+    <w:p>
+      <w:pPr>
+        <w:spacing w:after="20" w:before="0"/>
+      </w:pPr>
+      <w:r>
+        <w:rPr>
+          <w:b/>
+          <w:color w:val="1F3A5F"/>
+        </w:rPr>
+        <w:t xml:space="preserve">💎 PNC Pearl: </w:t>
+      </w:r>
+      <w:r>
+        <w:t>Antara variability = continuation-rate monitoring.</w:t>
+      </w:r>
+    </w:p>
+    <w:p>
+      <w:pPr>
+        <w:spacing w:after="0" w:before="0"/>
+      </w:pPr>
+      <w:r>
+        <w:rPr>
+          <w:b/>
+          <w:i w:val="0"/>
+          <w:sz w:val="21"/>
+        </w:rPr>
+        <w:t>Positive Marks: 1    Negative Marks: 0.25</w:t>
+      </w:r>
+    </w:p>
+    <w:p>
+      <w:pPr>
+        <w:spacing w:before="280" w:after="40"/>
+      </w:pPr>
+      <w:r>
+        <w:rPr>
+          <w:b/>
+        </w:rPr>
+        <w:t xml:space="preserve">Question: </w:t>
+      </w:r>
+      <w:r>
+        <w:t>A key component of the Ayushman Bharat Digital Mission (ABDM) that will uniquely identify individuals in the digital health ecosystem is the: (CHN)</w:t>
+      </w:r>
+    </w:p>
+    <w:p>
+      <w:pPr>
+        <w:spacing w:after="20" w:before="0"/>
+      </w:pPr>
+      <w:r>
+        <w:rPr>
+          <w:b w:val="0"/>
+          <w:i w:val="0"/>
+          <w:sz w:val="21"/>
+        </w:rPr>
+        <w:t>(a)  Ayushman Bharat Health Account (ABHA) ID</w:t>
+      </w:r>
+    </w:p>
+    <w:p>
+      <w:pPr>
+        <w:spacing w:after="20" w:before="0"/>
+      </w:pPr>
+      <w:r>
+        <w:rPr>
+          <w:b w:val="0"/>
+          <w:i w:val="0"/>
+          <w:sz w:val="21"/>
+        </w:rPr>
+        <w:t>(b)  Aadhaar number</w:t>
+      </w:r>
+    </w:p>
+    <w:p>
+      <w:pPr>
+        <w:spacing w:after="20" w:before="0"/>
+      </w:pPr>
+      <w:r>
+        <w:rPr>
+          <w:b w:val="0"/>
+          <w:i w:val="0"/>
+          <w:sz w:val="21"/>
+        </w:rPr>
+        <w:t>(c)  Voter ID card</w:t>
+      </w:r>
+    </w:p>
+    <w:p>
+      <w:pPr>
+        <w:spacing w:after="20" w:before="0"/>
+      </w:pPr>
+      <w:r>
+        <w:rPr>
+          <w:b w:val="0"/>
+          <w:i w:val="0"/>
+          <w:sz w:val="21"/>
+        </w:rPr>
+        <w:t>(d)  Ration card number</w:t>
+      </w:r>
+    </w:p>
+    <w:p>
+      <w:pPr>
+        <w:spacing w:after="80" w:before="0"/>
+      </w:pPr>
+      <w:r>
+        <w:rPr>
+          <w:b/>
+          <w:i w:val="0"/>
+          <w:sz w:val="22"/>
+        </w:rPr>
+        <w:t>Answer: a</w:t>
+      </w:r>
+    </w:p>
+    <w:p>
+      <w:pPr>
+        <w:spacing w:after="20"/>
+      </w:pPr>
+      <w:r>
+        <w:rPr>
+          <w:b/>
+        </w:rPr>
+        <w:t xml:space="preserve">Solution: </w:t>
+      </w:r>
+      <w:r>
+        <w:rPr>
+          <w:b/>
+          <w:color w:val="1E7B1E"/>
+        </w:rPr>
+        <w:t xml:space="preserve">✅ Correct Answer: </w:t>
+      </w:r>
+      <w:r>
+        <w:rPr>
+          <w:b/>
+          <w:color w:val="1E7B1E"/>
+        </w:rPr>
+        <w:t>a</w:t>
+      </w:r>
+    </w:p>
+    <w:p>
+      <w:pPr>
+        <w:spacing w:after="20" w:before="0"/>
+      </w:pPr>
+      <w:r>
+        <w:rPr>
+          <w:b/>
+        </w:rPr>
+        <w:t xml:space="preserve">🧠 Clinical Rationale: </w:t>
+      </w:r>
+      <w:r>
+        <w:t>The AYUSHMAN BHARAT HEALTH ACCOUNT (ABHA) ID is the unique 14-digit HEALTH IDENTITY under ABDM that identifies individuals in the digital health ecosystem and links their health records (lifelong). Aadhaar is a general identity document used for verification, not the health ID itself; voter and ration cards are unrelated.</w:t>
+      </w:r>
+    </w:p>
+    <w:p>
+      <w:pPr>
+        <w:spacing w:after="20" w:before="0"/>
+      </w:pPr>
+      <w:r>
+        <w:rPr>
+          <w:b/>
+        </w:rPr>
+        <w:t xml:space="preserve">🔍 Key Clues: </w:t>
+      </w:r>
+      <w:r>
+        <w:t>ABDM health identity = ABHA ID.</w:t>
+      </w:r>
+    </w:p>
+    <w:p>
+      <w:pPr>
+        <w:spacing w:after="20" w:before="0"/>
+      </w:pPr>
+      <w:r>
+        <w:rPr>
+          <w:b/>
+        </w:rPr>
+        <w:t xml:space="preserve">🚨 Priority Principle: </w:t>
+      </w:r>
+      <w:r>
+        <w:t>Recall the core fact precisely, then apply it to the clinical context.</w:t>
+      </w:r>
+    </w:p>
+    <w:p>
+      <w:pPr>
+        <w:spacing w:after="20" w:before="0"/>
+      </w:pPr>
+      <w:r>
+        <w:rPr>
+          <w:b/>
+        </w:rPr>
+        <w:t xml:space="preserve">❌ Why Not Other Options: </w:t>
+      </w:r>
+      <w:r>
+        <w:t>b — Aadhaar verifies but is not the health ID. | c — Voter ID is not a health identity. | d — Ration card is unrelated.</w:t>
+      </w:r>
+    </w:p>
+    <w:p>
+      <w:pPr>
+        <w:spacing w:after="20" w:before="0"/>
+      </w:pPr>
+      <w:r>
+        <w:rPr>
+          <w:b/>
+          <w:color w:val="B45F06"/>
+        </w:rPr>
+        <w:t xml:space="preserve">⚠️ Exam Trap: </w:t>
+      </w:r>
+      <w:r>
+        <w:t>ABDM components: ABHA ID, health facility registry, health professional registry, and unified health interface.</w:t>
+      </w:r>
+    </w:p>
+    <w:p>
+      <w:pPr>
+        <w:spacing w:after="20" w:before="0"/>
+      </w:pPr>
+      <w:r>
+        <w:rPr>
+          <w:b/>
+        </w:rPr>
+        <w:t xml:space="preserve">🩺 Clinical Thinking: </w:t>
+      </w:r>
+      <w:r>
+        <w:t>Recall (the key fact) → Connect (related high-yield facts) → Apply (exam context).</w:t>
+      </w:r>
+    </w:p>
+    <w:p>
+      <w:pPr>
+        <w:spacing w:after="20" w:before="0"/>
+      </w:pPr>
+      <w:r>
+        <w:rPr>
+          <w:b/>
+          <w:color w:val="1F3A5F"/>
+        </w:rPr>
+        <w:t xml:space="preserve">💎 PNC Pearl: </w:t>
+      </w:r>
+      <w:r>
+        <w:t>ABDM: ABHA ID = digital health identity.</w:t>
+      </w:r>
+    </w:p>
+    <w:p>
+      <w:pPr>
+        <w:spacing w:after="0" w:before="0"/>
+      </w:pPr>
+      <w:r>
+        <w:rPr>
+          <w:b/>
+          <w:i w:val="0"/>
+          <w:sz w:val="21"/>
+        </w:rPr>
+        <w:t>Positive Marks: 1    Negative Marks: 0.25</w:t>
+      </w:r>
+    </w:p>
+    <w:p>
+      <w:pPr>
+        <w:spacing w:before="280" w:after="40"/>
+      </w:pPr>
+      <w:r>
+        <w:rPr>
+          <w:b/>
+        </w:rPr>
+        <w:t xml:space="preserve">Question: </w:t>
+      </w:r>
+      <w:r>
+        <w:t>What is the primary objective of the Ayushman Bharat Programme launched by the Government of India? (CHN)</w:t>
+      </w:r>
+    </w:p>
+    <w:p>
+      <w:pPr>
+        <w:spacing w:after="20" w:before="0"/>
+      </w:pPr>
+      <w:r>
+        <w:rPr>
+          <w:b w:val="0"/>
+          <w:i w:val="0"/>
+          <w:sz w:val="21"/>
+        </w:rPr>
+        <w:t>(a)  To provide free vaccinations to all children under 5 years</w:t>
+      </w:r>
+    </w:p>
+    <w:p>
+      <w:pPr>
+        <w:spacing w:after="20" w:before="0"/>
+      </w:pPr>
+      <w:r>
+        <w:rPr>
+          <w:b w:val="0"/>
+          <w:i w:val="0"/>
+          <w:sz w:val="21"/>
+        </w:rPr>
+        <w:t>(b)  To offer universal health insurance to all Indian citizens</w:t>
+      </w:r>
+    </w:p>
+    <w:p>
+      <w:pPr>
+        <w:spacing w:after="20" w:before="0"/>
+      </w:pPr>
+      <w:r>
+        <w:rPr>
+          <w:b w:val="0"/>
+          <w:i w:val="0"/>
+          <w:sz w:val="21"/>
+        </w:rPr>
+        <w:t>(c)  To reduce maternal mortality by ensuring institutional deliveries</w:t>
+      </w:r>
+    </w:p>
+    <w:p>
+      <w:pPr>
+        <w:spacing w:after="20" w:before="0"/>
+      </w:pPr>
+      <w:r>
+        <w:rPr>
+          <w:b w:val="0"/>
+          <w:i w:val="0"/>
+          <w:sz w:val="21"/>
+        </w:rPr>
+        <w:t>(d)  To strengthen primary healthcare and provide financial protection against catastrophic health expenses</w:t>
+      </w:r>
+    </w:p>
+    <w:p>
+      <w:pPr>
+        <w:spacing w:after="80" w:before="0"/>
+      </w:pPr>
+      <w:r>
+        <w:rPr>
+          <w:b/>
+          <w:i w:val="0"/>
+          <w:sz w:val="22"/>
+        </w:rPr>
+        <w:t>Answer: d</w:t>
+      </w:r>
+    </w:p>
+    <w:p>
+      <w:pPr>
+        <w:spacing w:after="20"/>
+      </w:pPr>
+      <w:r>
+        <w:rPr>
+          <w:b/>
+        </w:rPr>
+        <w:t xml:space="preserve">Solution: </w:t>
+      </w:r>
+      <w:r>
+        <w:rPr>
+          <w:b/>
+          <w:color w:val="1E7B1E"/>
+        </w:rPr>
+        <w:t xml:space="preserve">✅ Correct Answer: </w:t>
+      </w:r>
+      <w:r>
+        <w:rPr>
+          <w:b/>
+          <w:color w:val="1E7B1E"/>
+        </w:rPr>
+        <w:t>d</w:t>
+      </w:r>
+    </w:p>
+    <w:p>
+      <w:pPr>
+        <w:spacing w:after="20" w:before="0"/>
+      </w:pPr>
+      <w:r>
+        <w:rPr>
+          <w:b/>
+        </w:rPr>
+        <w:t xml:space="preserve">🧠 Clinical Rationale: </w:t>
+      </w:r>
+      <w:r>
+        <w:t>AYUSHMAN BHARAT has two components: (1) HEALTH AND WELLNESS CENTRES to STRENGTHEN PRIMARY HEALTHCARE, and (2) PM-JAY (Pradhan Mantri Jan Arogya Yojana) providing FINANCIAL PROTECTION (₹5 lakh/family/year) against CATASTROPHIC HEALTH EXPENSES for hospitalisation of poor families. It is not universal insurance, not vaccination, and not only institutional delivery.</w:t>
+      </w:r>
+    </w:p>
+    <w:p>
+      <w:pPr>
+        <w:spacing w:after="20" w:before="0"/>
+      </w:pPr>
+      <w:r>
+        <w:rPr>
+          <w:b/>
+        </w:rPr>
+        <w:t xml:space="preserve">🔍 Key Clues: </w:t>
+      </w:r>
+      <w:r>
+        <w:t>Ayushman Bharat = HWCs (primary care) + PM-JAY (financial protection).</w:t>
+      </w:r>
+    </w:p>
+    <w:p>
+      <w:pPr>
+        <w:spacing w:after="20" w:before="0"/>
+      </w:pPr>
+      <w:r>
+        <w:rPr>
+          <w:b/>
+        </w:rPr>
+        <w:t xml:space="preserve">🚨 Priority Principle: </w:t>
+      </w:r>
+      <w:r>
+        <w:t>Recall the core fact precisely, then apply it to the clinical context.</w:t>
+      </w:r>
+    </w:p>
+    <w:p>
+      <w:pPr>
+        <w:spacing w:after="20" w:before="0"/>
+      </w:pPr>
+      <w:r>
+        <w:rPr>
+          <w:b/>
+        </w:rPr>
+        <w:t xml:space="preserve">❌ Why Not Other Options: </w:t>
+      </w:r>
+      <w:r>
+        <w:t>a — Vaccination is one program, not the primary objective. | b — It covers eligible poor families, not all citizens. | c — Institutional delivery is JSY/other schemes.</w:t>
+      </w:r>
+    </w:p>
+    <w:p>
+      <w:pPr>
+        <w:spacing w:after="20" w:before="0"/>
+      </w:pPr>
+      <w:r>
+        <w:rPr>
+          <w:b/>
+          <w:color w:val="B45F06"/>
+        </w:rPr>
+        <w:t xml:space="preserve">⚠️ Exam Trap: </w:t>
+      </w:r>
+      <w:r>
+        <w:t>Ayushman Bharat = two arms: prevention/promotion (HWCs) + secondary/tertiary cashless care (PM-JAY).</w:t>
+      </w:r>
+    </w:p>
+    <w:p>
+      <w:pPr>
+        <w:spacing w:after="20" w:before="0"/>
+      </w:pPr>
+      <w:r>
+        <w:rPr>
+          <w:b/>
+        </w:rPr>
+        <w:t xml:space="preserve">🩺 Clinical Thinking: </w:t>
+      </w:r>
+      <w:r>
+        <w:t>Recall (the key fact) → Connect (related high-yield facts) → Apply (exam context).</w:t>
+      </w:r>
+    </w:p>
+    <w:p>
+      <w:pPr>
+        <w:spacing w:after="20" w:before="0"/>
+      </w:pPr>
+      <w:r>
+        <w:rPr>
+          <w:b/>
+          <w:color w:val="1F3A5F"/>
+        </w:rPr>
+        <w:t xml:space="preserve">💎 PNC Pearl: </w:t>
+      </w:r>
+      <w:r>
+        <w:t>Ayushman Bharat: HWC + PM-JAY financial cover.</w:t>
+      </w:r>
+    </w:p>
+    <w:p>
+      <w:pPr>
+        <w:spacing w:after="0" w:before="0"/>
+      </w:pPr>
+      <w:r>
+        <w:rPr>
+          <w:b/>
+          <w:i w:val="0"/>
+          <w:sz w:val="21"/>
+        </w:rPr>
+        <w:t>Positive Marks: 1    Negative Marks: 0.25</w:t>
+      </w:r>
+    </w:p>
+    <w:p>
+      <w:pPr>
+        <w:spacing w:before="280" w:after="40"/>
+      </w:pPr>
+      <w:r>
+        <w:rPr>
+          <w:b/>
+        </w:rPr>
+        <w:t xml:space="preserve">Question: </w:t>
+      </w:r>
+      <w:r>
+        <w:t>How often is data reported in the Health Management Information System (HMIS) under India's public health system? (CHN)</w:t>
+      </w:r>
+    </w:p>
+    <w:p>
+      <w:pPr>
+        <w:spacing w:after="20" w:before="0"/>
+      </w:pPr>
+      <w:r>
+        <w:rPr>
+          <w:b w:val="0"/>
+          <w:i w:val="0"/>
+          <w:sz w:val="21"/>
+        </w:rPr>
+        <w:t>(a)  Daily</w:t>
+      </w:r>
+    </w:p>
+    <w:p>
+      <w:pPr>
+        <w:spacing w:after="20" w:before="0"/>
+      </w:pPr>
+      <w:r>
+        <w:rPr>
+          <w:b w:val="0"/>
+          <w:i w:val="0"/>
+          <w:sz w:val="21"/>
+        </w:rPr>
+        <w:t>(b)  Weekly</w:t>
+      </w:r>
+    </w:p>
+    <w:p>
+      <w:pPr>
+        <w:spacing w:after="20" w:before="0"/>
+      </w:pPr>
+      <w:r>
+        <w:rPr>
+          <w:b w:val="0"/>
+          <w:i w:val="0"/>
+          <w:sz w:val="21"/>
+        </w:rPr>
+        <w:t>(c)  Monthly</w:t>
+      </w:r>
+    </w:p>
+    <w:p>
+      <w:pPr>
+        <w:spacing w:after="20" w:before="0"/>
+      </w:pPr>
+      <w:r>
+        <w:rPr>
+          <w:b w:val="0"/>
+          <w:i w:val="0"/>
+          <w:sz w:val="21"/>
+        </w:rPr>
+        <w:t>(d)  Annually</w:t>
+      </w:r>
+    </w:p>
+    <w:p>
+      <w:pPr>
+        <w:spacing w:after="80" w:before="0"/>
+      </w:pPr>
+      <w:r>
+        <w:rPr>
+          <w:b/>
+          <w:i w:val="0"/>
+          <w:sz w:val="22"/>
+        </w:rPr>
+        <w:t>Answer: c</w:t>
+      </w:r>
+    </w:p>
+    <w:p>
+      <w:pPr>
+        <w:spacing w:after="20"/>
+      </w:pPr>
+      <w:r>
+        <w:rPr>
+          <w:b/>
+        </w:rPr>
+        <w:t xml:space="preserve">Solution: </w:t>
+      </w:r>
+      <w:r>
+        <w:rPr>
+          <w:b/>
+          <w:color w:val="1E7B1E"/>
+        </w:rPr>
+        <w:t xml:space="preserve">✅ Correct Answer: </w:t>
+      </w:r>
+      <w:r>
+        <w:rPr>
+          <w:b/>
+          <w:color w:val="1E7B1E"/>
+        </w:rPr>
+        <w:t>c</w:t>
+      </w:r>
+    </w:p>
+    <w:p>
+      <w:pPr>
+        <w:spacing w:after="20" w:before="0"/>
+      </w:pPr>
+      <w:r>
+        <w:rPr>
+          <w:b/>
+        </w:rPr>
+        <w:t xml:space="preserve">🧠 Clinical Rationale: </w:t>
+      </w:r>
+      <w:r>
+        <w:t>The HMIS (Health Management Information System) under India's National Health Mission collects and reports facility-level health data MONTHLY — each facility submits a monthly HMIS report that rolls up through district and state levels. This monthly cycle supports routine program monitoring.</w:t>
+      </w:r>
+    </w:p>
+    <w:p>
+      <w:pPr>
+        <w:spacing w:after="20" w:before="0"/>
+      </w:pPr>
+      <w:r>
+        <w:rPr>
+          <w:b/>
+        </w:rPr>
+        <w:t xml:space="preserve">🔍 Key Clues: </w:t>
+      </w:r>
+      <w:r>
+        <w:t>HMIS reporting cycle = monthly.</w:t>
+      </w:r>
+    </w:p>
+    <w:p>
+      <w:pPr>
+        <w:spacing w:after="20" w:before="0"/>
+      </w:pPr>
+      <w:r>
+        <w:rPr>
+          <w:b/>
+        </w:rPr>
+        <w:t xml:space="preserve">🚨 Priority Principle: </w:t>
+      </w:r>
+      <w:r>
+        <w:t>Recall the core fact precisely, then apply it to the clinical context.</w:t>
+      </w:r>
+    </w:p>
+    <w:p>
+      <w:pPr>
+        <w:spacing w:after="20" w:before="0"/>
+      </w:pPr>
+      <w:r>
+        <w:rPr>
+          <w:b/>
+        </w:rPr>
+        <w:t xml:space="preserve">❌ Why Not Other Options: </w:t>
+      </w:r>
+      <w:r>
+        <w:t>a — Daily reporting is not the HMIS cycle. | b — Weekly is used for some surveillance (IDSP). | d — Annual is too infrequent for HMIS.</w:t>
+      </w:r>
+    </w:p>
+    <w:p>
+      <w:pPr>
+        <w:spacing w:after="20" w:before="0"/>
+      </w:pPr>
+      <w:r>
+        <w:rPr>
+          <w:b/>
+          <w:color w:val="B45F06"/>
+        </w:rPr>
+        <w:t xml:space="preserve">⚠️ Exam Trap: </w:t>
+      </w:r>
+      <w:r>
+        <w:t>HMIS = monthly facility reports; IDSP (disease surveillance) = weekly.</w:t>
+      </w:r>
+    </w:p>
+    <w:p>
+      <w:pPr>
+        <w:spacing w:after="20" w:before="0"/>
+      </w:pPr>
+      <w:r>
+        <w:rPr>
+          <w:b/>
+        </w:rPr>
+        <w:t xml:space="preserve">🩺 Clinical Thinking: </w:t>
+      </w:r>
+      <w:r>
+        <w:t>Recall (the key fact) → Connect (related high-yield facts) → Apply (exam context).</w:t>
+      </w:r>
+    </w:p>
+    <w:p>
+      <w:pPr>
+        <w:spacing w:after="20" w:before="0"/>
+      </w:pPr>
+      <w:r>
+        <w:rPr>
+          <w:b/>
+          <w:color w:val="1F3A5F"/>
+        </w:rPr>
+        <w:t xml:space="preserve">💎 PNC Pearl: </w:t>
+      </w:r>
+      <w:r>
+        <w:t>HMIS: monthly reporting.</w:t>
+      </w:r>
+    </w:p>
+    <w:p>
+      <w:pPr>
+        <w:spacing w:after="0" w:before="0"/>
+      </w:pPr>
+      <w:r>
+        <w:rPr>
+          <w:b/>
+          <w:i w:val="0"/>
+          <w:sz w:val="21"/>
+        </w:rPr>
+        <w:t>Positive Marks: 1    Negative Marks: 0.25</w:t>
+      </w:r>
+    </w:p>
+    <w:p>
+      <w:pPr>
+        <w:spacing w:before="280" w:after="40"/>
+      </w:pPr>
+      <w:r>
+        <w:rPr>
+          <w:b/>
+        </w:rPr>
+        <w:t xml:space="preserve">Question: </w:t>
+      </w:r>
+      <w:r>
+        <w:t>What is the primary objective of the Pradhan Mantri Jan Arogya Yojana (PM-JAY) under Ayushman Bharat? (CHN)</w:t>
+      </w:r>
+    </w:p>
+    <w:p>
+      <w:pPr>
+        <w:spacing w:after="20" w:before="0"/>
+      </w:pPr>
+      <w:r>
+        <w:rPr>
+          <w:b w:val="0"/>
+          <w:i w:val="0"/>
+          <w:sz w:val="21"/>
+        </w:rPr>
+        <w:t>(a)  To provide free outpatient services to all citizens</w:t>
+      </w:r>
+    </w:p>
+    <w:p>
+      <w:pPr>
+        <w:spacing w:after="20" w:before="0"/>
+      </w:pPr>
+      <w:r>
+        <w:rPr>
+          <w:b w:val="0"/>
+          <w:i w:val="0"/>
+          <w:sz w:val="21"/>
+        </w:rPr>
+        <w:t>(b)  To supply free medicines to rural health centers</w:t>
+      </w:r>
+    </w:p>
+    <w:p>
+      <w:pPr>
+        <w:spacing w:after="20" w:before="0"/>
+      </w:pPr>
+      <w:r>
+        <w:rPr>
+          <w:b w:val="0"/>
+          <w:i w:val="0"/>
+          <w:sz w:val="21"/>
+        </w:rPr>
+        <w:t>(c)  To offer maternal and child health services in urban areas</w:t>
+      </w:r>
+    </w:p>
+    <w:p>
+      <w:pPr>
+        <w:spacing w:after="20" w:before="0"/>
+      </w:pPr>
+      <w:r>
+        <w:rPr>
+          <w:b w:val="0"/>
+          <w:i w:val="0"/>
+          <w:sz w:val="21"/>
+        </w:rPr>
+        <w:t>(d)  To ensure cashless health insurance coverage for secondary and tertiary care hospitalization</w:t>
+      </w:r>
+    </w:p>
+    <w:p>
+      <w:pPr>
+        <w:spacing w:after="80" w:before="0"/>
+      </w:pPr>
+      <w:r>
+        <w:rPr>
+          <w:b/>
+          <w:i w:val="0"/>
+          <w:sz w:val="22"/>
+        </w:rPr>
+        <w:t>Answer: d</w:t>
+      </w:r>
+    </w:p>
+    <w:p>
+      <w:pPr>
+        <w:spacing w:after="20"/>
+      </w:pPr>
+      <w:r>
+        <w:rPr>
+          <w:b/>
+        </w:rPr>
+        <w:t xml:space="preserve">Solution: </w:t>
+      </w:r>
+      <w:r>
+        <w:rPr>
+          <w:b/>
+          <w:color w:val="1E7B1E"/>
+        </w:rPr>
+        <w:t xml:space="preserve">✅ Correct Answer: </w:t>
+      </w:r>
+      <w:r>
+        <w:rPr>
+          <w:b/>
+          <w:color w:val="1E7B1E"/>
+        </w:rPr>
+        <w:t>d</w:t>
+      </w:r>
+    </w:p>
+    <w:p>
+      <w:pPr>
+        <w:spacing w:after="20" w:before="0"/>
+      </w:pPr>
+      <w:r>
+        <w:rPr>
+          <w:b/>
+        </w:rPr>
+        <w:t xml:space="preserve">🧠 Clinical Rationale: </w:t>
+      </w:r>
+      <w:r>
+        <w:t>PM-JAY (Pradhan Mantri Jan Arogya Yojana) is the world's largest health assurance scheme providing CASHLESS, PAPERLESS INSURANCE COVER of ₹5 LAKH PER FAMILY PER YEAR for SECONDARY AND TERTIARY CARE HOSPITALISATION to ~10.74 crore poor families (identified by SECC data). OPD services, free medicines and MCH services are other schemes, not PM-JAY's objective.</w:t>
+      </w:r>
+    </w:p>
+    <w:p>
+      <w:pPr>
+        <w:spacing w:after="20" w:before="0"/>
+      </w:pPr>
+      <w:r>
+        <w:rPr>
+          <w:b/>
+        </w:rPr>
+        <w:t xml:space="preserve">🔍 Key Clues: </w:t>
+      </w:r>
+      <w:r>
+        <w:t>PM-JAY = ₹5 lakh/family/year cashless hospitalisation cover.</w:t>
+      </w:r>
+    </w:p>
+    <w:p>
+      <w:pPr>
+        <w:spacing w:after="20" w:before="0"/>
+      </w:pPr>
+      <w:r>
+        <w:rPr>
+          <w:b/>
+        </w:rPr>
+        <w:t xml:space="preserve">🚨 Priority Principle: </w:t>
+      </w:r>
+      <w:r>
+        <w:t>Recall the core fact precisely, then apply it to the clinical context.</w:t>
+      </w:r>
+    </w:p>
+    <w:p>
+      <w:pPr>
+        <w:spacing w:after="20" w:before="0"/>
+      </w:pPr>
+      <w:r>
+        <w:rPr>
+          <w:b/>
+        </w:rPr>
+        <w:t xml:space="preserve">❌ Why Not Other Options: </w:t>
+      </w:r>
+      <w:r>
+        <w:t>a — OPD is not PM-JAY's focus. | b — Free medicines at PHC are other schemes. | c — MCH services are separate programs.</w:t>
+      </w:r>
+    </w:p>
+    <w:p>
+      <w:pPr>
+        <w:spacing w:after="20" w:before="0"/>
+      </w:pPr>
+      <w:r>
+        <w:rPr>
+          <w:b/>
+          <w:color w:val="B45F06"/>
+        </w:rPr>
+        <w:t xml:space="preserve">⚠️ Exam Trap: </w:t>
+      </w:r>
+      <w:r>
+        <w:t>PM-JAY: ₹5 lakh per family per year; portability (cashless anywhere); includes 1,500+ procedures.</w:t>
+      </w:r>
+    </w:p>
+    <w:p>
+      <w:pPr>
+        <w:spacing w:after="20" w:before="0"/>
+      </w:pPr>
+      <w:r>
+        <w:rPr>
+          <w:b/>
+        </w:rPr>
+        <w:t xml:space="preserve">🩺 Clinical Thinking: </w:t>
+      </w:r>
+      <w:r>
+        <w:t>Recall (the key fact) → Connect (related high-yield facts) → Apply (exam context).</w:t>
+      </w:r>
+    </w:p>
+    <w:p>
+      <w:pPr>
+        <w:spacing w:after="20" w:before="0"/>
+      </w:pPr>
+      <w:r>
+        <w:rPr>
+          <w:b/>
+          <w:color w:val="1F3A5F"/>
+        </w:rPr>
+        <w:t xml:space="preserve">💎 PNC Pearl: </w:t>
+      </w:r>
+      <w:r>
+        <w:t>PM-JAY: ₹5 lakh cashless hospital care.</w:t>
+      </w:r>
+    </w:p>
+    <w:p>
+      <w:pPr>
+        <w:spacing w:after="0" w:before="0"/>
+      </w:pPr>
+      <w:r>
+        <w:rPr>
+          <w:b/>
+          <w:i w:val="0"/>
+          <w:sz w:val="21"/>
+        </w:rPr>
+        <w:t>Positive Marks: 1    Negative Marks: 0.25</w:t>
+      </w:r>
+    </w:p>
+    <w:p>
+      <w:pPr>
+        <w:spacing w:before="280" w:after="40"/>
+      </w:pPr>
+      <w:r>
+        <w:rPr>
+          <w:b/>
+        </w:rPr>
+        <w:t xml:space="preserve">Question: </w:t>
+      </w:r>
+      <w:r>
+        <w:t>The financial assistance provided under the Pradhan Mantri Matru Vandana Yojana (PMMVY) is primarily intended to contribute towards: (CHN)</w:t>
+      </w:r>
+    </w:p>
+    <w:p>
+      <w:pPr>
+        <w:spacing w:after="20" w:before="0"/>
+      </w:pPr>
+      <w:r>
+        <w:rPr>
+          <w:b w:val="0"/>
+          <w:i w:val="0"/>
+          <w:sz w:val="21"/>
+        </w:rPr>
+        <w:t>(a)  Meeting the enhanced nutritional needs of pregnant women and lactating mothers</w:t>
+      </w:r>
+    </w:p>
+    <w:p>
+      <w:pPr>
+        <w:spacing w:after="20" w:before="0"/>
+      </w:pPr>
+      <w:r>
+        <w:rPr>
+          <w:b w:val="0"/>
+          <w:i w:val="0"/>
+          <w:sz w:val="21"/>
+        </w:rPr>
+        <w:t>(b)  Covering the full cost of childbirth in private hospitals</w:t>
+      </w:r>
+    </w:p>
+    <w:p>
+      <w:pPr>
+        <w:spacing w:after="20" w:before="0"/>
+      </w:pPr>
+      <w:r>
+        <w:rPr>
+          <w:b w:val="0"/>
+          <w:i w:val="0"/>
+          <w:sz w:val="21"/>
+        </w:rPr>
+        <w:t>(c)  Providing a substantial income replacement for the entire duration of maternity leave</w:t>
+      </w:r>
+    </w:p>
+    <w:p>
+      <w:pPr>
+        <w:spacing w:after="20" w:before="0"/>
+      </w:pPr>
+      <w:r>
+        <w:rPr>
+          <w:b w:val="0"/>
+          <w:i w:val="0"/>
+          <w:sz w:val="21"/>
+        </w:rPr>
+        <w:t>(d)  Incentivizing male partners to participate in childcare</w:t>
+      </w:r>
+    </w:p>
+    <w:p>
+      <w:pPr>
+        <w:spacing w:after="80" w:before="0"/>
+      </w:pPr>
+      <w:r>
+        <w:rPr>
+          <w:b/>
+          <w:i w:val="0"/>
+          <w:sz w:val="22"/>
+        </w:rPr>
+        <w:t>Answer: a</w:t>
+      </w:r>
+    </w:p>
+    <w:p>
+      <w:pPr>
+        <w:spacing w:after="20"/>
+      </w:pPr>
+      <w:r>
+        <w:rPr>
+          <w:b/>
+        </w:rPr>
+        <w:t xml:space="preserve">Solution: </w:t>
+      </w:r>
+      <w:r>
+        <w:rPr>
+          <w:b/>
+          <w:color w:val="1E7B1E"/>
+        </w:rPr>
+        <w:t xml:space="preserve">✅ Correct Answer: </w:t>
+      </w:r>
+      <w:r>
+        <w:rPr>
+          <w:b/>
+          <w:color w:val="1E7B1E"/>
+        </w:rPr>
+        <w:t>a</w:t>
+      </w:r>
+    </w:p>
+    <w:p>
+      <w:pPr>
+        <w:spacing w:after="20" w:before="0"/>
+      </w:pPr>
+      <w:r>
+        <w:rPr>
+          <w:b/>
+        </w:rPr>
+        <w:t xml:space="preserve">🧠 Clinical Rationale: </w:t>
+      </w:r>
+      <w:r>
+        <w:t>PRADHAN MANTRI MATRU VANDANA YOJANA (PMMVY) gives a CASH BENEFIT (₹5,000 in three instalments) to pregnant and lactating women for their FIRST LIVE BIRTH — primarily to support ENHANCED NUTRITIONAL NEEDS during pregnancy and lactation and compensate for wage loss, conditional on ANC registration, vaccination and institutional delivery. It does NOT cover private-hospital childbirth costs or full maternity-leave income replacement.</w:t>
+      </w:r>
+    </w:p>
+    <w:p>
+      <w:pPr>
+        <w:spacing w:after="20" w:before="0"/>
+      </w:pPr>
+      <w:r>
+        <w:rPr>
+          <w:b/>
+        </w:rPr>
+        <w:t xml:space="preserve">🔍 Key Clues: </w:t>
+      </w:r>
+      <w:r>
+        <w:t>PMMVY = cash instalments for nutrition/wage loss of pregnant &amp; lactating women.</w:t>
+      </w:r>
+    </w:p>
+    <w:p>
+      <w:pPr>
+        <w:spacing w:after="20" w:before="0"/>
+      </w:pPr>
+      <w:r>
+        <w:rPr>
+          <w:b/>
+        </w:rPr>
+        <w:t xml:space="preserve">🚨 Priority Principle: </w:t>
+      </w:r>
+      <w:r>
+        <w:t>Recall the core fact precisely, then apply it to the clinical context.</w:t>
+      </w:r>
+    </w:p>
+    <w:p>
+      <w:pPr>
+        <w:spacing w:after="20" w:before="0"/>
+      </w:pPr>
+      <w:r>
+        <w:rPr>
+          <w:b/>
+        </w:rPr>
+        <w:t xml:space="preserve">❌ Why Not Other Options: </w:t>
+      </w:r>
+      <w:r>
+        <w:t>b — It does not pay private-hospital costs. | c — It is not income replacement for full maternity leave. | d — It is not for male partners.</w:t>
+      </w:r>
+    </w:p>
+    <w:p>
+      <w:pPr>
+        <w:spacing w:after="20" w:before="0"/>
+      </w:pPr>
+      <w:r>
+        <w:rPr>
+          <w:b/>
+          <w:color w:val="B45F06"/>
+        </w:rPr>
+        <w:t xml:space="preserve">⚠️ Exam Trap: </w:t>
+      </w:r>
+      <w:r>
+        <w:t>PMMVY eligibility: first live birth, mother ≥ 19 years, with MCP card and institutional delivery.</w:t>
+      </w:r>
+    </w:p>
+    <w:p>
+      <w:pPr>
+        <w:spacing w:after="20" w:before="0"/>
+      </w:pPr>
+      <w:r>
+        <w:rPr>
+          <w:b/>
+        </w:rPr>
+        <w:t xml:space="preserve">🩺 Clinical Thinking: </w:t>
+      </w:r>
+      <w:r>
+        <w:t>Recall (the key fact) → Connect (related high-yield facts) → Apply (exam context).</w:t>
+      </w:r>
+    </w:p>
+    <w:p>
+      <w:pPr>
+        <w:spacing w:after="20" w:before="0"/>
+      </w:pPr>
+      <w:r>
+        <w:rPr>
+          <w:b/>
+          <w:color w:val="1F3A5F"/>
+        </w:rPr>
+        <w:t xml:space="preserve">💎 PNC Pearl: </w:t>
+      </w:r>
+      <w:r>
+        <w:t>PMMVY: nutrition support for first-time mothers.</w:t>
+      </w:r>
+    </w:p>
+    <w:p>
+      <w:pPr>
+        <w:spacing w:after="0" w:before="0"/>
+      </w:pPr>
+      <w:r>
+        <w:rPr>
+          <w:b/>
+          <w:i w:val="0"/>
+          <w:sz w:val="21"/>
+        </w:rPr>
+        <w:t>Positive Marks: 1    Negative Marks: 0.25</w:t>
+      </w:r>
+    </w:p>
+    <w:p>
+      <w:pPr>
+        <w:spacing w:before="280" w:after="40"/>
+      </w:pPr>
+      <w:r>
+        <w:rPr>
+          <w:b/>
+        </w:rPr>
+        <w:t xml:space="preserve">Question: </w:t>
+      </w:r>
+      <w:r>
+        <w:t>Globally, the single largest cause of mortality from non-communicable diseases is attributed to: (CHN)</w:t>
+      </w:r>
+    </w:p>
+    <w:p>
+      <w:pPr>
+        <w:spacing w:after="20" w:before="0"/>
+      </w:pPr>
+      <w:r>
+        <w:rPr>
+          <w:b w:val="0"/>
+          <w:i w:val="0"/>
+          <w:sz w:val="21"/>
+        </w:rPr>
+        <w:t>(a)  Cancer</w:t>
+      </w:r>
+    </w:p>
+    <w:p>
+      <w:pPr>
+        <w:spacing w:after="20" w:before="0"/>
+      </w:pPr>
+      <w:r>
+        <w:rPr>
+          <w:b w:val="0"/>
+          <w:i w:val="0"/>
+          <w:sz w:val="21"/>
+        </w:rPr>
+        <w:t>(b)  Diabetes</w:t>
+      </w:r>
+    </w:p>
+    <w:p>
+      <w:pPr>
+        <w:spacing w:after="20" w:before="0"/>
+      </w:pPr>
+      <w:r>
+        <w:rPr>
+          <w:b w:val="0"/>
+          <w:i w:val="0"/>
+          <w:sz w:val="21"/>
+        </w:rPr>
+        <w:t>(c)  Cardiovascular disease</w:t>
+      </w:r>
+    </w:p>
+    <w:p>
+      <w:pPr>
+        <w:spacing w:after="20" w:before="0"/>
+      </w:pPr>
+      <w:r>
+        <w:rPr>
+          <w:b w:val="0"/>
+          <w:i w:val="0"/>
+          <w:sz w:val="21"/>
+        </w:rPr>
+        <w:t>(d)  Chronic respiratory infections</w:t>
+      </w:r>
+    </w:p>
+    <w:p>
+      <w:pPr>
+        <w:spacing w:after="80" w:before="0"/>
+      </w:pPr>
+      <w:r>
+        <w:rPr>
+          <w:b/>
+          <w:i w:val="0"/>
+          <w:sz w:val="22"/>
+        </w:rPr>
+        <w:t>Answer: c</w:t>
+      </w:r>
+    </w:p>
+    <w:p>
+      <w:pPr>
+        <w:spacing w:after="20"/>
+      </w:pPr>
+      <w:r>
+        <w:rPr>
+          <w:b/>
+        </w:rPr>
+        <w:t xml:space="preserve">Solution: </w:t>
+      </w:r>
+      <w:r>
+        <w:rPr>
+          <w:b/>
+          <w:color w:val="1E7B1E"/>
+        </w:rPr>
+        <w:t xml:space="preserve">✅ Correct Answer: </w:t>
+      </w:r>
+      <w:r>
+        <w:rPr>
+          <w:b/>
+          <w:color w:val="1E7B1E"/>
+        </w:rPr>
+        <w:t>c</w:t>
+      </w:r>
+    </w:p>
+    <w:p>
+      <w:pPr>
+        <w:spacing w:after="20" w:before="0"/>
+      </w:pPr>
+      <w:r>
+        <w:rPr>
+          <w:b/>
+        </w:rPr>
+        <w:t xml:space="preserve">🧠 Clinical Rationale: </w:t>
+      </w:r>
+      <w:r>
+        <w:t>CARDIOVASCULAR DISEASE (ischaemic heart disease and stroke) is the SINGLE LARGEST CAUSE of mortality from NON-COMMUNICABLE DISEASES globally — it accounts for nearly half of all NCD deaths, far ahead of cancer, diabetes and chronic respiratory disease.</w:t>
+      </w:r>
+    </w:p>
+    <w:p>
+      <w:pPr>
+        <w:spacing w:after="20" w:before="0"/>
+      </w:pPr>
+      <w:r>
+        <w:rPr>
+          <w:b/>
+        </w:rPr>
+        <w:t xml:space="preserve">🔍 Key Clues: </w:t>
+      </w:r>
+      <w:r>
+        <w:t>NCD mortality #1 = cardiovascular disease.</w:t>
+      </w:r>
+    </w:p>
+    <w:p>
+      <w:pPr>
+        <w:spacing w:after="20" w:before="0"/>
+      </w:pPr>
+      <w:r>
+        <w:rPr>
+          <w:b/>
+        </w:rPr>
+        <w:t xml:space="preserve">🚨 Priority Principle: </w:t>
+      </w:r>
+      <w:r>
+        <w:t>Recall the core fact precisely, then apply it to the clinical context.</w:t>
+      </w:r>
+    </w:p>
+    <w:p>
+      <w:pPr>
+        <w:spacing w:after="20" w:before="0"/>
+      </w:pPr>
+      <w:r>
+        <w:rPr>
+          <w:b/>
+        </w:rPr>
+        <w:t xml:space="preserve">❌ Why Not Other Options: </w:t>
+      </w:r>
+      <w:r>
+        <w:t>a — Cancer is #2 among NCD deaths. | b — Diabetes is lower in the NCD mortality rank. | d — Chronic respiratory disease ranks after CVD/cancer.</w:t>
+      </w:r>
+    </w:p>
+    <w:p>
+      <w:pPr>
+        <w:spacing w:after="20" w:before="0"/>
+      </w:pPr>
+      <w:r>
+        <w:rPr>
+          <w:b/>
+          <w:color w:val="B45F06"/>
+        </w:rPr>
+        <w:t xml:space="preserve">⚠️ Exam Trap: </w:t>
+      </w:r>
+      <w:r>
+        <w:t>CVD risk factors: tobacco, hypertension, diabetes, dyslipidemia, obesity — all modifiable.</w:t>
+      </w:r>
+    </w:p>
+    <w:p>
+      <w:pPr>
+        <w:spacing w:after="20" w:before="0"/>
+      </w:pPr>
+      <w:r>
+        <w:rPr>
+          <w:b/>
+        </w:rPr>
+        <w:t xml:space="preserve">🩺 Clinical Thinking: </w:t>
+      </w:r>
+      <w:r>
+        <w:t>Recall (the key fact) → Connect (related high-yield facts) → Apply (exam context).</w:t>
+      </w:r>
+    </w:p>
+    <w:p>
+      <w:pPr>
+        <w:spacing w:after="20" w:before="0"/>
+      </w:pPr>
+      <w:r>
+        <w:rPr>
+          <w:b/>
+          <w:color w:val="1F3A5F"/>
+        </w:rPr>
+        <w:t xml:space="preserve">💎 PNC Pearl: </w:t>
+      </w:r>
+      <w:r>
+        <w:t>NCD killer #1: cardiovascular disease.</w:t>
+      </w:r>
+    </w:p>
+    <w:p>
+      <w:pPr>
+        <w:spacing w:after="0" w:before="0"/>
+      </w:pPr>
+      <w:r>
+        <w:rPr>
+          <w:b/>
+          <w:i w:val="0"/>
+          <w:sz w:val="21"/>
+        </w:rPr>
+        <w:t>Positive Marks: 1    Negative Marks: 0.25</w:t>
+      </w:r>
+    </w:p>
+    <w:p>
+      <w:pPr>
+        <w:spacing w:before="280" w:after="40"/>
+      </w:pPr>
+      <w:r>
+        <w:rPr>
+          <w:b/>
+        </w:rPr>
+        <w:t xml:space="preserve">Question: </w:t>
+      </w:r>
+      <w:r>
+        <w:t>A community health worker demonstrates a home-based pregnancy kit to a group of women. Which of the following is the commonly used home-based urine pregnancy kit? (CHN)</w:t>
+      </w:r>
+    </w:p>
+    <w:p>
+      <w:pPr>
+        <w:spacing w:after="20" w:before="0"/>
+      </w:pPr>
+      <w:r>
+        <w:rPr>
+          <w:b w:val="0"/>
+          <w:i w:val="0"/>
+          <w:sz w:val="21"/>
+        </w:rPr>
+        <w:t>(a)  NIKSHAY</w:t>
+      </w:r>
+    </w:p>
+    <w:p>
+      <w:pPr>
+        <w:spacing w:after="20" w:before="0"/>
+      </w:pPr>
+      <w:r>
+        <w:rPr>
+          <w:b w:val="0"/>
+          <w:i w:val="0"/>
+          <w:sz w:val="21"/>
+        </w:rPr>
+        <w:t>(b)  NISCHAY</w:t>
+      </w:r>
+    </w:p>
+    <w:p>
+      <w:pPr>
+        <w:spacing w:after="20" w:before="0"/>
+      </w:pPr>
+      <w:r>
+        <w:rPr>
+          <w:b w:val="0"/>
+          <w:i w:val="0"/>
+          <w:sz w:val="21"/>
+        </w:rPr>
+        <w:t>(c)  NIKUSTH</w:t>
+      </w:r>
+    </w:p>
+    <w:p>
+      <w:pPr>
+        <w:spacing w:after="20" w:before="0"/>
+      </w:pPr>
+      <w:r>
+        <w:rPr>
+          <w:b w:val="0"/>
+          <w:i w:val="0"/>
+          <w:sz w:val="21"/>
+        </w:rPr>
+        <w:t>(d)  SAHELI</w:t>
+      </w:r>
+    </w:p>
+    <w:p>
+      <w:pPr>
+        <w:spacing w:after="80" w:before="0"/>
+      </w:pPr>
+      <w:r>
+        <w:rPr>
+          <w:b/>
+          <w:i w:val="0"/>
+          <w:sz w:val="22"/>
+        </w:rPr>
+        <w:t>Answer: b</w:t>
+      </w:r>
+    </w:p>
+    <w:p>
+      <w:pPr>
+        <w:spacing w:after="20"/>
+      </w:pPr>
+      <w:r>
+        <w:rPr>
+          <w:b/>
+        </w:rPr>
+        <w:t xml:space="preserve">Solution: </w:t>
+      </w:r>
+      <w:r>
+        <w:rPr>
+          <w:b/>
+          <w:color w:val="1E7B1E"/>
+        </w:rPr>
+        <w:t xml:space="preserve">✅ Correct Answer: </w:t>
+      </w:r>
+      <w:r>
+        <w:rPr>
+          <w:b/>
+          <w:color w:val="1E7B1E"/>
+        </w:rPr>
+        <w:t>b</w:t>
+      </w:r>
+    </w:p>
+    <w:p>
+      <w:pPr>
+        <w:spacing w:after="20" w:before="0"/>
+      </w:pPr>
+      <w:r>
+        <w:rPr>
+          <w:b/>
+        </w:rPr>
+        <w:t xml:space="preserve">🧠 Clinical Rationale: </w:t>
+      </w:r>
+      <w:r>
+        <w:t>NISCHAY is the home-based URINE PREGNANCY TEST KIT distributed in India's public health system for early detection of pregnancy by women/ASHA workers. NIKSHAY is the TB notification platform; SAHELI is a contraceptive counselling aid/peer program; NIKUSTH is not a pregnancy kit.</w:t>
+      </w:r>
+    </w:p>
+    <w:p>
+      <w:pPr>
+        <w:spacing w:after="20" w:before="0"/>
+      </w:pPr>
+      <w:r>
+        <w:rPr>
+          <w:b/>
+        </w:rPr>
+        <w:t xml:space="preserve">🔍 Key Clues: </w:t>
+      </w:r>
+      <w:r>
+        <w:t>Home pregnancy kit = NISCHAY.</w:t>
+      </w:r>
+    </w:p>
+    <w:p>
+      <w:pPr>
+        <w:spacing w:after="20" w:before="0"/>
+      </w:pPr>
+      <w:r>
+        <w:rPr>
+          <w:b/>
+        </w:rPr>
+        <w:t xml:space="preserve">🚨 Priority Principle: </w:t>
+      </w:r>
+      <w:r>
+        <w:t>Mother-and-baby safety first — prevent complications before they occur and act promptly when they do.</w:t>
+      </w:r>
+    </w:p>
+    <w:p>
+      <w:pPr>
+        <w:spacing w:after="20" w:before="0"/>
+      </w:pPr>
+      <w:r>
+        <w:rPr>
+          <w:b/>
+        </w:rPr>
+        <w:t xml:space="preserve">❌ Why Not Other Options: </w:t>
+      </w:r>
+      <w:r>
+        <w:t>a — Nikshay = TB program portal. | c — Nikusth is not a pregnancy kit. | d — Saheli is a contraceptive/menstrual hygiene program.</w:t>
+      </w:r>
+    </w:p>
+    <w:p>
+      <w:pPr>
+        <w:spacing w:after="20" w:before="0"/>
+      </w:pPr>
+      <w:r>
+        <w:rPr>
+          <w:b/>
+          <w:color w:val="B45F06"/>
+        </w:rPr>
+        <w:t xml:space="preserve">⚠️ Exam Trap: </w:t>
+      </w:r>
+      <w:r>
+        <w:t>Early pregnancy detection enables early ANC registration — a key maternal-health strategy.</w:t>
+      </w:r>
+    </w:p>
+    <w:p>
+      <w:pPr>
+        <w:spacing w:after="20" w:before="0"/>
+      </w:pPr>
+      <w:r>
+        <w:rPr>
+          <w:b/>
+        </w:rPr>
+        <w:t xml:space="preserve">🩺 Clinical Thinking: </w:t>
+      </w:r>
+      <w:r>
+        <w:t>Recall (the key fact) → Connect (related high-yield facts) → Apply (exam context).</w:t>
+      </w:r>
+    </w:p>
+    <w:p>
+      <w:pPr>
+        <w:spacing w:after="20" w:before="0"/>
+      </w:pPr>
+      <w:r>
+        <w:rPr>
+          <w:b/>
+          <w:color w:val="1F3A5F"/>
+        </w:rPr>
+        <w:t xml:space="preserve">💎 PNC Pearl: </w:t>
+      </w:r>
+      <w:r>
+        <w:t>NISCHAY = home pregnancy test kit.</w:t>
+      </w:r>
+    </w:p>
+    <w:p>
+      <w:pPr>
+        <w:spacing w:after="0" w:before="0"/>
+      </w:pPr>
+      <w:r>
+        <w:rPr>
+          <w:b/>
+          <w:i w:val="0"/>
+          <w:sz w:val="21"/>
+        </w:rPr>
+        <w:t>Positive Marks: 1    Negative Marks: 0.25</w:t>
+      </w:r>
+    </w:p>
+    <w:p>
+      <w:pPr>
+        <w:spacing w:before="280" w:after="40"/>
+      </w:pPr>
+      <w:r>
+        <w:rPr>
+          <w:b/>
+        </w:rPr>
+        <w:t xml:space="preserve">Question: </w:t>
+      </w:r>
+      <w:r>
+        <w:t>What is a key difference between combined oral contraceptive pills (OCP) and progestin-only pills (POP)? (CHN)</w:t>
+      </w:r>
+    </w:p>
+    <w:p>
+      <w:pPr>
+        <w:spacing w:after="20" w:before="0"/>
+      </w:pPr>
+      <w:r>
+        <w:rPr>
+          <w:b w:val="0"/>
+          <w:i w:val="0"/>
+          <w:sz w:val="21"/>
+        </w:rPr>
+        <w:t>(a)  OCP contains only progestin; POP contains estrogen and progestin</w:t>
+      </w:r>
+    </w:p>
+    <w:p>
+      <w:pPr>
+        <w:spacing w:after="20" w:before="0"/>
+      </w:pPr>
+      <w:r>
+        <w:rPr>
+          <w:b w:val="0"/>
+          <w:i w:val="0"/>
+          <w:sz w:val="21"/>
+        </w:rPr>
+        <w:t>(b)  OCP is used for emergency; POP is for regular use</w:t>
+      </w:r>
+    </w:p>
+    <w:p>
+      <w:pPr>
+        <w:spacing w:after="20" w:before="0"/>
+      </w:pPr>
+      <w:r>
+        <w:rPr>
+          <w:b w:val="0"/>
+          <w:i w:val="0"/>
+          <w:sz w:val="21"/>
+        </w:rPr>
+        <w:t>(c)  OCP contains estrogen and progestin; POP contains only progestin</w:t>
+      </w:r>
+    </w:p>
+    <w:p>
+      <w:pPr>
+        <w:spacing w:after="20" w:before="0"/>
+      </w:pPr>
+      <w:r>
+        <w:rPr>
+          <w:b w:val="0"/>
+          <w:i w:val="0"/>
+          <w:sz w:val="21"/>
+        </w:rPr>
+        <w:t>(d)  POP is only for breastfeeding women; OCP is not</w:t>
+      </w:r>
+    </w:p>
+    <w:p>
+      <w:pPr>
+        <w:spacing w:after="80" w:before="0"/>
+      </w:pPr>
+      <w:r>
+        <w:rPr>
+          <w:b/>
+          <w:i w:val="0"/>
+          <w:sz w:val="22"/>
+        </w:rPr>
+        <w:t>Answer: c</w:t>
+      </w:r>
+    </w:p>
+    <w:p>
+      <w:pPr>
+        <w:spacing w:after="20"/>
+      </w:pPr>
+      <w:r>
+        <w:rPr>
+          <w:b/>
+        </w:rPr>
+        <w:t xml:space="preserve">Solution: </w:t>
+      </w:r>
+      <w:r>
+        <w:rPr>
+          <w:b/>
+          <w:color w:val="1E7B1E"/>
+        </w:rPr>
+        <w:t xml:space="preserve">✅ Correct Answer: </w:t>
+      </w:r>
+      <w:r>
+        <w:rPr>
+          <w:b/>
+          <w:color w:val="1E7B1E"/>
+        </w:rPr>
+        <w:t>c</w:t>
+      </w:r>
+    </w:p>
+    <w:p>
+      <w:pPr>
+        <w:spacing w:after="20" w:before="0"/>
+      </w:pPr>
+      <w:r>
+        <w:rPr>
+          <w:b/>
+        </w:rPr>
+        <w:t xml:space="preserve">🧠 Clinical Rationale: </w:t>
+      </w:r>
+      <w:r>
+        <w:t>COMBINED ORAL CONTRACEPTIVES (OCP) contain BOTH ESTROGEN AND PROGESTIN, while PROGESTIN-ONLY PILLS (POP/minipill) contain ONLY PROGESTIN. POPs are suitable for breastfeeding women and those who cannot take estrogen (e.g., smokers &gt; 35, migraine with aura); OCPs are the standard daily pill. Both are regular (not emergency) contraceptives.</w:t>
+      </w:r>
+    </w:p>
+    <w:p>
+      <w:pPr>
+        <w:spacing w:after="20" w:before="0"/>
+      </w:pPr>
+      <w:r>
+        <w:rPr>
+          <w:b/>
+        </w:rPr>
+        <w:t xml:space="preserve">🔍 Key Clues: </w:t>
+      </w:r>
+      <w:r>
+        <w:t>OCP = estrogen + progestin; POP = progestin only.</w:t>
+      </w:r>
+    </w:p>
+    <w:p>
+      <w:pPr>
+        <w:spacing w:after="20" w:before="0"/>
+      </w:pPr>
+      <w:r>
+        <w:rPr>
+          <w:b/>
+        </w:rPr>
+        <w:t xml:space="preserve">🚨 Priority Principle: </w:t>
+      </w:r>
+      <w:r>
+        <w:t>Recall the core fact precisely, then apply it to the clinical context.</w:t>
+      </w:r>
+    </w:p>
+    <w:p>
+      <w:pPr>
+        <w:spacing w:after="20" w:before="0"/>
+      </w:pPr>
+      <w:r>
+        <w:rPr>
+          <w:b/>
+        </w:rPr>
+        <w:t xml:space="preserve">❌ Why Not Other Options: </w:t>
+      </w:r>
+      <w:r>
+        <w:t>a — The hormones are reversed. | b — Both are regular-use methods. | d — POP suits breastfeeding women but the key difference is hormonal content.</w:t>
+      </w:r>
+    </w:p>
+    <w:p>
+      <w:pPr>
+        <w:spacing w:after="20" w:before="0"/>
+      </w:pPr>
+      <w:r>
+        <w:rPr>
+          <w:b/>
+          <w:color w:val="B45F06"/>
+        </w:rPr>
+        <w:t xml:space="preserve">⚠️ Exam Trap: </w:t>
+      </w:r>
+      <w:r>
+        <w:t>POP must be taken at the SAME TIME daily (±3 h window) — much stricter than OCP.</w:t>
+      </w:r>
+    </w:p>
+    <w:p>
+      <w:pPr>
+        <w:spacing w:after="20" w:before="0"/>
+      </w:pPr>
+      <w:r>
+        <w:rPr>
+          <w:b/>
+        </w:rPr>
+        <w:t xml:space="preserve">🩺 Clinical Thinking: </w:t>
+      </w:r>
+      <w:r>
+        <w:t>Recall (the key fact) → Connect (related high-yield facts) → Apply (exam context).</w:t>
+      </w:r>
+    </w:p>
+    <w:p>
+      <w:pPr>
+        <w:spacing w:after="20" w:before="0"/>
+      </w:pPr>
+      <w:r>
+        <w:rPr>
+          <w:b/>
+          <w:color w:val="1F3A5F"/>
+        </w:rPr>
+        <w:t xml:space="preserve">💎 PNC Pearl: </w:t>
+      </w:r>
+      <w:r>
+        <w:t>OCP = E+P; POP = P only.</w:t>
+      </w:r>
+    </w:p>
+    <w:p>
+      <w:pPr>
+        <w:spacing w:after="0" w:before="0"/>
+      </w:pPr>
+      <w:r>
+        <w:rPr>
+          <w:b/>
+          <w:i w:val="0"/>
+          <w:sz w:val="21"/>
+        </w:rPr>
+        <w:t>Positive Marks: 1    Negative Marks: 0.25</w:t>
+      </w:r>
+    </w:p>
+    <w:p>
+      <w:pPr>
+        <w:spacing w:before="280" w:after="40"/>
+      </w:pPr>
+      <w:r>
+        <w:rPr>
+          <w:b/>
+        </w:rPr>
+        <w:t xml:space="preserve">Question: </w:t>
+      </w:r>
+      <w:r>
+        <w:t>The first documented patient in a disease epidemic within a population is called: (CHN)</w:t>
+      </w:r>
+    </w:p>
+    <w:p>
+      <w:pPr>
+        <w:spacing w:after="20" w:before="0"/>
+      </w:pPr>
+      <w:r>
+        <w:rPr>
+          <w:b w:val="0"/>
+          <w:i w:val="0"/>
+          <w:sz w:val="21"/>
+        </w:rPr>
+        <w:t>(a)  Index case</w:t>
+      </w:r>
+    </w:p>
+    <w:p>
+      <w:pPr>
+        <w:spacing w:after="20" w:before="0"/>
+      </w:pPr>
+      <w:r>
+        <w:rPr>
+          <w:b w:val="0"/>
+          <w:i w:val="0"/>
+          <w:sz w:val="21"/>
+        </w:rPr>
+        <w:t>(b)  Primary case</w:t>
+      </w:r>
+    </w:p>
+    <w:p>
+      <w:pPr>
+        <w:spacing w:after="20" w:before="0"/>
+      </w:pPr>
+      <w:r>
+        <w:rPr>
+          <w:b w:val="0"/>
+          <w:i w:val="0"/>
+          <w:sz w:val="21"/>
+        </w:rPr>
+        <w:t>(c)  Secondary case</w:t>
+      </w:r>
+    </w:p>
+    <w:p>
+      <w:pPr>
+        <w:spacing w:after="20" w:before="0"/>
+      </w:pPr>
+      <w:r>
+        <w:rPr>
+          <w:b w:val="0"/>
+          <w:i w:val="0"/>
+          <w:sz w:val="21"/>
+        </w:rPr>
+        <w:t>(d)  Suspected case</w:t>
+      </w:r>
+    </w:p>
+    <w:p>
+      <w:pPr>
+        <w:spacing w:after="80" w:before="0"/>
+      </w:pPr>
+      <w:r>
+        <w:rPr>
+          <w:b/>
+          <w:i w:val="0"/>
+          <w:sz w:val="22"/>
+        </w:rPr>
+        <w:t>Answer: a</w:t>
+      </w:r>
+    </w:p>
+    <w:p>
+      <w:pPr>
+        <w:spacing w:after="20"/>
+      </w:pPr>
+      <w:r>
+        <w:rPr>
+          <w:b/>
+        </w:rPr>
+        <w:t xml:space="preserve">Solution: </w:t>
+      </w:r>
+      <w:r>
+        <w:rPr>
+          <w:b/>
+          <w:color w:val="1E7B1E"/>
+        </w:rPr>
+        <w:t xml:space="preserve">✅ Correct Answer: </w:t>
+      </w:r>
+      <w:r>
+        <w:rPr>
+          <w:b/>
+          <w:color w:val="1E7B1E"/>
+        </w:rPr>
+        <w:t>a</w:t>
+      </w:r>
+    </w:p>
+    <w:p>
+      <w:pPr>
+        <w:spacing w:after="20" w:before="0"/>
+      </w:pPr>
+      <w:r>
+        <w:rPr>
+          <w:b/>
+        </w:rPr>
+        <w:t xml:space="preserve">🧠 Clinical Rationale: </w:t>
+      </w:r>
+      <w:r>
+        <w:t>The INDEX CASE is the FIRST DOCUMENTED PATIENT in a disease epidemic/outbreak — the case that draws attention to the outbreak (sometimes called the primary case when it is the first infection in the chain). Secondary cases are those infected by the index case; a suspected case is one under investigation.</w:t>
+      </w:r>
+    </w:p>
+    <w:p>
+      <w:pPr>
+        <w:spacing w:after="20" w:before="0"/>
+      </w:pPr>
+      <w:r>
+        <w:rPr>
+          <w:b/>
+        </w:rPr>
+        <w:t xml:space="preserve">🔍 Key Clues: </w:t>
+      </w:r>
+      <w:r>
+        <w:t>First documented case that triggers outbreak recognition = index case.</w:t>
+      </w:r>
+    </w:p>
+    <w:p>
+      <w:pPr>
+        <w:spacing w:after="20" w:before="0"/>
+      </w:pPr>
+      <w:r>
+        <w:rPr>
+          <w:b/>
+        </w:rPr>
+        <w:t xml:space="preserve">🚨 Priority Principle: </w:t>
+      </w:r>
+      <w:r>
+        <w:t>Patient safety and the ABC (airway, breathing, circulation) priorities come before diagnosis, documentation and non-urgent tasks.</w:t>
+      </w:r>
+    </w:p>
+    <w:p>
+      <w:pPr>
+        <w:spacing w:after="20" w:before="0"/>
+      </w:pPr>
+      <w:r>
+        <w:rPr>
+          <w:b/>
+        </w:rPr>
+        <w:t xml:space="preserve">❌ Why Not Other Options: </w:t>
+      </w:r>
+      <w:r>
+        <w:t>b — Primary case = first case in the chain (often used interchangeably). | c — Secondary case = infected from the index case. | d — Suspected case = under investigation.</w:t>
+      </w:r>
+    </w:p>
+    <w:p>
+      <w:pPr>
+        <w:spacing w:after="20" w:before="0"/>
+      </w:pPr>
+      <w:r>
+        <w:rPr>
+          <w:b/>
+          <w:color w:val="B45F06"/>
+        </w:rPr>
+        <w:t xml:space="preserve">⚠️ Exam Trap: </w:t>
+      </w:r>
+      <w:r>
+        <w:t>In some definitions 'primary' is the first infected and 'index' is the first identified — the question's key is index case.</w:t>
+      </w:r>
+    </w:p>
+    <w:p>
+      <w:pPr>
+        <w:spacing w:after="20" w:before="0"/>
+      </w:pPr>
+      <w:r>
+        <w:rPr>
+          <w:b/>
+        </w:rPr>
+        <w:t xml:space="preserve">🩺 Clinical Thinking: </w:t>
+      </w:r>
+      <w:r>
+        <w:t>Identify (the problem) → Stabilize (ABC / patient safety) → Reassess (response) → Document (findings).</w:t>
+      </w:r>
+    </w:p>
+    <w:p>
+      <w:pPr>
+        <w:spacing w:after="20" w:before="0"/>
+      </w:pPr>
+      <w:r>
+        <w:rPr>
+          <w:b/>
+          <w:color w:val="1F3A5F"/>
+        </w:rPr>
+        <w:t xml:space="preserve">💎 PNC Pearl: </w:t>
+      </w:r>
+      <w:r>
+        <w:t>First documented epidemic patient = index case.</w:t>
+      </w:r>
+    </w:p>
+    <w:p>
+      <w:pPr>
+        <w:spacing w:after="0" w:before="0"/>
+      </w:pPr>
+      <w:r>
+        <w:rPr>
+          <w:b/>
+          <w:i w:val="0"/>
+          <w:sz w:val="21"/>
+        </w:rPr>
+        <w:t>Positive Marks: 1    Negative Marks: 0.25</w:t>
+      </w:r>
+    </w:p>
+    <w:p>
+      <w:pPr>
+        <w:spacing w:before="280" w:after="40"/>
+      </w:pPr>
+      <w:r>
+        <w:rPr>
+          <w:b/>
+        </w:rPr>
+        <w:t xml:space="preserve">Question: </w:t>
+      </w:r>
+      <w:r>
+        <w:t>What of the following is correct about the Insurance limit under Ayushman Bharat scheme? (CHN)</w:t>
+      </w:r>
+    </w:p>
+    <w:p>
+      <w:pPr>
+        <w:spacing w:after="20" w:before="0"/>
+      </w:pPr>
+      <w:r>
+        <w:rPr>
+          <w:b w:val="0"/>
+          <w:i w:val="0"/>
+          <w:sz w:val="21"/>
+        </w:rPr>
+        <w:t>(a)  Insurance up to 5 lakhs per annum per family</w:t>
+      </w:r>
+    </w:p>
+    <w:p>
+      <w:pPr>
+        <w:spacing w:after="20" w:before="0"/>
+      </w:pPr>
+      <w:r>
+        <w:rPr>
+          <w:b w:val="0"/>
+          <w:i w:val="0"/>
+          <w:sz w:val="21"/>
+        </w:rPr>
+        <w:t>(b)  Insurance up to 10 lakhs per annum per family</w:t>
+      </w:r>
+    </w:p>
+    <w:p>
+      <w:pPr>
+        <w:spacing w:after="20" w:before="0"/>
+      </w:pPr>
+      <w:r>
+        <w:rPr>
+          <w:b w:val="0"/>
+          <w:i w:val="0"/>
+          <w:sz w:val="21"/>
+        </w:rPr>
+        <w:t>(c)  Insurance up to 15 lakhs per annum per family</w:t>
+      </w:r>
+    </w:p>
+    <w:p>
+      <w:pPr>
+        <w:spacing w:after="20" w:before="0"/>
+      </w:pPr>
+      <w:r>
+        <w:rPr>
+          <w:b w:val="0"/>
+          <w:i w:val="0"/>
+          <w:sz w:val="21"/>
+        </w:rPr>
+        <w:t>(d)  Insurance up to 10 lakhs per annum per person</w:t>
+      </w:r>
+    </w:p>
+    <w:p>
+      <w:pPr>
+        <w:spacing w:after="80" w:before="0"/>
+      </w:pPr>
+      <w:r>
+        <w:rPr>
+          <w:b/>
+          <w:i w:val="0"/>
+          <w:sz w:val="22"/>
+        </w:rPr>
+        <w:t>Answer: a</w:t>
+      </w:r>
+    </w:p>
+    <w:p>
+      <w:pPr>
+        <w:spacing w:after="20"/>
+      </w:pPr>
+      <w:r>
+        <w:rPr>
+          <w:b/>
+        </w:rPr>
+        <w:t xml:space="preserve">Solution: </w:t>
+      </w:r>
+      <w:r>
+        <w:rPr>
+          <w:b/>
+          <w:color w:val="1E7B1E"/>
+        </w:rPr>
+        <w:t xml:space="preserve">✅ Correct Answer: </w:t>
+      </w:r>
+      <w:r>
+        <w:rPr>
+          <w:b/>
+          <w:color w:val="1E7B1E"/>
+        </w:rPr>
+        <w:t>a</w:t>
+      </w:r>
+    </w:p>
+    <w:p>
+      <w:pPr>
+        <w:spacing w:after="20" w:before="0"/>
+      </w:pPr>
+      <w:r>
+        <w:rPr>
+          <w:b/>
+        </w:rPr>
+        <w:t xml:space="preserve">🧠 Clinical Rationale: </w:t>
+      </w:r>
+      <w:r>
+        <w:t>Under AYUSHMAN BHARAT PM-JAY, eligible families receive health insurance cover of ₹5 LAKH PER ANNUM PER FAMILY for secondary and tertiary care hospitalisation (cashless, paperless). It is per FAMILY, not per person, and the amount is ₹5 lakh, not 10 or 15 lakh.</w:t>
+      </w:r>
+    </w:p>
+    <w:p>
+      <w:pPr>
+        <w:spacing w:after="20" w:before="0"/>
+      </w:pPr>
+      <w:r>
+        <w:rPr>
+          <w:b/>
+        </w:rPr>
+        <w:t xml:space="preserve">🔍 Key Clues: </w:t>
+      </w:r>
+      <w:r>
+        <w:t>PM-JAY cover = ₹5 lakh per family per year.</w:t>
+      </w:r>
+    </w:p>
+    <w:p>
+      <w:pPr>
+        <w:spacing w:after="20" w:before="0"/>
+      </w:pPr>
+      <w:r>
+        <w:rPr>
+          <w:b/>
+        </w:rPr>
+        <w:t xml:space="preserve">🚨 Priority Principle: </w:t>
+      </w:r>
+      <w:r>
+        <w:t>Recall the core fact precisely, then apply it to the clinical context.</w:t>
+      </w:r>
+    </w:p>
+    <w:p>
+      <w:pPr>
+        <w:spacing w:after="20" w:before="0"/>
+      </w:pPr>
+      <w:r>
+        <w:rPr>
+          <w:b/>
+        </w:rPr>
+        <w:t xml:space="preserve">❌ Why Not Other Options: </w:t>
+      </w:r>
+      <w:r>
+        <w:t>b — ₹10 lakh is incorrect. | c — ₹15 lakh is incorrect. | d — It is per family, not per person.</w:t>
+      </w:r>
+    </w:p>
+    <w:p>
+      <w:pPr>
+        <w:spacing w:after="20" w:before="0"/>
+      </w:pPr>
+      <w:r>
+        <w:rPr>
+          <w:b/>
+          <w:color w:val="B45F06"/>
+        </w:rPr>
+        <w:t xml:space="preserve">⚠️ Exam Trap: </w:t>
+      </w:r>
+      <w:r>
+        <w:t>10.74 crore families eligible under SECC 2011 data; portability allows cashless care anywhere in India.</w:t>
+      </w:r>
+    </w:p>
+    <w:p>
+      <w:pPr>
+        <w:spacing w:after="20" w:before="0"/>
+      </w:pPr>
+      <w:r>
+        <w:rPr>
+          <w:b/>
+        </w:rPr>
+        <w:t xml:space="preserve">🩺 Clinical Thinking: </w:t>
+      </w:r>
+      <w:r>
+        <w:t>Recall (the key fact) → Connect (related high-yield facts) → Apply (exam context).</w:t>
+      </w:r>
+    </w:p>
+    <w:p>
+      <w:pPr>
+        <w:spacing w:after="20" w:before="0"/>
+      </w:pPr>
+      <w:r>
+        <w:rPr>
+          <w:b/>
+          <w:color w:val="1F3A5F"/>
+        </w:rPr>
+        <w:t xml:space="preserve">💎 PNC Pearl: </w:t>
+      </w:r>
+      <w:r>
+        <w:t>PM-JAY: ₹5 lakh per family per year.</w:t>
+      </w:r>
+    </w:p>
+    <w:p>
+      <w:pPr>
+        <w:spacing w:after="0" w:before="0"/>
+      </w:pPr>
+      <w:r>
+        <w:rPr>
+          <w:b/>
+          <w:i w:val="0"/>
+          <w:sz w:val="21"/>
+        </w:rPr>
+        <w:t>Positive Marks: 1    Negative Marks: 0.25</w:t>
+      </w:r>
+    </w:p>
+    <w:p>
+      <w:pPr>
+        <w:spacing w:before="280" w:after="40"/>
+      </w:pPr>
+      <w:r>
+        <w:rPr>
+          <w:b/>
+        </w:rPr>
+        <w:t xml:space="preserve">Question: </w:t>
+      </w:r>
+      <w:r>
+        <w:t>Which of the following is not a true statement about the below given image? (CHN)</w:t>
       </w:r>
     </w:p>
     <w:p>
@@ -678,7 +3065,7 @@
           <w:color w:val="B45F06"/>
           <w:sz w:val="20"/>
         </w:rPr>
-        <w:t>[ IMAGE: N8-M64 — image in the Image Bank, to be inserted ]</w:t>
+        <w:t>[ IMAGE: N8-M118 — image in the Image Bank, to be inserted ]</w:t>
       </w:r>
     </w:p>
     <w:p>
@@ -691,7 +3078,7 @@
           <w:i w:val="0"/>
           <w:sz w:val="21"/>
         </w:rPr>
-        <w:t>(a)  Administering medications to premature infants</w:t>
+        <w:t>(a)  It is effective for 3 years</w:t>
       </w:r>
     </w:p>
     <w:p>
@@ -704,7 +3091,7 @@
           <w:i w:val="0"/>
           <w:sz w:val="21"/>
         </w:rPr>
-        <w:t>(b)  Feeding infants with cleft lip and/or palate</w:t>
+        <w:t>(b)  It can be used for women who can't tolerate contraceptives having estrogen</w:t>
       </w:r>
     </w:p>
     <w:p>
@@ -717,7 +3104,7 @@
           <w:i w:val="0"/>
           <w:sz w:val="21"/>
         </w:rPr>
-        <w:t>(c)  Providing supplemental oxygen to neonates</w:t>
+        <w:t>(c)  It is effective for the lactating women</w:t>
       </w:r>
     </w:p>
     <w:p>
@@ -730,7 +3117,7 @@
           <w:i w:val="0"/>
           <w:sz w:val="21"/>
         </w:rPr>
-        <w:t>(d)  Measuring gastric residual volumes in neonates</w:t>
+        <w:t>(d)  It is 90% effective</w:t>
       </w:r>
     </w:p>
     <w:p>
@@ -743,7 +3130,7 @@
           <w:i w:val="0"/>
           <w:sz w:val="22"/>
         </w:rPr>
-        <w:t>Answer: b</w:t>
+        <w:t>Answer: d</w:t>
       </w:r>
     </w:p>
     <w:p>
@@ -768,7 +3155,7 @@
           <w:b/>
           <w:color w:val="1E7B1E"/>
         </w:rPr>
-        <w:t>b</w:t>
+        <w:t>d</w:t>
       </w:r>
     </w:p>
     <w:p>
@@ -782,7 +3169,7 @@
         <w:t xml:space="preserve">🧠 Clinical Rationale: </w:t>
       </w:r>
       <w:r>
-        <w:t>The image shows a SPECIAL CLEFT-PALATE FEEDER (e.g., Haberman feeder) — a squeezable bottle with a one-way valve and a long, soft, specially designed nipple that delivers milk to the back of the mouth, allowing INFANTS WITH CLEFT LIP/PALATE to feed effectively without nasal regurgitation or excessive effort.</w:t>
+        <w:t>The image shows a CONTRACEPTIVE IMPLANT (e.g., Antara/implanon-type progestin-only implant). It is &gt;99% EFFECTIVE (NOT '90%') — making option d the FALSE statement. It is effective for ~3 YEARS, contains only progestin (safe for women who cannot take estrogen), and is suitable for LACTATING women.</w:t>
       </w:r>
     </w:p>
     <w:p>
@@ -796,7 +3183,7 @@
         <w:t xml:space="preserve">🔍 Key Clues: </w:t>
       </w:r>
       <w:r>
-        <w:t>Long soft nipple + squeeze bottle + valve = cleft lip/palate feeder.</w:t>
+        <w:t>Implant effectiveness &gt; 99% → '90%' is the false statement.</w:t>
       </w:r>
     </w:p>
     <w:p>
@@ -824,7 +3211,7 @@
         <w:t xml:space="preserve">❌ Why Not Other Options: </w:t>
       </w:r>
       <w:r>
-        <w:t>a — Medication administration is not the feeder's purpose. | c — Oxygen is delivered by cannula/hood, not a feeder. | d — Gastric residuals are measured by syringe aspiration.</w:t>
+        <w:t>a — 3-year effectiveness is TRUE. | b — Progestin-only → safe without estrogen is TRUE. | c — Safe in lactation is TRUE.</w:t>
       </w:r>
     </w:p>
     <w:p>
@@ -839,7 +3226,7 @@
         <w:t xml:space="preserve">⚠️ Exam Trap: </w:t>
       </w:r>
       <w:r>
-        <w:t>Cleft feeding: upright position, small frequent feeds, burp often — the special feeder helps control flow.</w:t>
+        <w:t>Implant (Nexplanon/Implanon) failure rate &lt; 0.1% — among the most effective LARC methods.</w:t>
       </w:r>
     </w:p>
     <w:p>
@@ -868,7 +3255,7 @@
         <w:t xml:space="preserve">💎 PNC Pearl: </w:t>
       </w:r>
       <w:r>
-        <w:t>Cleft palate feeder = Haberman-type nurser.</w:t>
+        <w:t>Implant = &gt;99% effective, 3 years.</w:t>
       </w:r>
     </w:p>
     <w:p>
@@ -895,7 +3282,1960 @@
         <w:t xml:space="preserve">Question: </w:t>
       </w:r>
       <w:r>
-        <w:t>A full-term newborn presents with the skin lesions shown in the image on day 2 of life. The lesions are erythematous macules and papules with central pustules, primarily on the trunk. The baby is otherwise active, feeding well and afebrile. What is the most likely diagnosis? (Pediatrics)</w:t>
+        <w:t>The bed capacity of a Non First referral unit; Community health center (CHC) is: (CHN)</w:t>
+      </w:r>
+    </w:p>
+    <w:p>
+      <w:pPr>
+        <w:spacing w:after="20" w:before="0"/>
+      </w:pPr>
+      <w:r>
+        <w:rPr>
+          <w:b w:val="0"/>
+          <w:i w:val="0"/>
+          <w:sz w:val="21"/>
+        </w:rPr>
+        <w:t>(a)  60</w:t>
+      </w:r>
+    </w:p>
+    <w:p>
+      <w:pPr>
+        <w:spacing w:after="20" w:before="0"/>
+      </w:pPr>
+      <w:r>
+        <w:rPr>
+          <w:b w:val="0"/>
+          <w:i w:val="0"/>
+          <w:sz w:val="21"/>
+        </w:rPr>
+        <w:t>(b)  50</w:t>
+      </w:r>
+    </w:p>
+    <w:p>
+      <w:pPr>
+        <w:spacing w:after="20" w:before="0"/>
+      </w:pPr>
+      <w:r>
+        <w:rPr>
+          <w:b w:val="0"/>
+          <w:i w:val="0"/>
+          <w:sz w:val="21"/>
+        </w:rPr>
+        <w:t>(c)  30</w:t>
+      </w:r>
+    </w:p>
+    <w:p>
+      <w:pPr>
+        <w:spacing w:after="20" w:before="0"/>
+      </w:pPr>
+      <w:r>
+        <w:rPr>
+          <w:b w:val="0"/>
+          <w:i w:val="0"/>
+          <w:sz w:val="21"/>
+        </w:rPr>
+        <w:t>(d)  15</w:t>
+      </w:r>
+    </w:p>
+    <w:p>
+      <w:pPr>
+        <w:spacing w:after="80" w:before="0"/>
+      </w:pPr>
+      <w:r>
+        <w:rPr>
+          <w:b/>
+          <w:i w:val="0"/>
+          <w:sz w:val="22"/>
+        </w:rPr>
+        <w:t>Answer: c</w:t>
+      </w:r>
+    </w:p>
+    <w:p>
+      <w:pPr>
+        <w:spacing w:after="20"/>
+      </w:pPr>
+      <w:r>
+        <w:rPr>
+          <w:b/>
+        </w:rPr>
+        <w:t xml:space="preserve">Solution: </w:t>
+      </w:r>
+      <w:r>
+        <w:rPr>
+          <w:b/>
+          <w:color w:val="1E7B1E"/>
+        </w:rPr>
+        <w:t xml:space="preserve">✅ Correct Answer: </w:t>
+      </w:r>
+      <w:r>
+        <w:rPr>
+          <w:b/>
+          <w:color w:val="1E7B1E"/>
+        </w:rPr>
+        <w:t>c</w:t>
+      </w:r>
+    </w:p>
+    <w:p>
+      <w:pPr>
+        <w:spacing w:after="20" w:before="0"/>
+      </w:pPr>
+      <w:r>
+        <w:rPr>
+          <w:b/>
+        </w:rPr>
+        <w:t xml:space="preserve">🧠 Clinical Rationale: </w:t>
+      </w:r>
+      <w:r>
+        <w:t>A COMMUNITY HEALTH CENTRE (CHC) — the first referral unit (FRU) at the block level — has a bed capacity of 30 BEDS (with 4 specialists: medicine, surgery, OBG, pediatrics). PHCs have 4-6 beds; district hospitals have 100-500 beds. CHC = 30 beds.</w:t>
+      </w:r>
+    </w:p>
+    <w:p>
+      <w:pPr>
+        <w:spacing w:after="20" w:before="0"/>
+      </w:pPr>
+      <w:r>
+        <w:rPr>
+          <w:b/>
+        </w:rPr>
+        <w:t xml:space="preserve">🔍 Key Clues: </w:t>
+      </w:r>
+      <w:r>
+        <w:t>CHC (FRU) = 30 beds; PHC = 4-6; SDH/DH = larger.</w:t>
+      </w:r>
+    </w:p>
+    <w:p>
+      <w:pPr>
+        <w:spacing w:after="20" w:before="0"/>
+      </w:pPr>
+      <w:r>
+        <w:rPr>
+          <w:b/>
+        </w:rPr>
+        <w:t xml:space="preserve">🚨 Priority Principle: </w:t>
+      </w:r>
+      <w:r>
+        <w:t>Patient safety and the ABC (airway, breathing, circulation) priorities come before diagnosis, documentation and non-urgent tasks.</w:t>
+      </w:r>
+    </w:p>
+    <w:p>
+      <w:pPr>
+        <w:spacing w:after="20" w:before="0"/>
+      </w:pPr>
+      <w:r>
+        <w:rPr>
+          <w:b/>
+        </w:rPr>
+        <w:t xml:space="preserve">❌ Why Not Other Options: </w:t>
+      </w:r>
+      <w:r>
+        <w:t>a — 60 is too high for a CHC. | b — 50 is not the CHC standard. | d — 15 is not the CHC capacity.</w:t>
+      </w:r>
+    </w:p>
+    <w:p>
+      <w:pPr>
+        <w:spacing w:after="20" w:before="0"/>
+      </w:pPr>
+      <w:r>
+        <w:rPr>
+          <w:b/>
+          <w:color w:val="B45F06"/>
+        </w:rPr>
+        <w:t xml:space="preserve">⚠️ Exam Trap: </w:t>
+      </w:r>
+      <w:r>
+        <w:t>Indian public health pyramid: Sub-centre → PHC (4-6) → CHC (30) → SDH (30-100) → DH (100-500).</w:t>
+      </w:r>
+    </w:p>
+    <w:p>
+      <w:pPr>
+        <w:spacing w:after="20" w:before="0"/>
+      </w:pPr>
+      <w:r>
+        <w:rPr>
+          <w:b/>
+        </w:rPr>
+        <w:t xml:space="preserve">🩺 Clinical Thinking: </w:t>
+      </w:r>
+      <w:r>
+        <w:t>Identify (the problem) → Stabilize (ABC / patient safety) → Reassess (response) → Document (findings).</w:t>
+      </w:r>
+    </w:p>
+    <w:p>
+      <w:pPr>
+        <w:spacing w:after="20" w:before="0"/>
+      </w:pPr>
+      <w:r>
+        <w:rPr>
+          <w:b/>
+          <w:color w:val="1F3A5F"/>
+        </w:rPr>
+        <w:t xml:space="preserve">💎 PNC Pearl: </w:t>
+      </w:r>
+      <w:r>
+        <w:t>CHC = 30 beds.</w:t>
+      </w:r>
+    </w:p>
+    <w:p>
+      <w:pPr>
+        <w:spacing w:after="0" w:before="0"/>
+      </w:pPr>
+      <w:r>
+        <w:rPr>
+          <w:b/>
+          <w:i w:val="0"/>
+          <w:sz w:val="21"/>
+        </w:rPr>
+        <w:t>Positive Marks: 1    Negative Marks: 0.25</w:t>
+      </w:r>
+    </w:p>
+    <w:p>
+      <w:pPr>
+        <w:spacing w:before="280" w:after="40"/>
+      </w:pPr>
+      <w:r>
+        <w:rPr>
+          <w:b/>
+        </w:rPr>
+        <w:t xml:space="preserve">Question: </w:t>
+      </w:r>
+      <w:r>
+        <w:t>All of the following are the four pillars of National TB elimination program, except: (CHN)</w:t>
+      </w:r>
+    </w:p>
+    <w:p>
+      <w:pPr>
+        <w:spacing w:after="20" w:before="0"/>
+      </w:pPr>
+      <w:r>
+        <w:rPr>
+          <w:b w:val="0"/>
+          <w:i w:val="0"/>
+          <w:sz w:val="21"/>
+        </w:rPr>
+        <w:t>(a)  Detect</w:t>
+      </w:r>
+    </w:p>
+    <w:p>
+      <w:pPr>
+        <w:spacing w:after="20" w:before="0"/>
+      </w:pPr>
+      <w:r>
+        <w:rPr>
+          <w:b w:val="0"/>
+          <w:i w:val="0"/>
+          <w:sz w:val="21"/>
+        </w:rPr>
+        <w:t>(b)  Treat</w:t>
+      </w:r>
+    </w:p>
+    <w:p>
+      <w:pPr>
+        <w:spacing w:after="20" w:before="0"/>
+      </w:pPr>
+      <w:r>
+        <w:rPr>
+          <w:b w:val="0"/>
+          <w:i w:val="0"/>
+          <w:sz w:val="21"/>
+        </w:rPr>
+        <w:t>(c)  Recreate</w:t>
+      </w:r>
+    </w:p>
+    <w:p>
+      <w:pPr>
+        <w:spacing w:after="20" w:before="0"/>
+      </w:pPr>
+      <w:r>
+        <w:rPr>
+          <w:b w:val="0"/>
+          <w:i w:val="0"/>
+          <w:sz w:val="21"/>
+        </w:rPr>
+        <w:t>(d)  Prevent</w:t>
+      </w:r>
+    </w:p>
+    <w:p>
+      <w:pPr>
+        <w:spacing w:after="80" w:before="0"/>
+      </w:pPr>
+      <w:r>
+        <w:rPr>
+          <w:b/>
+          <w:i w:val="0"/>
+          <w:sz w:val="22"/>
+        </w:rPr>
+        <w:t>Answer: c</w:t>
+      </w:r>
+    </w:p>
+    <w:p>
+      <w:pPr>
+        <w:spacing w:after="20"/>
+      </w:pPr>
+      <w:r>
+        <w:rPr>
+          <w:b/>
+        </w:rPr>
+        <w:t xml:space="preserve">Solution: </w:t>
+      </w:r>
+      <w:r>
+        <w:rPr>
+          <w:b/>
+          <w:color w:val="1E7B1E"/>
+        </w:rPr>
+        <w:t xml:space="preserve">✅ Correct Answer: </w:t>
+      </w:r>
+      <w:r>
+        <w:rPr>
+          <w:b/>
+          <w:color w:val="1E7B1E"/>
+        </w:rPr>
+        <w:t>c</w:t>
+      </w:r>
+    </w:p>
+    <w:p>
+      <w:pPr>
+        <w:spacing w:after="20" w:before="0"/>
+      </w:pPr>
+      <w:r>
+        <w:rPr>
+          <w:b/>
+        </w:rPr>
+        <w:t xml:space="preserve">🧠 Clinical Rationale: </w:t>
+      </w:r>
+      <w:r>
+        <w:t>The four pillars of the NATIONAL TB ELIMINATION PROGRAM (NTEP) are: DETECT, TREAT, PREVENT and BUILD. 'RECREATE' is not a pillar — it is a distractor. The strategic framework targets TB elimination in India by 2025.</w:t>
+      </w:r>
+    </w:p>
+    <w:p>
+      <w:pPr>
+        <w:spacing w:after="20" w:before="0"/>
+      </w:pPr>
+      <w:r>
+        <w:rPr>
+          <w:b/>
+        </w:rPr>
+        <w:t xml:space="preserve">🔍 Key Clues: </w:t>
+      </w:r>
+      <w:r>
+        <w:t>NTEP pillars: Detect, Treat, Prevent, Build — not Recreate.</w:t>
+      </w:r>
+    </w:p>
+    <w:p>
+      <w:pPr>
+        <w:spacing w:after="20" w:before="0"/>
+      </w:pPr>
+      <w:r>
+        <w:rPr>
+          <w:b/>
+        </w:rPr>
+        <w:t xml:space="preserve">🚨 Priority Principle: </w:t>
+      </w:r>
+      <w:r>
+        <w:t>Recall the core fact precisely, then apply it to the clinical context.</w:t>
+      </w:r>
+    </w:p>
+    <w:p>
+      <w:pPr>
+        <w:spacing w:after="20" w:before="0"/>
+      </w:pPr>
+      <w:r>
+        <w:rPr>
+          <w:b/>
+        </w:rPr>
+        <w:t xml:space="preserve">❌ Why Not Other Options: </w:t>
+      </w:r>
+      <w:r>
+        <w:t>a — Detect IS a pillar. | b — Treat IS a pillar. | d — Prevent IS a pillar.</w:t>
+      </w:r>
+    </w:p>
+    <w:p>
+      <w:pPr>
+        <w:spacing w:after="20" w:before="0"/>
+      </w:pPr>
+      <w:r>
+        <w:rPr>
+          <w:b/>
+          <w:color w:val="B45F06"/>
+        </w:rPr>
+        <w:t xml:space="preserve">⚠️ Exam Trap: </w:t>
+      </w:r>
+      <w:r>
+        <w:t>Also remember Nikshay ecosystem and the 100-day TB campaign under the elimination strategy.</w:t>
+      </w:r>
+    </w:p>
+    <w:p>
+      <w:pPr>
+        <w:spacing w:after="20" w:before="0"/>
+      </w:pPr>
+      <w:r>
+        <w:rPr>
+          <w:b/>
+        </w:rPr>
+        <w:t xml:space="preserve">🩺 Clinical Thinking: </w:t>
+      </w:r>
+      <w:r>
+        <w:t>Recall (the key fact) → Connect (related high-yield facts) → Apply (exam context).</w:t>
+      </w:r>
+    </w:p>
+    <w:p>
+      <w:pPr>
+        <w:spacing w:after="20" w:before="0"/>
+      </w:pPr>
+      <w:r>
+        <w:rPr>
+          <w:b/>
+          <w:color w:val="1F3A5F"/>
+        </w:rPr>
+        <w:t xml:space="preserve">💎 PNC Pearl: </w:t>
+      </w:r>
+      <w:r>
+        <w:t>NTEP pillars: Detect, Treat, Prevent, Build.</w:t>
+      </w:r>
+    </w:p>
+    <w:p>
+      <w:pPr>
+        <w:spacing w:after="0" w:before="0"/>
+      </w:pPr>
+      <w:r>
+        <w:rPr>
+          <w:b/>
+          <w:i w:val="0"/>
+          <w:sz w:val="21"/>
+        </w:rPr>
+        <w:t>Positive Marks: 1    Negative Marks: 0.25</w:t>
+      </w:r>
+    </w:p>
+    <w:p>
+      <w:pPr>
+        <w:spacing w:before="280" w:after="40"/>
+      </w:pPr>
+      <w:r>
+        <w:rPr>
+          <w:b/>
+        </w:rPr>
+        <w:t xml:space="preserve">Question: </w:t>
+      </w:r>
+      <w:r>
+        <w:t>A contact with the environmental factors affecting a person's health is known as: (CHN)</w:t>
+      </w:r>
+    </w:p>
+    <w:p>
+      <w:pPr>
+        <w:spacing w:after="20" w:before="0"/>
+      </w:pPr>
+      <w:r>
+        <w:rPr>
+          <w:b w:val="0"/>
+          <w:i w:val="0"/>
+          <w:sz w:val="21"/>
+        </w:rPr>
+        <w:t>(a)  Exposure</w:t>
+      </w:r>
+    </w:p>
+    <w:p>
+      <w:pPr>
+        <w:spacing w:after="20" w:before="0"/>
+      </w:pPr>
+      <w:r>
+        <w:rPr>
+          <w:b w:val="0"/>
+          <w:i w:val="0"/>
+          <w:sz w:val="21"/>
+        </w:rPr>
+        <w:t>(b)  Susceptibility</w:t>
+      </w:r>
+    </w:p>
+    <w:p>
+      <w:pPr>
+        <w:spacing w:after="20" w:before="0"/>
+      </w:pPr>
+      <w:r>
+        <w:rPr>
+          <w:b w:val="0"/>
+          <w:i w:val="0"/>
+          <w:sz w:val="21"/>
+        </w:rPr>
+        <w:t>(c)  Invasion</w:t>
+      </w:r>
+    </w:p>
+    <w:p>
+      <w:pPr>
+        <w:spacing w:after="20" w:before="0"/>
+      </w:pPr>
+      <w:r>
+        <w:rPr>
+          <w:b w:val="0"/>
+          <w:i w:val="0"/>
+          <w:sz w:val="21"/>
+        </w:rPr>
+        <w:t>(d)  Colonization</w:t>
+      </w:r>
+    </w:p>
+    <w:p>
+      <w:pPr>
+        <w:spacing w:after="80" w:before="0"/>
+      </w:pPr>
+      <w:r>
+        <w:rPr>
+          <w:b/>
+          <w:i w:val="0"/>
+          <w:sz w:val="22"/>
+        </w:rPr>
+        <w:t>Answer: a</w:t>
+      </w:r>
+    </w:p>
+    <w:p>
+      <w:pPr>
+        <w:spacing w:after="20"/>
+      </w:pPr>
+      <w:r>
+        <w:rPr>
+          <w:b/>
+        </w:rPr>
+        <w:t xml:space="preserve">Solution: </w:t>
+      </w:r>
+      <w:r>
+        <w:rPr>
+          <w:b/>
+          <w:color w:val="1E7B1E"/>
+        </w:rPr>
+        <w:t xml:space="preserve">✅ Correct Answer: </w:t>
+      </w:r>
+      <w:r>
+        <w:rPr>
+          <w:b/>
+          <w:color w:val="1E7B1E"/>
+        </w:rPr>
+        <w:t>a</w:t>
+      </w:r>
+    </w:p>
+    <w:p>
+      <w:pPr>
+        <w:spacing w:after="20" w:before="0"/>
+      </w:pPr>
+      <w:r>
+        <w:rPr>
+          <w:b/>
+        </w:rPr>
+        <w:t xml:space="preserve">🧠 Clinical Rationale: </w:t>
+      </w:r>
+      <w:r>
+        <w:t>EXPOSURE is the contact between a person and an environmental factor (agent) that affects health — the epidemiological term for the presence of a factor that can influence the host. Susceptibility is the host's vulnerability; invasion/colonisation describe microbial entry/multiplication.</w:t>
+      </w:r>
+    </w:p>
+    <w:p>
+      <w:pPr>
+        <w:spacing w:after="20" w:before="0"/>
+      </w:pPr>
+      <w:r>
+        <w:rPr>
+          <w:b/>
+        </w:rPr>
+        <w:t xml:space="preserve">🔍 Key Clues: </w:t>
+      </w:r>
+      <w:r>
+        <w:t>Contact with an environmental factor = exposure.</w:t>
+      </w:r>
+    </w:p>
+    <w:p>
+      <w:pPr>
+        <w:spacing w:after="20" w:before="0"/>
+      </w:pPr>
+      <w:r>
+        <w:rPr>
+          <w:b/>
+        </w:rPr>
+        <w:t xml:space="preserve">🚨 Priority Principle: </w:t>
+      </w:r>
+      <w:r>
+        <w:t>Patient safety and dignity guide care — reduce risk, avoid confrontation and involve the patient.</w:t>
+      </w:r>
+    </w:p>
+    <w:p>
+      <w:pPr>
+        <w:spacing w:after="20" w:before="0"/>
+      </w:pPr>
+      <w:r>
+        <w:rPr>
+          <w:b/>
+        </w:rPr>
+        <w:t xml:space="preserve">❌ Why Not Other Options: </w:t>
+      </w:r>
+      <w:r>
+        <w:t>b — Susceptibility = host vulnerability. | c — Invasion = entry of an organism. | d — Colonisation = microbial multiplication without disease.</w:t>
+      </w:r>
+    </w:p>
+    <w:p>
+      <w:pPr>
+        <w:spacing w:after="20" w:before="0"/>
+      </w:pPr>
+      <w:r>
+        <w:rPr>
+          <w:b/>
+          <w:color w:val="B45F06"/>
+        </w:rPr>
+        <w:t xml:space="preserve">⚠️ Exam Trap: </w:t>
+      </w:r>
+      <w:r>
+        <w:t>Epidemiologic triad: agent, host, environment — exposure links agent to host.</w:t>
+      </w:r>
+    </w:p>
+    <w:p>
+      <w:pPr>
+        <w:spacing w:after="20" w:before="0"/>
+      </w:pPr>
+      <w:r>
+        <w:rPr>
+          <w:b/>
+        </w:rPr>
+        <w:t xml:space="preserve">🩺 Clinical Thinking: </w:t>
+      </w:r>
+      <w:r>
+        <w:t>Recall (the key fact) → Connect (related high-yield facts) → Apply (exam context).</w:t>
+      </w:r>
+    </w:p>
+    <w:p>
+      <w:pPr>
+        <w:spacing w:after="20" w:before="0"/>
+      </w:pPr>
+      <w:r>
+        <w:rPr>
+          <w:b/>
+          <w:color w:val="1F3A5F"/>
+        </w:rPr>
+        <w:t xml:space="preserve">💎 PNC Pearl: </w:t>
+      </w:r>
+      <w:r>
+        <w:t>Contact with a factor = exposure.</w:t>
+      </w:r>
+    </w:p>
+    <w:p>
+      <w:pPr>
+        <w:spacing w:after="0" w:before="0"/>
+      </w:pPr>
+      <w:r>
+        <w:rPr>
+          <w:b/>
+          <w:i w:val="0"/>
+          <w:sz w:val="21"/>
+        </w:rPr>
+        <w:t>Positive Marks: 1    Negative Marks: 0.25</w:t>
+      </w:r>
+    </w:p>
+    <w:p>
+      <w:pPr>
+        <w:spacing w:before="280" w:after="40"/>
+      </w:pPr>
+      <w:r>
+        <w:rPr>
+          <w:b/>
+        </w:rPr>
+        <w:t xml:space="preserve">Question: </w:t>
+      </w:r>
+      <w:r>
+        <w:t>After endotracheal (ET) tube insertion, where should the tip of the ET tube ideally be positioned on chest X ray? (NURSING FOUNDATIONS)</w:t>
+      </w:r>
+    </w:p>
+    <w:p>
+      <w:pPr>
+        <w:spacing w:after="20" w:before="0"/>
+      </w:pPr>
+      <w:r>
+        <w:rPr>
+          <w:b w:val="0"/>
+          <w:i w:val="0"/>
+          <w:sz w:val="21"/>
+        </w:rPr>
+        <w:t>(a)  bove 2-3 cm from carina</w:t>
+      </w:r>
+    </w:p>
+    <w:p>
+      <w:pPr>
+        <w:spacing w:after="20" w:before="0"/>
+      </w:pPr>
+      <w:r>
+        <w:rPr>
+          <w:b w:val="0"/>
+          <w:i w:val="0"/>
+          <w:sz w:val="21"/>
+        </w:rPr>
+        <w:t>(b)  At the carina</w:t>
+      </w:r>
+    </w:p>
+    <w:p>
+      <w:pPr>
+        <w:spacing w:after="20" w:before="0"/>
+      </w:pPr>
+      <w:r>
+        <w:rPr>
+          <w:b w:val="0"/>
+          <w:i w:val="0"/>
+          <w:sz w:val="21"/>
+        </w:rPr>
+        <w:t>(c)  Below 1 cm from carina</w:t>
+      </w:r>
+    </w:p>
+    <w:p>
+      <w:pPr>
+        <w:spacing w:after="20" w:before="0"/>
+      </w:pPr>
+      <w:r>
+        <w:rPr>
+          <w:b w:val="0"/>
+          <w:i w:val="0"/>
+          <w:sz w:val="21"/>
+        </w:rPr>
+        <w:t>(d)  5-6 cm above carina</w:t>
+      </w:r>
+    </w:p>
+    <w:p>
+      <w:pPr>
+        <w:spacing w:after="80" w:before="0"/>
+      </w:pPr>
+      <w:r>
+        <w:rPr>
+          <w:b/>
+          <w:i w:val="0"/>
+          <w:sz w:val="22"/>
+        </w:rPr>
+        <w:t>Answer: a</w:t>
+      </w:r>
+    </w:p>
+    <w:p>
+      <w:pPr>
+        <w:spacing w:after="20"/>
+      </w:pPr>
+      <w:r>
+        <w:rPr>
+          <w:b/>
+        </w:rPr>
+        <w:t xml:space="preserve">Solution: </w:t>
+      </w:r>
+      <w:r>
+        <w:rPr>
+          <w:b/>
+          <w:color w:val="1E7B1E"/>
+        </w:rPr>
+        <w:t xml:space="preserve">✅ Correct Answer: </w:t>
+      </w:r>
+      <w:r>
+        <w:rPr>
+          <w:b/>
+          <w:color w:val="1E7B1E"/>
+        </w:rPr>
+        <w:t>a</w:t>
+      </w:r>
+    </w:p>
+    <w:p>
+      <w:pPr>
+        <w:spacing w:after="20" w:before="0"/>
+      </w:pPr>
+      <w:r>
+        <w:rPr>
+          <w:b/>
+        </w:rPr>
+        <w:t xml:space="preserve">🧠 Clinical Rationale: </w:t>
+      </w:r>
+      <w:r>
+        <w:t>The IDEAL ET TUBE TIP position on chest X-ray is 2-3 CM ABOVE THE CARINA (at the level of the T3-T4 vertebrae / aortic arch) — high enough to avoid main-stem intubation (usually right) and low enough to prevent extubation. At or below the carina risks bronchial intubation; too high risks accidental extubation.</w:t>
+      </w:r>
+    </w:p>
+    <w:p>
+      <w:pPr>
+        <w:spacing w:after="20" w:before="0"/>
+      </w:pPr>
+      <w:r>
+        <w:rPr>
+          <w:b/>
+        </w:rPr>
+        <w:t xml:space="preserve">🔍 Key Clues: </w:t>
+      </w:r>
+      <w:r>
+        <w:t>ET tip: 2-3 cm above the carina (mid-trachea).</w:t>
+      </w:r>
+    </w:p>
+    <w:p>
+      <w:pPr>
+        <w:spacing w:after="20" w:before="0"/>
+      </w:pPr>
+      <w:r>
+        <w:rPr>
+          <w:b/>
+        </w:rPr>
+        <w:t xml:space="preserve">🚨 Priority Principle: </w:t>
+      </w:r>
+      <w:r>
+        <w:t>Recall the core fact precisely, then apply it to the clinical context.</w:t>
+      </w:r>
+    </w:p>
+    <w:p>
+      <w:pPr>
+        <w:spacing w:after="20" w:before="0"/>
+      </w:pPr>
+      <w:r>
+        <w:rPr>
+          <w:b/>
+        </w:rPr>
+        <w:t xml:space="preserve">❌ Why Not Other Options: </w:t>
+      </w:r>
+      <w:r>
+        <w:t>b — At the carina risks main-stem intubation. | c — Below the carina = bronchial intubation. | d — 5-6 cm above is too high (extubation risk).</w:t>
+      </w:r>
+    </w:p>
+    <w:p>
+      <w:pPr>
+        <w:spacing w:after="20" w:before="0"/>
+      </w:pPr>
+      <w:r>
+        <w:rPr>
+          <w:b/>
+          <w:color w:val="B45F06"/>
+        </w:rPr>
+        <w:t xml:space="preserve">⚠️ Exam Trap: </w:t>
+      </w:r>
+      <w:r>
+        <w:t>Confirm placement: bilateral breath sounds + capnography + CXR — and auscultate after any position change.</w:t>
+      </w:r>
+    </w:p>
+    <w:p>
+      <w:pPr>
+        <w:spacing w:after="20" w:before="0"/>
+      </w:pPr>
+      <w:r>
+        <w:rPr>
+          <w:b/>
+        </w:rPr>
+        <w:t xml:space="preserve">🩺 Clinical Thinking: </w:t>
+      </w:r>
+      <w:r>
+        <w:t>Recall (the key fact) → Connect (related high-yield facts) → Apply (exam context).</w:t>
+      </w:r>
+    </w:p>
+    <w:p>
+      <w:pPr>
+        <w:spacing w:after="20" w:before="0"/>
+      </w:pPr>
+      <w:r>
+        <w:rPr>
+          <w:b/>
+          <w:color w:val="1F3A5F"/>
+        </w:rPr>
+        <w:t xml:space="preserve">💎 PNC Pearl: </w:t>
+      </w:r>
+      <w:r>
+        <w:t>ET tip: 2-3 cm above the carina.</w:t>
+      </w:r>
+    </w:p>
+    <w:p>
+      <w:pPr>
+        <w:spacing w:after="0" w:before="0"/>
+      </w:pPr>
+      <w:r>
+        <w:rPr>
+          <w:b/>
+          <w:i w:val="0"/>
+          <w:sz w:val="21"/>
+        </w:rPr>
+        <w:t>Positive Marks: 1    Negative Marks: 0.25</w:t>
+      </w:r>
+    </w:p>
+    <w:p>
+      <w:pPr>
+        <w:spacing w:before="280" w:after="40"/>
+      </w:pPr>
+      <w:r>
+        <w:rPr>
+          <w:b/>
+        </w:rPr>
+        <w:t xml:space="preserve">Question: </w:t>
+      </w:r>
+      <w:r>
+        <w:t>A male patient suddenly sits upright in bed, complaining of difficulty breathing. His oxygen saturation is 88%. Which oxygen delivery device is most appropriate to quickly improve his oxygenation? (NURSING FOUNDATIONS)</w:t>
+      </w:r>
+    </w:p>
+    <w:p>
+      <w:pPr>
+        <w:spacing w:after="20" w:before="0"/>
+      </w:pPr>
+      <w:r>
+        <w:rPr>
+          <w:b w:val="0"/>
+          <w:i w:val="0"/>
+          <w:sz w:val="21"/>
+        </w:rPr>
+        <w:t>(a)  Simple mask</w:t>
+      </w:r>
+    </w:p>
+    <w:p>
+      <w:pPr>
+        <w:spacing w:after="20" w:before="0"/>
+      </w:pPr>
+      <w:r>
+        <w:rPr>
+          <w:b w:val="0"/>
+          <w:i w:val="0"/>
+          <w:sz w:val="21"/>
+        </w:rPr>
+        <w:t>(b)  Non rebreather mask</w:t>
+      </w:r>
+    </w:p>
+    <w:p>
+      <w:pPr>
+        <w:spacing w:after="20" w:before="0"/>
+      </w:pPr>
+      <w:r>
+        <w:rPr>
+          <w:b w:val="0"/>
+          <w:i w:val="0"/>
+          <w:sz w:val="21"/>
+        </w:rPr>
+        <w:t>(c)  Face tent</w:t>
+      </w:r>
+    </w:p>
+    <w:p>
+      <w:pPr>
+        <w:spacing w:after="20" w:before="0"/>
+      </w:pPr>
+      <w:r>
+        <w:rPr>
+          <w:b w:val="0"/>
+          <w:i w:val="0"/>
+          <w:sz w:val="21"/>
+        </w:rPr>
+        <w:t>(d)  Nasal Cannula</w:t>
+      </w:r>
+    </w:p>
+    <w:p>
+      <w:pPr>
+        <w:spacing w:after="80" w:before="0"/>
+      </w:pPr>
+      <w:r>
+        <w:rPr>
+          <w:b/>
+          <w:i w:val="0"/>
+          <w:sz w:val="22"/>
+        </w:rPr>
+        <w:t>Answer: b</w:t>
+      </w:r>
+    </w:p>
+    <w:p>
+      <w:pPr>
+        <w:spacing w:after="20"/>
+      </w:pPr>
+      <w:r>
+        <w:rPr>
+          <w:b/>
+        </w:rPr>
+        <w:t xml:space="preserve">Solution: </w:t>
+      </w:r>
+      <w:r>
+        <w:rPr>
+          <w:b/>
+          <w:color w:val="1E7B1E"/>
+        </w:rPr>
+        <w:t xml:space="preserve">✅ Correct Answer: </w:t>
+      </w:r>
+      <w:r>
+        <w:rPr>
+          <w:b/>
+          <w:color w:val="1E7B1E"/>
+        </w:rPr>
+        <w:t>b</w:t>
+      </w:r>
+    </w:p>
+    <w:p>
+      <w:pPr>
+        <w:spacing w:after="20" w:before="0"/>
+      </w:pPr>
+      <w:r>
+        <w:rPr>
+          <w:b/>
+        </w:rPr>
+        <w:t xml:space="preserve">🧠 Clinical Rationale: </w:t>
+      </w:r>
+      <w:r>
+        <w:t>With an SpO₂ of 88% (HYPOXEMIA) and acute dyspnoea, the NON-REBREATHER MASK is the most appropriate device to QUICKLY deliver HIGH concentrations of oxygen (up to 90-100% with a tight seal and reservoir bag). Simple masks deliver ~40-60%, nasal cannula ~24-44% — both too low for urgent correction.</w:t>
+      </w:r>
+    </w:p>
+    <w:p>
+      <w:pPr>
+        <w:spacing w:after="20" w:before="0"/>
+      </w:pPr>
+      <w:r>
+        <w:rPr>
+          <w:b/>
+        </w:rPr>
+        <w:t xml:space="preserve">🔍 Key Clues: </w:t>
+      </w:r>
+      <w:r>
+        <w:t>SpO₂ 88% acute → non-rebreather (high FiO₂).</w:t>
+      </w:r>
+    </w:p>
+    <w:p>
+      <w:pPr>
+        <w:spacing w:after="20" w:before="0"/>
+      </w:pPr>
+      <w:r>
+        <w:rPr>
+          <w:b/>
+        </w:rPr>
+        <w:t xml:space="preserve">🚨 Priority Principle: </w:t>
+      </w:r>
+      <w:r>
+        <w:t>Mother-and-baby safety first — prevent complications before they occur and act promptly when they do.</w:t>
+      </w:r>
+    </w:p>
+    <w:p>
+      <w:pPr>
+        <w:spacing w:after="20" w:before="0"/>
+      </w:pPr>
+      <w:r>
+        <w:rPr>
+          <w:b/>
+        </w:rPr>
+        <w:t xml:space="preserve">❌ Why Not Other Options: </w:t>
+      </w:r>
+      <w:r>
+        <w:t>a — Simple mask tops out ~60%. | c — Face tent delivers low-moderate FiO₂. | d — Nasal cannula is low-flow (24-44%).</w:t>
+      </w:r>
+    </w:p>
+    <w:p>
+      <w:pPr>
+        <w:spacing w:after="20" w:before="0"/>
+      </w:pPr>
+      <w:r>
+        <w:rPr>
+          <w:b/>
+          <w:color w:val="B45F06"/>
+        </w:rPr>
+        <w:t xml:space="preserve">⚠️ Exam Trap: </w:t>
+      </w:r>
+      <w:r>
+        <w:t>Keep the reservoir bag inflated and the flap valves intact — a deflated bag means air dilution.</w:t>
+      </w:r>
+    </w:p>
+    <w:p>
+      <w:pPr>
+        <w:spacing w:after="20" w:before="0"/>
+      </w:pPr>
+      <w:r>
+        <w:rPr>
+          <w:b/>
+        </w:rPr>
+        <w:t xml:space="preserve">🩺 Clinical Thinking: </w:t>
+      </w:r>
+      <w:r>
+        <w:t>Recall (the key fact) → Connect (related high-yield facts) → Apply (exam context).</w:t>
+      </w:r>
+    </w:p>
+    <w:p>
+      <w:pPr>
+        <w:spacing w:after="20" w:before="0"/>
+      </w:pPr>
+      <w:r>
+        <w:rPr>
+          <w:b/>
+          <w:color w:val="1F3A5F"/>
+        </w:rPr>
+        <w:t xml:space="preserve">💎 PNC Pearl: </w:t>
+      </w:r>
+      <w:r>
+        <w:t>Acute hypoxemia: non-rebreather mask.</w:t>
+      </w:r>
+    </w:p>
+    <w:p>
+      <w:pPr>
+        <w:spacing w:after="0" w:before="0"/>
+      </w:pPr>
+      <w:r>
+        <w:rPr>
+          <w:b/>
+          <w:i w:val="0"/>
+          <w:sz w:val="21"/>
+        </w:rPr>
+        <w:t>Positive Marks: 1    Negative Marks: 0.25</w:t>
+      </w:r>
+    </w:p>
+    <w:p>
+      <w:pPr>
+        <w:spacing w:before="280" w:after="40"/>
+      </w:pPr>
+      <w:r>
+        <w:rPr>
+          <w:b/>
+        </w:rPr>
+        <w:t xml:space="preserve">Question: </w:t>
+      </w:r>
+      <w:r>
+        <w:t>What is the recommended maximum suction pressure when performing endotracheal suctioning in adult patients? (NURSING FOUNDATIONS)</w:t>
+      </w:r>
+    </w:p>
+    <w:p>
+      <w:pPr>
+        <w:spacing w:after="20" w:before="0"/>
+      </w:pPr>
+      <w:r>
+        <w:rPr>
+          <w:b w:val="0"/>
+          <w:i w:val="0"/>
+          <w:sz w:val="21"/>
+        </w:rPr>
+        <w:t>(a)  60-80 mmHg</w:t>
+      </w:r>
+    </w:p>
+    <w:p>
+      <w:pPr>
+        <w:spacing w:after="20" w:before="0"/>
+      </w:pPr>
+      <w:r>
+        <w:rPr>
+          <w:b w:val="0"/>
+          <w:i w:val="0"/>
+          <w:sz w:val="21"/>
+        </w:rPr>
+        <w:t>(b)  80-120 mmHg</w:t>
+      </w:r>
+    </w:p>
+    <w:p>
+      <w:pPr>
+        <w:spacing w:after="20" w:before="0"/>
+      </w:pPr>
+      <w:r>
+        <w:rPr>
+          <w:b w:val="0"/>
+          <w:i w:val="0"/>
+          <w:sz w:val="21"/>
+        </w:rPr>
+        <w:t>(c)  120-150 mmHg</w:t>
+      </w:r>
+    </w:p>
+    <w:p>
+      <w:pPr>
+        <w:spacing w:after="20" w:before="0"/>
+      </w:pPr>
+      <w:r>
+        <w:rPr>
+          <w:b w:val="0"/>
+          <w:i w:val="0"/>
+          <w:sz w:val="21"/>
+        </w:rPr>
+        <w:t>(d)  150-200 mmHg</w:t>
+      </w:r>
+    </w:p>
+    <w:p>
+      <w:pPr>
+        <w:spacing w:after="80" w:before="0"/>
+      </w:pPr>
+      <w:r>
+        <w:rPr>
+          <w:b/>
+          <w:i w:val="0"/>
+          <w:sz w:val="22"/>
+        </w:rPr>
+        <w:t>Answer: c</w:t>
+      </w:r>
+    </w:p>
+    <w:p>
+      <w:pPr>
+        <w:spacing w:after="20"/>
+      </w:pPr>
+      <w:r>
+        <w:rPr>
+          <w:b/>
+        </w:rPr>
+        <w:t xml:space="preserve">Solution: </w:t>
+      </w:r>
+      <w:r>
+        <w:rPr>
+          <w:b/>
+          <w:color w:val="1E7B1E"/>
+        </w:rPr>
+        <w:t xml:space="preserve">✅ Correct Answer: </w:t>
+      </w:r>
+      <w:r>
+        <w:rPr>
+          <w:b/>
+          <w:color w:val="1E7B1E"/>
+        </w:rPr>
+        <w:t>c</w:t>
+      </w:r>
+    </w:p>
+    <w:p>
+      <w:pPr>
+        <w:spacing w:after="20" w:before="0"/>
+      </w:pPr>
+      <w:r>
+        <w:rPr>
+          <w:b/>
+        </w:rPr>
+        <w:t xml:space="preserve">🧠 Clinical Rationale: </w:t>
+      </w:r>
+      <w:r>
+        <w:t>The recommended suction pressure for ENDOTRACHEAL SUCTIONING in ADULTS is 120-150 MMHG (about 100-120 cm H₂O); for children 80-120 mmHg and infants 60-100 mmHg. Pressures above this damage tracheal mucosa and cause hypoxia — suction for no more than 10-15 seconds per pass.</w:t>
+      </w:r>
+    </w:p>
+    <w:p>
+      <w:pPr>
+        <w:spacing w:after="20" w:before="0"/>
+      </w:pPr>
+      <w:r>
+        <w:rPr>
+          <w:b/>
+        </w:rPr>
+        <w:t xml:space="preserve">🔍 Key Clues: </w:t>
+      </w:r>
+      <w:r>
+        <w:t>Adult ET suction pressure: 120-150 mmHg (max).</w:t>
+      </w:r>
+    </w:p>
+    <w:p>
+      <w:pPr>
+        <w:spacing w:after="20" w:before="0"/>
+      </w:pPr>
+      <w:r>
+        <w:rPr>
+          <w:b/>
+        </w:rPr>
+        <w:t xml:space="preserve">🚨 Priority Principle: </w:t>
+      </w:r>
+      <w:r>
+        <w:t>Recall the core fact precisely, then apply it to the clinical context.</w:t>
+      </w:r>
+    </w:p>
+    <w:p>
+      <w:pPr>
+        <w:spacing w:after="20" w:before="0"/>
+      </w:pPr>
+      <w:r>
+        <w:rPr>
+          <w:b/>
+        </w:rPr>
+        <w:t xml:space="preserve">❌ Why Not Other Options: </w:t>
+      </w:r>
+      <w:r>
+        <w:t>a — 60-80 is the infant range. | b — 80-120 is the child range. | d — 150-200 exceeds the safe maximum.</w:t>
+      </w:r>
+    </w:p>
+    <w:p>
+      <w:pPr>
+        <w:spacing w:after="20" w:before="0"/>
+      </w:pPr>
+      <w:r>
+        <w:rPr>
+          <w:b/>
+          <w:color w:val="B45F06"/>
+        </w:rPr>
+        <w:t xml:space="preserve">⚠️ Exam Trap: </w:t>
+      </w:r>
+      <w:r>
+        <w:t>Suction ONLY while withdrawing the catheter, never longer than 15 s, and pre-oxygenate.</w:t>
+      </w:r>
+    </w:p>
+    <w:p>
+      <w:pPr>
+        <w:spacing w:after="20" w:before="0"/>
+      </w:pPr>
+      <w:r>
+        <w:rPr>
+          <w:b/>
+        </w:rPr>
+        <w:t xml:space="preserve">🩺 Clinical Thinking: </w:t>
+      </w:r>
+      <w:r>
+        <w:t>Recall (the key fact) → Connect (related high-yield facts) → Apply (exam context).</w:t>
+      </w:r>
+    </w:p>
+    <w:p>
+      <w:pPr>
+        <w:spacing w:after="20" w:before="0"/>
+      </w:pPr>
+      <w:r>
+        <w:rPr>
+          <w:b/>
+          <w:color w:val="1F3A5F"/>
+        </w:rPr>
+        <w:t xml:space="preserve">💎 PNC Pearl: </w:t>
+      </w:r>
+      <w:r>
+        <w:t>Adult suction: 120-150 mmHg.</w:t>
+      </w:r>
+    </w:p>
+    <w:p>
+      <w:pPr>
+        <w:spacing w:after="0" w:before="0"/>
+      </w:pPr>
+      <w:r>
+        <w:rPr>
+          <w:b/>
+          <w:i w:val="0"/>
+          <w:sz w:val="21"/>
+        </w:rPr>
+        <w:t>Positive Marks: 1    Negative Marks: 0.25</w:t>
+      </w:r>
+    </w:p>
+    <w:p>
+      <w:pPr>
+        <w:spacing w:before="280" w:after="40"/>
+      </w:pPr>
+      <w:r>
+        <w:rPr>
+          <w:b/>
+        </w:rPr>
+        <w:t xml:space="preserve">Question: </w:t>
+      </w:r>
+      <w:r>
+        <w:t>What position is typically recommended for a patient immediately following a lumbar puncture to minimize the risk of post-lumbar puncture headache (PLPH)? (NURSING FOUNDATIONS)</w:t>
+      </w:r>
+    </w:p>
+    <w:p>
+      <w:pPr>
+        <w:spacing w:after="20" w:before="0"/>
+      </w:pPr>
+      <w:r>
+        <w:rPr>
+          <w:b w:val="0"/>
+          <w:i w:val="0"/>
+          <w:sz w:val="21"/>
+        </w:rPr>
+        <w:t>(a)  High Fowler's position</w:t>
+      </w:r>
+    </w:p>
+    <w:p>
+      <w:pPr>
+        <w:spacing w:after="20" w:before="0"/>
+      </w:pPr>
+      <w:r>
+        <w:rPr>
+          <w:b w:val="0"/>
+          <w:i w:val="0"/>
+          <w:sz w:val="21"/>
+        </w:rPr>
+        <w:t>(b)  Prone position</w:t>
+      </w:r>
+    </w:p>
+    <w:p>
+      <w:pPr>
+        <w:spacing w:after="20" w:before="0"/>
+      </w:pPr>
+      <w:r>
+        <w:rPr>
+          <w:b w:val="0"/>
+          <w:i w:val="0"/>
+          <w:sz w:val="21"/>
+        </w:rPr>
+        <w:t>(c)  Supine (flat) or flat with head slightly elevated, for several hours</w:t>
+      </w:r>
+    </w:p>
+    <w:p>
+      <w:pPr>
+        <w:spacing w:after="20" w:before="0"/>
+      </w:pPr>
+      <w:r>
+        <w:rPr>
+          <w:b w:val="0"/>
+          <w:i w:val="0"/>
+          <w:sz w:val="21"/>
+        </w:rPr>
+        <w:t>(d)  Trendelenburg position</w:t>
+      </w:r>
+    </w:p>
+    <w:p>
+      <w:pPr>
+        <w:spacing w:after="80" w:before="0"/>
+      </w:pPr>
+      <w:r>
+        <w:rPr>
+          <w:b/>
+          <w:i w:val="0"/>
+          <w:sz w:val="22"/>
+        </w:rPr>
+        <w:t>Answer: c</w:t>
+      </w:r>
+    </w:p>
+    <w:p>
+      <w:pPr>
+        <w:spacing w:after="20"/>
+      </w:pPr>
+      <w:r>
+        <w:rPr>
+          <w:b/>
+        </w:rPr>
+        <w:t xml:space="preserve">Solution: </w:t>
+      </w:r>
+      <w:r>
+        <w:rPr>
+          <w:b/>
+          <w:color w:val="1E7B1E"/>
+        </w:rPr>
+        <w:t xml:space="preserve">✅ Correct Answer: </w:t>
+      </w:r>
+      <w:r>
+        <w:rPr>
+          <w:b/>
+          <w:color w:val="1E7B1E"/>
+        </w:rPr>
+        <w:t>c</w:t>
+      </w:r>
+    </w:p>
+    <w:p>
+      <w:pPr>
+        <w:spacing w:after="20" w:before="0"/>
+      </w:pPr>
+      <w:r>
+        <w:rPr>
+          <w:b/>
+        </w:rPr>
+        <w:t xml:space="preserve">🧠 Clinical Rationale: </w:t>
+      </w:r>
+      <w:r>
+        <w:t>After a LUMBAR PUNCTURE, the patient should lie FLAT (SUPINE) or flat with the head slightly elevated for SEVERAL HOURS to reduce CSF leakage through the dural puncture site and PREVENT POST-LP HEADACHE. High Fowler's, prone and Trendelenburg do not serve this purpose.</w:t>
+      </w:r>
+    </w:p>
+    <w:p>
+      <w:pPr>
+        <w:spacing w:after="20" w:before="0"/>
+      </w:pPr>
+      <w:r>
+        <w:rPr>
+          <w:b/>
+        </w:rPr>
+        <w:t xml:space="preserve">🔍 Key Clues: </w:t>
+      </w:r>
+      <w:r>
+        <w:t>Post-LP: lie flat several hours → less CSF leak → less headache.</w:t>
+      </w:r>
+    </w:p>
+    <w:p>
+      <w:pPr>
+        <w:spacing w:after="20" w:before="0"/>
+      </w:pPr>
+      <w:r>
+        <w:rPr>
+          <w:b/>
+        </w:rPr>
+        <w:t xml:space="preserve">🚨 Priority Principle: </w:t>
+      </w:r>
+      <w:r>
+        <w:t>Patient safety and the ABC (airway, breathing, circulation) priorities come before diagnosis, documentation and non-urgent tasks.</w:t>
+      </w:r>
+    </w:p>
+    <w:p>
+      <w:pPr>
+        <w:spacing w:after="20" w:before="0"/>
+      </w:pPr>
+      <w:r>
+        <w:rPr>
+          <w:b/>
+        </w:rPr>
+        <w:t xml:space="preserve">❌ Why Not Other Options: </w:t>
+      </w:r>
+      <w:r>
+        <w:t>a — Elevated head increases the leak gradient. | b — Prone is uncomfortable and not standard. | d — Trendelenburg is not indicated.</w:t>
+      </w:r>
+    </w:p>
+    <w:p>
+      <w:pPr>
+        <w:spacing w:after="20" w:before="0"/>
+      </w:pPr>
+      <w:r>
+        <w:rPr>
+          <w:b/>
+          <w:color w:val="B45F06"/>
+        </w:rPr>
+        <w:t xml:space="preserve">⚠️ Exam Trap: </w:t>
+      </w:r>
+      <w:r>
+        <w:t>Hydration + caffeine also help; a persistent headache may need a blood patch.</w:t>
+      </w:r>
+    </w:p>
+    <w:p>
+      <w:pPr>
+        <w:spacing w:after="20" w:before="0"/>
+      </w:pPr>
+      <w:r>
+        <w:rPr>
+          <w:b/>
+        </w:rPr>
+        <w:t xml:space="preserve">🩺 Clinical Thinking: </w:t>
+      </w:r>
+      <w:r>
+        <w:t>Identify (the problem) → Stabilize (ABC / patient safety) → Reassess (response) → Document (findings).</w:t>
+      </w:r>
+    </w:p>
+    <w:p>
+      <w:pPr>
+        <w:spacing w:after="20" w:before="0"/>
+      </w:pPr>
+      <w:r>
+        <w:rPr>
+          <w:b/>
+          <w:color w:val="1F3A5F"/>
+        </w:rPr>
+        <w:t xml:space="preserve">💎 PNC Pearl: </w:t>
+      </w:r>
+      <w:r>
+        <w:t>Post-LP: flat in bed.</w:t>
+      </w:r>
+    </w:p>
+    <w:p>
+      <w:pPr>
+        <w:spacing w:after="0" w:before="0"/>
+      </w:pPr>
+      <w:r>
+        <w:rPr>
+          <w:b/>
+          <w:i w:val="0"/>
+          <w:sz w:val="21"/>
+        </w:rPr>
+        <w:t>Positive Marks: 1    Negative Marks: 0.25</w:t>
+      </w:r>
+    </w:p>
+    <w:p>
+      <w:pPr>
+        <w:spacing w:before="280" w:after="40"/>
+      </w:pPr>
+      <w:r>
+        <w:rPr>
+          <w:b/>
+        </w:rPr>
+        <w:t xml:space="preserve">Question: </w:t>
+      </w:r>
+      <w:r>
+        <w:t>If 110 ml needs to be infused over 2 hours using a micro drip set (60 gtt/ml), what is the drip rate in drops per minute? (NURSING FOUNDATIONS)</w:t>
+      </w:r>
+    </w:p>
+    <w:p>
+      <w:pPr>
+        <w:spacing w:after="20" w:before="0"/>
+      </w:pPr>
+      <w:r>
+        <w:rPr>
+          <w:b w:val="0"/>
+          <w:i w:val="0"/>
+          <w:sz w:val="21"/>
+        </w:rPr>
+        <w:t>(a)  30 gtt/min</w:t>
+      </w:r>
+    </w:p>
+    <w:p>
+      <w:pPr>
+        <w:spacing w:after="20" w:before="0"/>
+      </w:pPr>
+      <w:r>
+        <w:rPr>
+          <w:b w:val="0"/>
+          <w:i w:val="0"/>
+          <w:sz w:val="21"/>
+        </w:rPr>
+        <w:t>(b)  45 gtt/min</w:t>
+      </w:r>
+    </w:p>
+    <w:p>
+      <w:pPr>
+        <w:spacing w:after="20" w:before="0"/>
+      </w:pPr>
+      <w:r>
+        <w:rPr>
+          <w:b w:val="0"/>
+          <w:i w:val="0"/>
+          <w:sz w:val="21"/>
+        </w:rPr>
+        <w:t>(c)  55 gtt/min</w:t>
+      </w:r>
+    </w:p>
+    <w:p>
+      <w:pPr>
+        <w:spacing w:after="20" w:before="0"/>
+      </w:pPr>
+      <w:r>
+        <w:rPr>
+          <w:b w:val="0"/>
+          <w:i w:val="0"/>
+          <w:sz w:val="21"/>
+        </w:rPr>
+        <w:t>(d)  60 gtt/min</w:t>
+      </w:r>
+    </w:p>
+    <w:p>
+      <w:pPr>
+        <w:spacing w:after="80" w:before="0"/>
+      </w:pPr>
+      <w:r>
+        <w:rPr>
+          <w:b/>
+          <w:i w:val="0"/>
+          <w:sz w:val="22"/>
+        </w:rPr>
+        <w:t>Answer: c</w:t>
+      </w:r>
+    </w:p>
+    <w:p>
+      <w:pPr>
+        <w:spacing w:after="20"/>
+      </w:pPr>
+      <w:r>
+        <w:rPr>
+          <w:b/>
+        </w:rPr>
+        <w:t xml:space="preserve">Solution: </w:t>
+      </w:r>
+      <w:r>
+        <w:rPr>
+          <w:b/>
+          <w:color w:val="1E7B1E"/>
+        </w:rPr>
+        <w:t xml:space="preserve">✅ Correct Answer: </w:t>
+      </w:r>
+      <w:r>
+        <w:rPr>
+          <w:b/>
+          <w:color w:val="1E7B1E"/>
+        </w:rPr>
+        <w:t>c</w:t>
+      </w:r>
+    </w:p>
+    <w:p>
+      <w:pPr>
+        <w:spacing w:after="20" w:before="0"/>
+      </w:pPr>
+      <w:r>
+        <w:rPr>
+          <w:b/>
+        </w:rPr>
+        <w:t xml:space="preserve">🧠 Clinical Rationale: </w:t>
+      </w:r>
+      <w:r>
+        <w:t>Drip rate = (Volume × Drop factor) ÷ Time in minutes = (110 ml × 60 gtt/ml) ÷ 120 min = 6600 ÷ 120 = 55 GTT/MIN. Use the formula: gtt/min = (mL × gtt/mL) / minutes.</w:t>
+      </w:r>
+    </w:p>
+    <w:p>
+      <w:pPr>
+        <w:spacing w:after="20" w:before="0"/>
+      </w:pPr>
+      <w:r>
+        <w:rPr>
+          <w:b/>
+        </w:rPr>
+        <w:t xml:space="preserve">🔍 Key Clues: </w:t>
+      </w:r>
+      <w:r>
+        <w:t>(110 × 60) ÷ 120 = 55 gtt/min.</w:t>
+      </w:r>
+    </w:p>
+    <w:p>
+      <w:pPr>
+        <w:spacing w:after="20" w:before="0"/>
+      </w:pPr>
+      <w:r>
+        <w:rPr>
+          <w:b/>
+        </w:rPr>
+        <w:t xml:space="preserve">🚨 Priority Principle: </w:t>
+      </w:r>
+      <w:r>
+        <w:t>Recall the core fact precisely, then apply it to the clinical context.</w:t>
+      </w:r>
+    </w:p>
+    <w:p>
+      <w:pPr>
+        <w:spacing w:after="20" w:before="0"/>
+      </w:pPr>
+      <w:r>
+        <w:rPr>
+          <w:b/>
+        </w:rPr>
+        <w:t xml:space="preserve">❌ Why Not Other Options: </w:t>
+      </w:r>
+      <w:r>
+        <w:t>a — 30 = wrong math. | b — 45 = wrong math. | d — 60 = wrong math.</w:t>
+      </w:r>
+    </w:p>
+    <w:p>
+      <w:pPr>
+        <w:spacing w:after="20" w:before="0"/>
+      </w:pPr>
+      <w:r>
+        <w:rPr>
+          <w:b/>
+          <w:color w:val="B45F06"/>
+        </w:rPr>
+        <w:t xml:space="preserve">⚠️ Exam Trap: </w:t>
+      </w:r>
+      <w:r>
+        <w:t>Microdrip = 60 gtt/ml; macrodrip = 10/15/20 gtt/ml — always check the set's drop factor.</w:t>
+      </w:r>
+    </w:p>
+    <w:p>
+      <w:pPr>
+        <w:spacing w:after="20" w:before="0"/>
+      </w:pPr>
+      <w:r>
+        <w:rPr>
+          <w:b/>
+        </w:rPr>
+        <w:t xml:space="preserve">🩺 Clinical Thinking: </w:t>
+      </w:r>
+      <w:r>
+        <w:t>Recall (the key fact) → Connect (related high-yield facts) → Apply (exam context).</w:t>
+      </w:r>
+    </w:p>
+    <w:p>
+      <w:pPr>
+        <w:spacing w:after="20" w:before="0"/>
+      </w:pPr>
+      <w:r>
+        <w:rPr>
+          <w:b/>
+          <w:color w:val="1F3A5F"/>
+        </w:rPr>
+        <w:t xml:space="preserve">💎 PNC Pearl: </w:t>
+      </w:r>
+      <w:r>
+        <w:t>gtt/min = (mL × drop factor) ÷ minutes.</w:t>
+      </w:r>
+    </w:p>
+    <w:p>
+      <w:pPr>
+        <w:spacing w:after="0" w:before="0"/>
+      </w:pPr>
+      <w:r>
+        <w:rPr>
+          <w:b/>
+          <w:i w:val="0"/>
+          <w:sz w:val="21"/>
+        </w:rPr>
+        <w:t>Positive Marks: 1    Negative Marks: 0.25</w:t>
+      </w:r>
+    </w:p>
+    <w:p>
+      <w:pPr>
+        <w:spacing w:before="280" w:after="40"/>
+      </w:pPr>
+      <w:r>
+        <w:rPr>
+          <w:b/>
+        </w:rPr>
+        <w:t xml:space="preserve">Question: </w:t>
+      </w:r>
+      <w:r>
+        <w:t>In cross-matching blood prior to transfusion, which of the following best describes the procedure? (NURSING FOUNDATIONS)</w:t>
+      </w:r>
+    </w:p>
+    <w:p>
+      <w:pPr>
+        <w:spacing w:after="20" w:before="0"/>
+      </w:pPr>
+      <w:r>
+        <w:rPr>
+          <w:b w:val="0"/>
+          <w:i w:val="0"/>
+          <w:sz w:val="21"/>
+        </w:rPr>
+        <w:t>(a)  Recipient serum is tested against donor's red cells</w:t>
+      </w:r>
+    </w:p>
+    <w:p>
+      <w:pPr>
+        <w:spacing w:after="20" w:before="0"/>
+      </w:pPr>
+      <w:r>
+        <w:rPr>
+          <w:b w:val="0"/>
+          <w:i w:val="0"/>
+          <w:sz w:val="21"/>
+        </w:rPr>
+        <w:t>(b)  Donor's WBCs are mixed with recipient plasma</w:t>
+      </w:r>
+    </w:p>
+    <w:p>
+      <w:pPr>
+        <w:spacing w:after="20" w:before="0"/>
+      </w:pPr>
+      <w:r>
+        <w:rPr>
+          <w:b w:val="0"/>
+          <w:i w:val="0"/>
+          <w:sz w:val="21"/>
+        </w:rPr>
+        <w:t>(c)  Donor's serum is tested against recipient's packed cells</w:t>
+      </w:r>
+    </w:p>
+    <w:p>
+      <w:pPr>
+        <w:spacing w:after="20" w:before="0"/>
+      </w:pPr>
+      <w:r>
+        <w:rPr>
+          <w:b w:val="0"/>
+          <w:i w:val="0"/>
+          <w:sz w:val="21"/>
+        </w:rPr>
+        <w:t>(d)  Both donor's and recipient's cells are mixed together</w:t>
+      </w:r>
+    </w:p>
+    <w:p>
+      <w:pPr>
+        <w:spacing w:after="80" w:before="0"/>
+      </w:pPr>
+      <w:r>
+        <w:rPr>
+          <w:b/>
+          <w:i w:val="0"/>
+          <w:sz w:val="22"/>
+        </w:rPr>
+        <w:t>Answer: a</w:t>
+      </w:r>
+    </w:p>
+    <w:p>
+      <w:pPr>
+        <w:spacing w:after="20"/>
+      </w:pPr>
+      <w:r>
+        <w:rPr>
+          <w:b/>
+        </w:rPr>
+        <w:t xml:space="preserve">Solution: </w:t>
+      </w:r>
+      <w:r>
+        <w:rPr>
+          <w:b/>
+          <w:color w:val="1E7B1E"/>
+        </w:rPr>
+        <w:t xml:space="preserve">✅ Correct Answer: </w:t>
+      </w:r>
+      <w:r>
+        <w:rPr>
+          <w:b/>
+          <w:color w:val="1E7B1E"/>
+        </w:rPr>
+        <w:t>a</w:t>
+      </w:r>
+    </w:p>
+    <w:p>
+      <w:pPr>
+        <w:spacing w:after="20" w:before="0"/>
+      </w:pPr>
+      <w:r>
+        <w:rPr>
+          <w:b/>
+        </w:rPr>
+        <w:t xml:space="preserve">🧠 Clinical Rationale: </w:t>
+      </w:r>
+      <w:r>
+        <w:t>CROSS-MATCHING (crossmatch) tests RECIPIENT SERUM (plasma) against DONOR RED CELLS to detect antibodies in the recipient that would attack the donor's cells — the MAJOR crossmatch. The MINOR crossmatch tests donor serum against recipient cells. This is the final compatibility check before transfusion.</w:t>
+      </w:r>
+    </w:p>
+    <w:p>
+      <w:pPr>
+        <w:spacing w:after="20" w:before="0"/>
+      </w:pPr>
+      <w:r>
+        <w:rPr>
+          <w:b/>
+        </w:rPr>
+        <w:t xml:space="preserve">🔍 Key Clues: </w:t>
+      </w:r>
+      <w:r>
+        <w:t>Major crossmatch = recipient serum + donor RBCs.</w:t>
+      </w:r>
+    </w:p>
+    <w:p>
+      <w:pPr>
+        <w:spacing w:after="20" w:before="0"/>
+      </w:pPr>
+      <w:r>
+        <w:rPr>
+          <w:b/>
+        </w:rPr>
+        <w:t xml:space="preserve">🚨 Priority Principle: </w:t>
+      </w:r>
+      <w:r>
+        <w:t>Recall the core fact precisely, then apply it to the clinical context.</w:t>
+      </w:r>
+    </w:p>
+    <w:p>
+      <w:pPr>
+        <w:spacing w:after="20" w:before="0"/>
+      </w:pPr>
+      <w:r>
+        <w:rPr>
+          <w:b/>
+        </w:rPr>
+        <w:t xml:space="preserve">❌ Why Not Other Options: </w:t>
+      </w:r>
+      <w:r>
+        <w:t>b — WBC mixing is not the crossmatch. | c — Donor serum vs recipient cells = MINOR crossmatch. | d — Cells are not both mixed together in the standard test.</w:t>
+      </w:r>
+    </w:p>
+    <w:p>
+      <w:pPr>
+        <w:spacing w:after="20" w:before="0"/>
+      </w:pPr>
+      <w:r>
+        <w:rPr>
+          <w:b/>
+          <w:color w:val="B45F06"/>
+        </w:rPr>
+        <w:t xml:space="preserve">⚠️ Exam Trap: </w:t>
+      </w:r>
+      <w:r>
+        <w:t>Crossmatch follows ABO/Rh typing and antibody screening — all three precede a safe transfusion.</w:t>
+      </w:r>
+    </w:p>
+    <w:p>
+      <w:pPr>
+        <w:spacing w:after="20" w:before="0"/>
+      </w:pPr>
+      <w:r>
+        <w:rPr>
+          <w:b/>
+        </w:rPr>
+        <w:t xml:space="preserve">🩺 Clinical Thinking: </w:t>
+      </w:r>
+      <w:r>
+        <w:t>Recall (the key fact) → Connect (related high-yield facts) → Apply (exam context).</w:t>
+      </w:r>
+    </w:p>
+    <w:p>
+      <w:pPr>
+        <w:spacing w:after="20" w:before="0"/>
+      </w:pPr>
+      <w:r>
+        <w:rPr>
+          <w:b/>
+          <w:color w:val="1F3A5F"/>
+        </w:rPr>
+        <w:t xml:space="preserve">💎 PNC Pearl: </w:t>
+      </w:r>
+      <w:r>
+        <w:t>Crossmatch: recipient serum + donor cells.</w:t>
+      </w:r>
+    </w:p>
+    <w:p>
+      <w:pPr>
+        <w:spacing w:after="0" w:before="0"/>
+      </w:pPr>
+      <w:r>
+        <w:rPr>
+          <w:b/>
+          <w:i w:val="0"/>
+          <w:sz w:val="21"/>
+        </w:rPr>
+        <w:t>Positive Marks: 1    Negative Marks: 0.25</w:t>
+      </w:r>
+    </w:p>
+    <w:p>
+      <w:pPr>
+        <w:spacing w:before="280" w:after="40"/>
+      </w:pPr>
+      <w:r>
+        <w:rPr>
+          <w:b/>
+        </w:rPr>
+        <w:t xml:space="preserve">Question: </w:t>
+      </w:r>
+      <w:r>
+        <w:t>Identify the oxygen delivery system in the below given image: (NURSING FOUNDATIONS)</w:t>
       </w:r>
     </w:p>
     <w:p>
@@ -909,7 +5249,7 @@
           <w:color w:val="B45F06"/>
           <w:sz w:val="20"/>
         </w:rPr>
-        <w:t>[ IMAGE: N8-M65 — image in the Image Bank, to be inserted ]</w:t>
+        <w:t>[ IMAGE: N8-M128 — image in the Image Bank, to be inserted ]</w:t>
       </w:r>
     </w:p>
     <w:p>
@@ -922,7 +5262,7 @@
           <w:i w:val="0"/>
           <w:sz w:val="21"/>
         </w:rPr>
-        <w:t>(a)  Naevus simplex</w:t>
+        <w:t>(a)  Extracorporeal Membrane Oxygenation (ECMO)</w:t>
       </w:r>
     </w:p>
     <w:p>
@@ -935,7 +5275,7 @@
           <w:i w:val="0"/>
           <w:sz w:val="21"/>
         </w:rPr>
-        <w:t>(b)  Erythema toxicum neonatorum</w:t>
+        <w:t>(b)  Bubble CPAP system</w:t>
       </w:r>
     </w:p>
     <w:p>
@@ -948,7 +5288,7 @@
           <w:i w:val="0"/>
           <w:sz w:val="21"/>
         </w:rPr>
-        <w:t>(c)  Milia</w:t>
+        <w:t>(c)  High-Flow Nasal Cannula (HFNC) system</w:t>
       </w:r>
     </w:p>
     <w:p>
@@ -961,7 +5301,7 @@
           <w:i w:val="0"/>
           <w:sz w:val="21"/>
         </w:rPr>
-        <w:t>(d)  Transient neonatal pustular melanosis</w:t>
+        <w:t>(d)  T-piece resuscitator</w:t>
       </w:r>
     </w:p>
     <w:p>
@@ -1013,7 +5353,7 @@
         <w:t xml:space="preserve">🧠 Clinical Rationale: </w:t>
       </w:r>
       <w:r>
-        <w:t>ERYTHEMA TOXICUM NEONATORUM is a BENIGN, self-limiting neonatal rash appearing on DAY 2-3 of life — ERYTHEMATOUS MACULES/PAPULES with CENTRAL PUSTULES on the TRUNK, in a baby who is otherwise WELL and AFEBRILE. No treatment is needed; the lesions resolve in days. Milia are tiny white cysts (nose); pustular melanosis leaves hyperpigmented spots.</w:t>
+        <w:t>The image shows a BUBBLE CPAP SYSTEM — a nasal-prongs/interface delivering CONTINUOUS POSITIVE AIRWAY PRESSURE generated by bubbling the expiratory gas under a water column (bubble chamber). It is widely used in neonates/infants with respiratory distress. ECMO is a heart-lung machine; HFNC delivers high-flow heated humidified oxygen via nasal cannula without a bubble chamber; a T-piece attaches to an ET tube.</w:t>
       </w:r>
     </w:p>
     <w:p>
@@ -1027,7 +5367,7 @@
         <w:t xml:space="preserve">🔍 Key Clues: </w:t>
       </w:r>
       <w:r>
-        <w:t>Day 2-3 + erythematous papules/pustules + trunk + well baby = erythema toxicum.</w:t>
+        <w:t>Nasal interface + bubble-under-water chamber = bubble CPAP.</w:t>
       </w:r>
     </w:p>
     <w:p>
@@ -1055,7 +5395,7 @@
         <w:t xml:space="preserve">❌ Why Not Other Options: </w:t>
       </w:r>
       <w:r>
-        <w:t>a — Naevus simplex = salmon patches, flat pink. | c — Milia = pinpoint white cysts. | d — Pustular melanosis = pustules → pigmented macules.</w:t>
+        <w:t>a — ECMO = extracorporeal circuit, not a simple nasal system. | c — HFNC has no bubble chamber. | d — T-piece is an ET-tube attachment.</w:t>
       </w:r>
     </w:p>
     <w:p>
@@ -1070,7 +5410,7 @@
         <w:t xml:space="preserve">⚠️ Exam Trap: </w:t>
       </w:r>
       <w:r>
-        <w:t>Erythema toxicum is harmless — reassure the parents; it is NOT an infection.</w:t>
+        <w:t>Bubble CPAP: the bubbling depth (cm H₂O) sets the CPAP pressure.</w:t>
       </w:r>
     </w:p>
     <w:p>
@@ -1099,7 +5439,7 @@
         <w:t xml:space="preserve">💎 PNC Pearl: </w:t>
       </w:r>
       <w:r>
-        <w:t>Well baby + 'flea-bitten' pustular rash day 2-3 = erythema toxicum.</w:t>
+        <w:t>Nasal prongs + bubble chamber = bubble CPAP.</w:t>
       </w:r>
     </w:p>
     <w:p>
@@ -1126,7 +5466,7 @@
         <w:t xml:space="preserve">Question: </w:t>
       </w:r>
       <w:r>
-        <w:t>Which event is observed on February 10th for children in some regions? (Pediatrics)</w:t>
+        <w:t>What type of respiratory support system is Bubble CPAP? (NURSING FOUNDATIONS)</w:t>
       </w:r>
     </w:p>
     <w:p>
@@ -1139,7 +5479,7 @@
           <w:i w:val="0"/>
           <w:sz w:val="21"/>
         </w:rPr>
-        <w:t>(a)  National Deworming day</w:t>
+        <w:t>(a)  Invasive mechanical ventilation</w:t>
       </w:r>
     </w:p>
     <w:p>
@@ -1152,7 +5492,7 @@
           <w:i w:val="0"/>
           <w:sz w:val="21"/>
         </w:rPr>
-        <w:t>(b)  World Health day</w:t>
+        <w:t>(b)  High-flow nasal cannula oxygen therapy</w:t>
       </w:r>
     </w:p>
     <w:p>
@@ -1165,7 +5505,7 @@
           <w:i w:val="0"/>
           <w:sz w:val="21"/>
         </w:rPr>
-        <w:t>(c)  International Literacy Day</w:t>
+        <w:t>(c)  Non-invasive ventilation providing continuous positive airway pressure</w:t>
       </w:r>
     </w:p>
     <w:p>
@@ -1178,7 +5518,7 @@
           <w:i w:val="0"/>
           <w:sz w:val="21"/>
         </w:rPr>
-        <w:t>(d)  International Children's day</w:t>
+        <w:t>(d)  Extracorporeal membrane oxygenation (ECMO)</w:t>
       </w:r>
     </w:p>
     <w:p>
@@ -1191,7 +5531,7 @@
           <w:i w:val="0"/>
           <w:sz w:val="22"/>
         </w:rPr>
-        <w:t>Answer: a</w:t>
+        <w:t>Answer: c</w:t>
       </w:r>
     </w:p>
     <w:p>
@@ -1216,7 +5556,7 @@
           <w:b/>
           <w:color w:val="1E7B1E"/>
         </w:rPr>
-        <w:t>a</w:t>
+        <w:t>c</w:t>
       </w:r>
     </w:p>
     <w:p>
@@ -1230,7 +5570,7 @@
         <w:t xml:space="preserve">🧠 Clinical Rationale: </w:t>
       </w:r>
       <w:r>
-        <w:t>FEBRUARY 10 is observed as NATIONAL DEWORMING DAY in India — a mass drug administration campaign giving albendazole to children (6-19 years) to eliminate soil-transmitted helminthiasis, with a second round on August 10. World Health Day is April 7; International Literacy Day is September 8; Children's Day (India) is November 14.</w:t>
+        <w:t>BUBBLE CPAP is a form of NON-INVASIVE VENTILATION (NIV) that delivers CONTINUOUS POSITIVE AIRWAY PRESSURE through nasal prongs or a mask — keeping alveoli open (functional residual capacity) without an endotracheal tube. It is not invasive ventilation, not merely oxygen therapy, and certainly not ECMO.</w:t>
       </w:r>
     </w:p>
     <w:p>
@@ -1244,7 +5584,7 @@
         <w:t xml:space="preserve">🔍 Key Clues: </w:t>
       </w:r>
       <w:r>
-        <w:t>Feb 10 = National Deworming Day (albendazole to school children).</w:t>
+        <w:t>CPAP = continuous positive airway pressure, non-invasive.</w:t>
       </w:r>
     </w:p>
     <w:p>
@@ -1272,7 +5612,7 @@
         <w:t xml:space="preserve">❌ Why Not Other Options: </w:t>
       </w:r>
       <w:r>
-        <w:t>b — World Health Day = April 7. | c — Literacy Day = September 8. | d — Children's Day (India) = November 14.</w:t>
+        <w:t>a — Invasive ventilation requires an ET tube. | b — HFNC is high-flow oxygen without pressure support. | d — ECMO is extracorporeal life support.</w:t>
       </w:r>
     </w:p>
     <w:p>
@@ -1287,7 +5627,7 @@
         <w:t xml:space="preserve">⚠️ Exam Trap: </w:t>
       </w:r>
       <w:r>
-        <w:t>National Deworming Day: Feb 10 (round 1) and Aug 10 (round 2) — albendazole 400 mg.</w:t>
+        <w:t>CPAP = spontaneous breathing + continuous pressure; BiPAP adds inspiratory support.</w:t>
       </w:r>
     </w:p>
     <w:p>
@@ -1316,7 +5656,7 @@
         <w:t xml:space="preserve">💎 PNC Pearl: </w:t>
       </w:r>
       <w:r>
-        <w:t>Feb 10 = National Deworming Day.</w:t>
+        <w:t>Bubble CPAP = non-invasive CPAP.</w:t>
       </w:r>
     </w:p>
     <w:p>
@@ -1343,21 +5683,7 @@
         <w:t xml:space="preserve">Question: </w:t>
       </w:r>
       <w:r>
-        <w:t>A 2-year-old child is brought to the clinic with the leg deformity shown in the image. The child has delayed walking, frontal bossing, and widening of the wrists. Which vitamin deficiency is most likely responsible for this condition? (Pediatrics)</w:t>
-      </w:r>
-    </w:p>
-    <w:p>
-      <w:pPr>
-        <w:spacing w:after="40" w:before="0"/>
-      </w:pPr>
-      <w:r>
-        <w:rPr>
-          <w:b w:val="0"/>
-          <w:i/>
-          <w:color w:val="B45F06"/>
-          <w:sz w:val="20"/>
-        </w:rPr>
-        <w:t>[ IMAGE: N8-M67 — image in the Image Bank, to be inserted ]</w:t>
+        <w:t>Nursing theory of behavior is based on which model? (NURSING FOUNDATIONS)</w:t>
       </w:r>
     </w:p>
     <w:p>
@@ -1370,7 +5696,7 @@
           <w:i w:val="0"/>
           <w:sz w:val="21"/>
         </w:rPr>
-        <w:t>(a)  Vitamin A deficiency</w:t>
+        <w:t>(a)  Roy's adaptation model</w:t>
       </w:r>
     </w:p>
     <w:p>
@@ -1383,7 +5709,7 @@
           <w:i w:val="0"/>
           <w:sz w:val="21"/>
         </w:rPr>
-        <w:t>(b)  Vitamin C deficiency</w:t>
+        <w:t>(b)  Orem's self-care model</w:t>
       </w:r>
     </w:p>
     <w:p>
@@ -1396,7 +5722,7 @@
           <w:i w:val="0"/>
           <w:sz w:val="21"/>
         </w:rPr>
-        <w:t>(c)  Vitamin D deficiency</w:t>
+        <w:t>(c)  Dorothy Johnson's behavior system model</w:t>
       </w:r>
     </w:p>
     <w:p>
@@ -1409,7 +5735,7 @@
           <w:i w:val="0"/>
           <w:sz w:val="21"/>
         </w:rPr>
-        <w:t>(d)  Vitamin K deficiency</w:t>
+        <w:t>(d)  Neuman's system model</w:t>
       </w:r>
     </w:p>
     <w:p>
@@ -1461,7 +5787,7 @@
         <w:t xml:space="preserve">🧠 Clinical Rationale: </w:t>
       </w:r>
       <w:r>
-        <w:t>BOWED LEGS + DELAYED WALKING + FRONTAL BOSSING + WIDENED WRISTS in a 2-year-old = RICKETS from VITAMIN D DEFICIENCY — defective bone mineralisation causes genu varum (bowlegs), rachitic rosary, Harrison's sulcus, frontal bossing (caput quadratum) and wrist widening. Vitamin A causes xerophthalmia; C causes scurvy (bleeding gums); K causes bleeding.</w:t>
+        <w:t>DOROTHY JOHNSON'S BEHAVIORAL SYSTEM MODEL views the person as a BEHAVIORAL SYSTEM of seven subsystems (attachment, dependency, ingestion, elimination, sexual, aggression, achievement) that must maintain balance — it is the 'behavior system model' of nursing theory. Roy = adaptation; Orem = self-care deficit; Neuman = open systems/stressors.</w:t>
       </w:r>
     </w:p>
     <w:p>
@@ -1475,7 +5801,7 @@
         <w:t xml:space="preserve">🔍 Key Clues: </w:t>
       </w:r>
       <w:r>
-        <w:t>Bowed legs + bossing + wide wrists in toddler = rickets (vitamin D).</w:t>
+        <w:t>'Behavior' model → Dorothy Johnson's behavioral system model.</w:t>
       </w:r>
     </w:p>
     <w:p>
@@ -1503,7 +5829,7 @@
         <w:t xml:space="preserve">❌ Why Not Other Options: </w:t>
       </w:r>
       <w:r>
-        <w:t>a — Vitamin A = night blindness, xerophthalmia. | b — Vitamin C = scurvy (gingival bleeding, petechiae). | d — Vitamin K = hemorrhagic disease of newborn.</w:t>
+        <w:t>a — Roy = adaptation model. | b — Orem = self-care deficit model. | d — Neuman = systems/stress model.</w:t>
       </w:r>
     </w:p>
     <w:p>
@@ -1518,7 +5844,7 @@
         <w:t xml:space="preserve">⚠️ Exam Trap: </w:t>
       </w:r>
       <w:r>
-        <w:t>Rickets: treat with vitamin D + calcium; sunlight exposure; screen for hypocalcemia (tetany).</w:t>
+        <w:t>Match theorist to model: Johnson-behavior, Roy-adaptation, Orem-self-care, Neuman-systems, Rogers-unitary.</w:t>
       </w:r>
     </w:p>
     <w:p>
@@ -1547,7 +5873,7 @@
         <w:t xml:space="preserve">💎 PNC Pearl: </w:t>
       </w:r>
       <w:r>
-        <w:t>Bowlegs + bossing + wide wrists = rickets (vitamin D).</w:t>
+        <w:t>Behavior system model = Dorothy Johnson.</w:t>
       </w:r>
     </w:p>
     <w:p>
@@ -1574,7 +5900,7 @@
         <w:t xml:space="preserve">Question: </w:t>
       </w:r>
       <w:r>
-        <w:t>In addition to the classic symptoms of Kawasaki disease, such as fever, conjunctival injection and a rash, which of the following is an uncommon but potential complication? (Pediatrics)</w:t>
+        <w:t>The Care, Core and Cure theory was developed by: (NURSING FOUNDATIONS)</w:t>
       </w:r>
     </w:p>
     <w:p>
@@ -1587,7 +5913,7 @@
           <w:i w:val="0"/>
           <w:sz w:val="21"/>
         </w:rPr>
-        <w:t>(a)  Renal failure</w:t>
+        <w:t>(a)  Lydia Eloise Hall</w:t>
       </w:r>
     </w:p>
     <w:p>
@@ -1600,7 +5926,7 @@
           <w:i w:val="0"/>
           <w:sz w:val="21"/>
         </w:rPr>
-        <w:t>(b)  Coronary artery aneurysm</w:t>
+        <w:t>(b)  Jean Watson</w:t>
       </w:r>
     </w:p>
     <w:p>
@@ -1613,7 +5939,7 @@
           <w:i w:val="0"/>
           <w:sz w:val="21"/>
         </w:rPr>
-        <w:t>(c)  Pulmonary hypertension</w:t>
+        <w:t>(c)  Betty Neuman</w:t>
       </w:r>
     </w:p>
     <w:p>
@@ -1626,7 +5952,7 @@
           <w:i w:val="0"/>
           <w:sz w:val="21"/>
         </w:rPr>
-        <w:t>(d)  Pericardial effusion</w:t>
+        <w:t>(d)  Martha Rogers</w:t>
       </w:r>
     </w:p>
     <w:p>
@@ -1639,7 +5965,7 @@
           <w:i w:val="0"/>
           <w:sz w:val="22"/>
         </w:rPr>
-        <w:t>Answer: b</w:t>
+        <w:t>Answer: a</w:t>
       </w:r>
     </w:p>
     <w:p>
@@ -1664,7 +5990,7 @@
           <w:b/>
           <w:color w:val="1E7B1E"/>
         </w:rPr>
-        <w:t>b</w:t>
+        <w:t>a</w:t>
       </w:r>
     </w:p>
     <w:p>
@@ -1678,7 +6004,7 @@
         <w:t xml:space="preserve">🧠 Clinical Rationale: </w:t>
       </w:r>
       <w:r>
-        <w:t>CORONARY ARTERY ANEURYSMS are the MOST FEARED complication of KAWASAKI DISEASE (mucocutaneous lymph node syndrome) — an immune-mediated vasculitis that can damage coronary vessels and cause myocardial infarction or sudden death. Although the phrasing says 'uncommon', coronary aneurysms are the classic, potentially life-threatening complication that treatment (IVIG + aspirin) is designed to prevent.</w:t>
+        <w:t>LYDIA HALL developed the CARE, CORE, CURE theory (Three Cs): CURE = the medical/therapeutic aspect (physician-directed), CARE = the nurturing bodily-care aspect (nursing), and CORE = the person's inner self (the patient's goals and individuality). Jean Watson = caring theory; Neuman = systems; Rogers = unitary human beings.</w:t>
       </w:r>
     </w:p>
     <w:p>
@@ -1692,7 +6018,7 @@
         <w:t xml:space="preserve">🔍 Key Clues: </w:t>
       </w:r>
       <w:r>
-        <w:t>Kawasaki + fever/conjunctivitis/rash → watch for coronary artery aneurysm.</w:t>
+        <w:t>Care-Core-Cure = Lydia Hall (Three Cs).</w:t>
       </w:r>
     </w:p>
     <w:p>
@@ -1706,7 +6032,7 @@
         <w:t xml:space="preserve">🚨 Priority Principle: </w:t>
       </w:r>
       <w:r>
-        <w:t>Medication safety — the right drug, right dose, right route, right time and right patient — governs every administration decision.</w:t>
+        <w:t>Recall the core fact precisely, then apply it to the clinical context.</w:t>
       </w:r>
     </w:p>
     <w:p>
@@ -1720,7 +6046,7 @@
         <w:t xml:space="preserve">❌ Why Not Other Options: </w:t>
       </w:r>
       <w:r>
-        <w:t>a — Renal failure is not a Kawasaki hallmark. | c — Pulmonary hypertension is unrelated. | d — Pericardial effusion can occur but aneurysm is the classic complication.</w:t>
+        <w:t>b — Watson = theory of human caring. | c — Neuman = systems model. | d — Rogers = science of unitary human beings.</w:t>
       </w:r>
     </w:p>
     <w:p>
@@ -1735,7 +6061,7 @@
         <w:t xml:space="preserve">⚠️ Exam Trap: </w:t>
       </w:r>
       <w:r>
-        <w:t>Kawasaki: give IVIG within 10 days of fever to cut aneurysm risk; echocardiogram follow-up.</w:t>
+        <w:t>Hall's model sees nursing's unique function in the CARE circle; the core is the patient's own strengths.</w:t>
       </w:r>
     </w:p>
     <w:p>
@@ -1764,7 +6090,7 @@
         <w:t xml:space="preserve">💎 PNC Pearl: </w:t>
       </w:r>
       <w:r>
-        <w:t>Kawasaki → coronary artery aneurysm (IVIG prevents).</w:t>
+        <w:t>Care-Core-Cure = Lydia Hall.</w:t>
       </w:r>
     </w:p>
     <w:p>
@@ -1791,7 +6117,7 @@
         <w:t xml:space="preserve">Question: </w:t>
       </w:r>
       <w:r>
-        <w:t>What type of restraint is used in a child who has undergone cleft lip surgery? (Pediatrics)</w:t>
+        <w:t>According to crisis resolution theory, a crisis can be resolved within: (NURSING FOUNDATIONS)</w:t>
       </w:r>
     </w:p>
     <w:p>
@@ -1804,7 +6130,7 @@
           <w:i w:val="0"/>
           <w:sz w:val="21"/>
         </w:rPr>
-        <w:t>(a)  Jacket restraint</w:t>
+        <w:t>(a)  2-3 weeks</w:t>
       </w:r>
     </w:p>
     <w:p>
@@ -1817,7 +6143,7 @@
           <w:i w:val="0"/>
           <w:sz w:val="21"/>
         </w:rPr>
-        <w:t>(b)  Elbow restraint</w:t>
+        <w:t>(b)  4-6 weeks</w:t>
       </w:r>
     </w:p>
     <w:p>
@@ -1830,7 +6156,7 @@
           <w:i w:val="0"/>
           <w:sz w:val="21"/>
         </w:rPr>
-        <w:t>(c)  Mitten restraint</w:t>
+        <w:t>(c)  6-8 weeks</w:t>
       </w:r>
     </w:p>
     <w:p>
@@ -1843,7 +6169,7 @@
           <w:i w:val="0"/>
           <w:sz w:val="21"/>
         </w:rPr>
-        <w:t>(d)  Wrist restraint</w:t>
+        <w:t>(d)  8-10 weeks</w:t>
       </w:r>
     </w:p>
     <w:p>
@@ -1895,7 +6221,7 @@
         <w:t xml:space="preserve">🧠 Clinical Rationale: </w:t>
       </w:r>
       <w:r>
-        <w:t>ELBOW RESTRAINTS (elbow splints/cuffs) are used after CLEFT LIP/PALATE surgery to keep the child from FLEXING THE ELBOWS and touching/rubbing the surgical site — protecting the suture line without immobilising the whole body. Jacket restraints limit trunk; mittens stop finger scratching (not elbow flexion); wrist restraints are too restrictive for a child.</w:t>
+        <w:t>According to CAQUILIAN'S CRISIS THEORY, a crisis is self-limiting and is typically RESOLVED WITHIN 4-6 WEEKS — the individual either regains equilibrium or develops a new (possibly maladaptive) resolution. Crisis intervention aims to restore balance within this window.</w:t>
       </w:r>
     </w:p>
     <w:p>
@@ -1909,7 +6235,7 @@
         <w:t xml:space="preserve">🔍 Key Clues: </w:t>
       </w:r>
       <w:r>
-        <w:t>Post-cleft surgery → elbow restraints prevent the child reaching the repair.</w:t>
+        <w:t>Crisis resolution window: 4-6 weeks.</w:t>
       </w:r>
     </w:p>
     <w:p>
@@ -1937,7 +6263,7 @@
         <w:t xml:space="preserve">❌ Why Not Other Options: </w:t>
       </w:r>
       <w:r>
-        <w:t>a — Jacket restrains the trunk. | c — Mittens prevent scratching, not elbow flexion. | d — Wrist restraints are rarely used in children.</w:t>
+        <w:t>a — 2-3 weeks is too short. | c — 6-8 weeks is too long. | d — 8-10 weeks is too long.</w:t>
       </w:r>
     </w:p>
     <w:p>
@@ -1952,7 +6278,7 @@
         <w:t xml:space="preserve">⚠️ Exam Trap: </w:t>
       </w:r>
       <w:r>
-        <w:t>Remove elbow restraints periodically for skin care and ROM — restraints are never a substitute for supervision.</w:t>
+        <w:t>Crisis = acute, time-limited, mobilises coping; intervention is brief and goal-directed.</w:t>
       </w:r>
     </w:p>
     <w:p>
@@ -1981,7 +6307,7 @@
         <w:t xml:space="preserve">💎 PNC Pearl: </w:t>
       </w:r>
       <w:r>
-        <w:t>Cleft surgery: elbow restraints.</w:t>
+        <w:t>Crisis resolves in 4-6 weeks.</w:t>
       </w:r>
     </w:p>
     <w:p>
@@ -2008,7 +6334,7 @@
         <w:t xml:space="preserve">Question: </w:t>
       </w:r>
       <w:r>
-        <w:t>A newborn has an APGAR score of 3 at 1 minute after birth. What should be the nurse's immediate priority? (Pediatrics)</w:t>
+        <w:t>Which of the following can be seen in a blood transfusion related hemolytic reaction? (NURSING FOUNDATIONS)</w:t>
       </w:r>
     </w:p>
     <w:p>
@@ -2021,7 +6347,7 @@
           <w:i w:val="0"/>
           <w:sz w:val="21"/>
         </w:rPr>
-        <w:t>(a)  Perform a full physical assessment</w:t>
+        <w:t>(a)  Increase indirect bilirubin and lactate dehydrogenase (LDH) levels</w:t>
       </w:r>
     </w:p>
     <w:p>
@@ -2034,7 +6360,7 @@
           <w:i w:val="0"/>
           <w:sz w:val="21"/>
         </w:rPr>
-        <w:t>(b)  Initiate breastfeeding</w:t>
+        <w:t>(b)  Increase direct bilirubin and decrease LDH levels</w:t>
       </w:r>
     </w:p>
     <w:p>
@@ -2047,7 +6373,7 @@
           <w:i w:val="0"/>
           <w:sz w:val="21"/>
         </w:rPr>
-        <w:t>(c)  Begin immediate resuscitation with bag and mask ventilation</w:t>
+        <w:t>(c)  Decrease indirect bilirubin and decrease LDH levels</w:t>
       </w:r>
     </w:p>
     <w:p>
@@ -2060,7 +6386,7 @@
           <w:i w:val="0"/>
           <w:sz w:val="21"/>
         </w:rPr>
-        <w:t>(d)  Transfer the newborn to the mother's chest for skin-to-skin contact</w:t>
+        <w:t>(d)  Decrease indirect bilirubin and decrease LDH levels</w:t>
       </w:r>
     </w:p>
     <w:p>
@@ -2073,7 +6399,7 @@
           <w:i w:val="0"/>
           <w:sz w:val="22"/>
         </w:rPr>
-        <w:t>Answer: c</w:t>
+        <w:t>Answer: a</w:t>
       </w:r>
     </w:p>
     <w:p>
@@ -2098,7 +6424,7 @@
           <w:b/>
           <w:color w:val="1E7B1E"/>
         </w:rPr>
-        <w:t>c</w:t>
+        <w:t>a</w:t>
       </w:r>
     </w:p>
     <w:p>
@@ -2112,7 +6438,7 @@
         <w:t xml:space="preserve">🧠 Clinical Rationale: </w:t>
       </w:r>
       <w:r>
-        <w:t>An APGAR score of 3 at 1 minute indicates SEVERE DEPRESSION — the newborn needs IMMEDIATE RESUSCITATION: position, warm, dry, stimulate, clear the airway, and begin BAG-MASK VENTILATION (positive-pressure ventilation) with oxygen. Skin-to-skin contact, breastfeeding and full assessment come AFTER stabilisation.</w:t>
+        <w:t>A HEMOLYTIC TRANSFUSION REACTION (immune destruction of donor RBCs) causes INCREASED INDIRECT (UNCONJUGATED) BILIRUBIN and INCREASED LDH — both markers of hemolysis — along with decreased haptoglobin, hemoglobinuria, and renal injury. Direct bilirubin is not the dominant rise in intravascular hemolysis.</w:t>
       </w:r>
     </w:p>
     <w:p>
@@ -2126,7 +6452,7 @@
         <w:t xml:space="preserve">🔍 Key Clues: </w:t>
       </w:r>
       <w:r>
-        <w:t>APGAR 3 = severely depressed → bag-mask ventilation immediately.</w:t>
+        <w:t>Hemolysis → ↑ indirect bilirubin + ↑ LDH + ↓ haptoglobin.</w:t>
       </w:r>
     </w:p>
     <w:p>
@@ -2140,7 +6466,7 @@
         <w:t xml:space="preserve">🚨 Priority Principle: </w:t>
       </w:r>
       <w:r>
-        <w:t>Patient safety and the ABC (airway, breathing, circulation) priorities come before diagnosis, documentation and non-urgent tasks.</w:t>
+        <w:t>Recall the core fact precisely, then apply it to the clinical context.</w:t>
       </w:r>
     </w:p>
     <w:p>
@@ -2154,7 +6480,7 @@
         <w:t xml:space="preserve">❌ Why Not Other Options: </w:t>
       </w:r>
       <w:r>
-        <w:t>a — Full assessment waits until stabilised. | b — Breastfeeding is for the well newborn. | d — Skin-to-skin is for stable babies.</w:t>
+        <w:t>b — Direct bilirubin does not rise; LDH rises. | c — Both decrease is wrong. | d — Both decrease is wrong.</w:t>
       </w:r>
     </w:p>
     <w:p>
@@ -2169,7 +6495,7 @@
         <w:t xml:space="preserve">⚠️ Exam Trap: </w:t>
       </w:r>
       <w:r>
-        <w:t>APGAR: 7-10 normal, 4-6 moderately depressed (stimulate/O₂), 0-3 severely depressed (full resuscitation).</w:t>
+        <w:t>Immediate hemolytic reaction: STOP the transfusion, keep the line open with NS, call for help, and send blood/urine samples.</w:t>
       </w:r>
     </w:p>
     <w:p>
@@ -2183,7 +6509,7 @@
         <w:t xml:space="preserve">🩺 Clinical Thinking: </w:t>
       </w:r>
       <w:r>
-        <w:t>Identify (the problem) → Stabilize (ABC / patient safety) → Reassess (response) → Document (findings).</w:t>
+        <w:t>Recall (the key fact) → Connect (related high-yield facts) → Apply (exam context).</w:t>
       </w:r>
     </w:p>
     <w:p>
@@ -2198,7 +6524,7 @@
         <w:t xml:space="preserve">💎 PNC Pearl: </w:t>
       </w:r>
       <w:r>
-        <w:t>APGAR ≤ 3: resuscitate now.</w:t>
+        <w:t>Hemolytic reaction: indirect bilirubin ↑, LDH ↑.</w:t>
       </w:r>
     </w:p>
     <w:p>
@@ -2225,7 +6551,7 @@
         <w:t xml:space="preserve">Question: </w:t>
       </w:r>
       <w:r>
-        <w:t>A mother reports that her 2-month-old baby has been crying excessively despite feeding and changing. What should be the nurse's priority intervention? (Pediatrics)</w:t>
+        <w:t>A variable that affects both supposed cause and supposed effect is called: (NURSING RESEARCH)</w:t>
       </w:r>
     </w:p>
     <w:p>
@@ -2238,7 +6564,7 @@
           <w:i w:val="0"/>
           <w:sz w:val="21"/>
         </w:rPr>
-        <w:t>(a)  Advise the mother to stop breastfeeding temporarily</w:t>
+        <w:t>(a)  Independent variable</w:t>
       </w:r>
     </w:p>
     <w:p>
@@ -2251,7 +6577,7 @@
           <w:i w:val="0"/>
           <w:sz w:val="21"/>
         </w:rPr>
-        <w:t>(b)  Assess the baby for signs of pain, hunger, or discomfort</w:t>
+        <w:t>(b)  Dependent variable</w:t>
       </w:r>
     </w:p>
     <w:p>
@@ -2264,7 +6590,7 @@
           <w:i w:val="0"/>
           <w:sz w:val="21"/>
         </w:rPr>
-        <w:t>(c)  Immediately administer prescribed sedatives</w:t>
+        <w:t>(c)  Extraneous variable</w:t>
       </w:r>
     </w:p>
     <w:p>
@@ -2277,7 +6603,7 @@
           <w:i w:val="0"/>
           <w:sz w:val="21"/>
         </w:rPr>
-        <w:t>(d)  Suggest the use of pacifiers to reduce crying</w:t>
+        <w:t>(d)  Confounding variable</w:t>
       </w:r>
     </w:p>
     <w:p>
@@ -2290,7 +6616,7 @@
           <w:i w:val="0"/>
           <w:sz w:val="22"/>
         </w:rPr>
-        <w:t>Answer: b</w:t>
+        <w:t>Answer: d</w:t>
       </w:r>
     </w:p>
     <w:p>
@@ -2315,7 +6641,7 @@
           <w:b/>
           <w:color w:val="1E7B1E"/>
         </w:rPr>
-        <w:t>b</w:t>
+        <w:t>d</w:t>
       </w:r>
     </w:p>
     <w:p>
@@ -2329,7 +6655,7 @@
         <w:t xml:space="preserve">🧠 Clinical Rationale: </w:t>
       </w:r>
       <w:r>
-        <w:t>The PRIORITY is to ASSESS the baby for the underlying cause of crying — PAIN, HUNGER, DISCOMFORT, illness, or overstimulation — before any intervention. Crying is a symptom, not a diagnosis: rule out fever, diaper issues, hunger, or illness. Sedatives are never first-line; stopping breastfeeding or pacifiers addresses the symptom, not the cause.</w:t>
+        <w:t>A CONFOUNDING VARIABLE is one that is associated with BOTH the INDEPENDENT (supposed cause) and DEPENDENT (supposed effect) variables, creating a SPURIOUS association if not controlled. An extraneous variable also interferes, but a confounder specifically distorts the cause-effect relationship by correlating with both.</w:t>
       </w:r>
     </w:p>
     <w:p>
@@ -2343,7 +6669,7 @@
         <w:t xml:space="preserve">🔍 Key Clues: </w:t>
       </w:r>
       <w:r>
-        <w:t>Excessive crying → assess first (pain, hunger, discomfort, illness).</w:t>
+        <w:t>'Affects both cause and effect' = confounding variable.</w:t>
       </w:r>
     </w:p>
     <w:p>
@@ -2357,7 +6683,7 @@
         <w:t xml:space="preserve">🚨 Priority Principle: </w:t>
       </w:r>
       <w:r>
-        <w:t>Patient safety and the ABC (airway, breathing, circulation) priorities come before diagnosis, documentation and non-urgent tasks.</w:t>
+        <w:t>Recall the core fact precisely, then apply it to the clinical context.</w:t>
       </w:r>
     </w:p>
     <w:p>
@@ -2371,7 +6697,7 @@
         <w:t xml:space="preserve">❌ Why Not Other Options: </w:t>
       </w:r>
       <w:r>
-        <w:t>a — Stopping breastfeeding is inappropriate without cause. | c — Sedation without assessment is unsafe. | d — Pacifiers mask but don't address the cause.</w:t>
+        <w:t>a — Independent variable = the cause being studied. | b — Dependent variable = the outcome. | c — Extraneous = any unwanted variable (broader).</w:t>
       </w:r>
     </w:p>
     <w:p>
@@ -2386,7 +6712,7 @@
         <w:t xml:space="preserve">⚠️ Exam Trap: </w:t>
       </w:r>
       <w:r>
-        <w:t>Red flags in a crying infant: fever, poor feeding, lethargy, inconsolability — investigate.</w:t>
+        <w:t>Randomisation, matching and statistical adjustment control confounders in research design.</w:t>
       </w:r>
     </w:p>
     <w:p>
@@ -2400,7 +6726,7 @@
         <w:t xml:space="preserve">🩺 Clinical Thinking: </w:t>
       </w:r>
       <w:r>
-        <w:t>Identify (the problem) → Stabilize (ABC / patient safety) → Reassess (response) → Document (findings).</w:t>
+        <w:t>Recall (the key fact) → Connect (related high-yield facts) → Apply (exam context).</w:t>
       </w:r>
     </w:p>
     <w:p>
@@ -2415,7 +6741,7 @@
         <w:t xml:space="preserve">💎 PNC Pearl: </w:t>
       </w:r>
       <w:r>
-        <w:t>Crying infant: assess cause before acting.</w:t>
+        <w:t>Correlates with both IV and DV = confounder.</w:t>
       </w:r>
     </w:p>
     <w:p>
@@ -2442,7 +6768,7 @@
         <w:t xml:space="preserve">Question: </w:t>
       </w:r>
       <w:r>
-        <w:t>A child with hemophilia is brought to the clinic with complaints of pain, swelling and limited movement in the right knee. The nurse suspects joint bleeding (hemarthrosis). What is the priority nursing intervention? (Pediatrics)</w:t>
+        <w:t>Limbic system is associated with: (MISCELLANEOUS)</w:t>
       </w:r>
     </w:p>
     <w:p>
@@ -2455,7 +6781,7 @@
           <w:i w:val="0"/>
           <w:sz w:val="21"/>
         </w:rPr>
-        <w:t>(a)  Apply warm compresses to the affected joint</w:t>
+        <w:t>(a)  Memory</w:t>
       </w:r>
     </w:p>
     <w:p>
@@ -2468,7 +6794,7 @@
           <w:i w:val="0"/>
           <w:sz w:val="21"/>
         </w:rPr>
-        <w:t>(b)  Encourage the child to walk to prevent stiffness</w:t>
+        <w:t>(b)  Perception</w:t>
       </w:r>
     </w:p>
     <w:p>
@@ -2481,7 +6807,7 @@
           <w:i w:val="0"/>
           <w:sz w:val="21"/>
         </w:rPr>
-        <w:t>(c)  Administer factor VIII replacement therapy as prescribed</w:t>
+        <w:t>(c)  Balance</w:t>
       </w:r>
     </w:p>
     <w:p>
@@ -2494,7 +6820,7 @@
           <w:i w:val="0"/>
           <w:sz w:val="21"/>
         </w:rPr>
-        <w:t>(d)  Elevate and massage the joint to improve circulation</w:t>
+        <w:t>(d)  Coordination</w:t>
       </w:r>
     </w:p>
     <w:p>
@@ -2507,7 +6833,7 @@
           <w:i w:val="0"/>
           <w:sz w:val="22"/>
         </w:rPr>
-        <w:t>Answer: c</w:t>
+        <w:t>Answer: a</w:t>
       </w:r>
     </w:p>
     <w:p>
@@ -2532,7 +6858,7 @@
           <w:b/>
           <w:color w:val="1E7B1E"/>
         </w:rPr>
-        <w:t>c</w:t>
+        <w:t>a</w:t>
       </w:r>
     </w:p>
     <w:p>
@@ -2546,7 +6872,7 @@
         <w:t xml:space="preserve">🧠 Clinical Rationale: </w:t>
       </w:r>
       <w:r>
-        <w:t>In HEMARTHROSIS (joint bleeding), the PRIORITY is to stop the bleeding — administer the prescribed FACTOR VIII REPLACEMENT as early as possible (RICE: Rest, Ice, Compression, Elevation alongside). Massage and walking worsen the bleed; warm compresses increase bleeding. Factor replacement is the definitive treatment.</w:t>
+        <w:t>The LIMBIC SYSTEM (hippocampus, amygdala, cingulate gyrus, hypothalamus) is the brain's EMOTION AND MEMORY centre — the HIPPOCAMPUS is critical for memory formation and the AMYGDALA for emotion. Perception = cerebral cortex; balance/coordination = cerebellum.</w:t>
       </w:r>
     </w:p>
     <w:p>
@@ -2560,7 +6886,7 @@
         <w:t xml:space="preserve">🔍 Key Clues: </w:t>
       </w:r>
       <w:r>
-        <w:t>Hemophilia + joint pain/swelling = hemarthrosis → factor VIII now.</w:t>
+        <w:t>Limbic system: emotion + memory (hippocampus, amygdala).</w:t>
       </w:r>
     </w:p>
     <w:p>
@@ -2574,7 +6900,7 @@
         <w:t xml:space="preserve">🚨 Priority Principle: </w:t>
       </w:r>
       <w:r>
-        <w:t>Patient safety and the ABC (airway, breathing, circulation) priorities come before diagnosis, documentation and non-urgent tasks.</w:t>
+        <w:t>Recall the core fact precisely, then apply it to the clinical context.</w:t>
       </w:r>
     </w:p>
     <w:p>
@@ -2588,7 +6914,7 @@
         <w:t xml:space="preserve">❌ Why Not Other Options: </w:t>
       </w:r>
       <w:r>
-        <w:t>a — Ice (not warmth) is used. | b — Weight-bearing worsens joint bleeding. | d — Massage increases bleeding and pain.</w:t>
+        <w:t>b — Perception = sensory cortex. | c — Balance = cerebellum. | d — Coordination = cerebellum.</w:t>
       </w:r>
     </w:p>
     <w:p>
@@ -2603,7 +6929,7 @@
         <w:t xml:space="preserve">⚠️ Exam Trap: </w:t>
       </w:r>
       <w:r>
-        <w:t>RICE after factor: Rest, Ice, Compression, Elevation — and avoid IM injections/aspirin in hemophiliacs.</w:t>
+        <w:t>Alzheimer's disease damages the hippocampus (limbic) → memory loss.</w:t>
       </w:r>
     </w:p>
     <w:p>
@@ -2617,7 +6943,7 @@
         <w:t xml:space="preserve">🩺 Clinical Thinking: </w:t>
       </w:r>
       <w:r>
-        <w:t>Identify (the problem) → Stabilize (ABC / patient safety) → Reassess (response) → Document (findings).</w:t>
+        <w:t>Recall (the key fact) → Connect (related high-yield facts) → Apply (exam context).</w:t>
       </w:r>
     </w:p>
     <w:p>
@@ -2632,7 +6958,7 @@
         <w:t xml:space="preserve">💎 PNC Pearl: </w:t>
       </w:r>
       <w:r>
-        <w:t>Hemarthrosis: factor VIII first, then RICE.</w:t>
+        <w:t>Limbic = memory + emotion.</w:t>
       </w:r>
     </w:p>
     <w:p>
@@ -2659,7 +6985,7 @@
         <w:t xml:space="preserve">Question: </w:t>
       </w:r>
       <w:r>
-        <w:t>A child with thalassemia major is receiving deferoxamine therapy to manage iron overload from frequent blood transfusions. Which of the following should the nurse be most alert for as a potential adverse effect? (Pediatrics)</w:t>
+        <w:t>Fruity breath odor is seen in which of the following conditions? (MISCELLANEOUS)</w:t>
       </w:r>
     </w:p>
     <w:p>
@@ -2672,7 +6998,7 @@
           <w:i w:val="0"/>
           <w:sz w:val="21"/>
         </w:rPr>
-        <w:t>(a)  Bradycardia</w:t>
+        <w:t>(a)  Diabetic Ketoacidosis</w:t>
       </w:r>
     </w:p>
     <w:p>
@@ -2685,7 +7011,7 @@
           <w:i w:val="0"/>
           <w:sz w:val="21"/>
         </w:rPr>
-        <w:t>(b)  Ototoxicity</w:t>
+        <w:t>(b)  Kidney failure</w:t>
       </w:r>
     </w:p>
     <w:p>
@@ -2698,7 +7024,7 @@
           <w:i w:val="0"/>
           <w:sz w:val="21"/>
         </w:rPr>
-        <w:t>(c)  Hypoglycemia</w:t>
+        <w:t>(c)  Live failure</w:t>
       </w:r>
     </w:p>
     <w:p>
@@ -2711,7 +7037,7 @@
           <w:i w:val="0"/>
           <w:sz w:val="21"/>
         </w:rPr>
-        <w:t>(d)  Hypertension</w:t>
+        <w:t>(d)  Organophosphate poisoning</w:t>
       </w:r>
     </w:p>
     <w:p>
@@ -2724,7 +7050,7 @@
           <w:i w:val="0"/>
           <w:sz w:val="22"/>
         </w:rPr>
-        <w:t>Answer: b</w:t>
+        <w:t>Answer: a</w:t>
       </w:r>
     </w:p>
     <w:p>
@@ -2749,7 +7075,7 @@
           <w:b/>
           <w:color w:val="1E7B1E"/>
         </w:rPr>
-        <w:t>b</w:t>
+        <w:t>a</w:t>
       </w:r>
     </w:p>
     <w:p>
@@ -2763,7 +7089,7 @@
         <w:t xml:space="preserve">🧠 Clinical Rationale: </w:t>
       </w:r>
       <w:r>
-        <w:t>DEFEROXAMINE (iron chelator) can cause OTOTOXICITY — sensorineural hearing loss and high-frequency tinnitus — and retinal toxicity, so children on long-term therapy need AUDIOMETRIC and OPHTHALMIC monitoring. Bradycardia, hypoglycemia and hypertension are not the classic deferoxamine adverse effects.</w:t>
+        <w:t>FRUITY (SWEET/ACETONE) BREATH ODOR is characteristic of DIABETIC KETOACIDOSIS — caused by ACETONE, a ketone body, exhaled during ketoacidosis. Kidney failure gives a uriniferous/ammoniacal odor; liver failure gives a musty/fetor hepaticus odor; organophosphate poisoning gives a garlic/bitter-almond-like odor.</w:t>
       </w:r>
     </w:p>
     <w:p>
@@ -2777,7 +7103,7 @@
         <w:t xml:space="preserve">🔍 Key Clues: </w:t>
       </w:r>
       <w:r>
-        <w:t>Deferoxamine → ototoxicity + retinal toxicity → hearing/eye checks.</w:t>
+        <w:t>Fruity/acetone breath = DKA (ketone bodies).</w:t>
       </w:r>
     </w:p>
     <w:p>
@@ -2805,7 +7131,7 @@
         <w:t xml:space="preserve">❌ Why Not Other Options: </w:t>
       </w:r>
       <w:r>
-        <w:t>a — Bradycardia is not a deferoxamine effect. | c — Hypoglycemia is not typical. | d — Hypertension is not typical.</w:t>
+        <w:t>b — Renal failure = uriniferous odor. | c — Liver failure = fetor hepaticus (musty). | d — Organophosphates = garlic odor.</w:t>
       </w:r>
     </w:p>
     <w:p>
@@ -2820,7 +7146,7 @@
         <w:t xml:space="preserve">⚠️ Exam Trap: </w:t>
       </w:r>
       <w:r>
-        <w:t>Other chelators: deferasirox (oral; renal/hepatic monitoring), deferiprone (neutropenia).</w:t>
+        <w:t>Kussmaul breathing (deep, rapid) accompanies the fruity breath in DKA.</w:t>
       </w:r>
     </w:p>
     <w:p>
@@ -2849,7 +7175,7 @@
         <w:t xml:space="preserve">💎 PNC Pearl: </w:t>
       </w:r>
       <w:r>
-        <w:t>Deferoxamine: watch ears (ototoxicity) and eyes.</w:t>
+        <w:t>Fruity breath = DKA (acetone).</w:t>
       </w:r>
     </w:p>
     <w:p>
@@ -2876,7 +7202,7 @@
         <w:t xml:space="preserve">Question: </w:t>
       </w:r>
       <w:r>
-        <w:t>A nurse is caring for a premature baby born at 30 weeks of gestation. Which of the following interventions is a priority in the management of this infant? (Pediatrics)</w:t>
+        <w:t>What is the recommended method for high level disinfection or sterilization of flexible endoscopes after use? (MISCELLANEOUS)</w:t>
       </w:r>
     </w:p>
     <w:p>
@@ -2889,7 +7215,7 @@
           <w:i w:val="0"/>
           <w:sz w:val="21"/>
         </w:rPr>
-        <w:t>(a)  Encourage immediate full oral feeding</w:t>
+        <w:t>(a)  Autoclave</w:t>
       </w:r>
     </w:p>
     <w:p>
@@ -2902,7 +7228,7 @@
           <w:i w:val="0"/>
           <w:sz w:val="21"/>
         </w:rPr>
-        <w:t>(b)  Administer corticosteroids for lung maturity</w:t>
+        <w:t>(b)  Boiling water</w:t>
       </w:r>
     </w:p>
     <w:p>
@@ -2915,7 +7241,7 @@
           <w:i w:val="0"/>
           <w:sz w:val="21"/>
         </w:rPr>
-        <w:t>(c)  Administer live vaccines at birth</w:t>
+        <w:t>(c)  Disinfection with chemical agents after manual cleaning</w:t>
       </w:r>
     </w:p>
     <w:p>
@@ -2928,7 +7254,7 @@
           <w:i w:val="0"/>
           <w:sz w:val="21"/>
         </w:rPr>
-        <w:t>(d)  Place the baby in a prone position for sleep</w:t>
+        <w:t>(d)  Wiping with alcohol</w:t>
       </w:r>
     </w:p>
     <w:p>
@@ -2941,7 +7267,7 @@
           <w:i w:val="0"/>
           <w:sz w:val="22"/>
         </w:rPr>
-        <w:t>Answer: b</w:t>
+        <w:t>Answer: c</w:t>
       </w:r>
     </w:p>
     <w:p>
@@ -2966,7 +7292,7 @@
           <w:b/>
           <w:color w:val="1E7B1E"/>
         </w:rPr>
-        <w:t>b</w:t>
+        <w:t>c</w:t>
       </w:r>
     </w:p>
     <w:p>
@@ -2980,7 +7306,7 @@
         <w:t xml:space="preserve">🧠 Clinical Rationale: </w:t>
       </w:r>
       <w:r>
-        <w:t>For a PRETERM infant (30 weeks), the PRIORITY is PREVENTING RESPIRATORY DISTRESS SYNDROME — CORTICOSTEROIDS (antenatal to the mother ideally; postnatal surfactant/care) promote LUNG MATURITY. Full oral feeding is impossible at 30 weeks (need gavage/TPN); live vaccines are delayed; prone sleep is contraindicated (SIDS risk — always supine).</w:t>
+        <w:t>FLEXIBLE ENDOSCOPES are heat-sensitive, so they cannot be autoclaved or boiled. The recommended reprocessing is: MANUAL CLEANING (bedside pre-cleaning + leak test + detergent wash of channels) followed by HIGH-LEVEL DISINFECTION with a CHEMICAL AGENT (glutaraldehyde, peracetic acid, orthophthalaldehyde) for the required contact time, then rinsing and drying. Alcohol wiping alone is insufficient.</w:t>
       </w:r>
     </w:p>
     <w:p>
@@ -2994,7 +7320,7 @@
         <w:t xml:space="preserve">🔍 Key Clues: </w:t>
       </w:r>
       <w:r>
-        <w:t>Preterm 30 weeks → lung maturity (steroids/surfactant) is the priority.</w:t>
+        <w:t>Heat-sensitive scope → manual clean + chemical high-level disinfection.</w:t>
       </w:r>
     </w:p>
     <w:p>
@@ -3008,7 +7334,7 @@
         <w:t xml:space="preserve">🚨 Priority Principle: </w:t>
       </w:r>
       <w:r>
-        <w:t>Patient safety and the ABC (airway, breathing, circulation) priorities come before diagnosis, documentation and non-urgent tasks.</w:t>
+        <w:t>Prevention and asepsis first — safe handling and precautions protect both the patient and the caregiver.</w:t>
       </w:r>
     </w:p>
     <w:p>
@@ -3022,7 +7348,7 @@
         <w:t xml:space="preserve">❌ Why Not Other Options: </w:t>
       </w:r>
       <w:r>
-        <w:t>a — Preterm infants can't take full oral feeds. | c — Live vaccines are delayed in preterm/low-birth-weight babies. | d — Prone sleep increases SIDS risk.</w:t>
+        <w:t>a — Autoclave damages heat-sensitive scopes. | b — Boiling damages the scope and is not HLDisinfection-grade. | d — Alcohol wipe alone does not disinfect channels.</w:t>
       </w:r>
     </w:p>
     <w:p>
@@ -3037,7 +7363,7 @@
         <w:t xml:space="preserve">⚠️ Exam Trap: </w:t>
       </w:r>
       <w:r>
-        <w:t>Preterm care pillars: warmth (kangaroo), respiratory support, infection prevention, nutrition.</w:t>
+        <w:t>Reprocessing order: pre-clean → leak test → manual clean → HLD/sterilise → rinse → dry → store.</w:t>
       </w:r>
     </w:p>
     <w:p>
@@ -3051,7 +7377,7 @@
         <w:t xml:space="preserve">🩺 Clinical Thinking: </w:t>
       </w:r>
       <w:r>
-        <w:t>Identify (the problem) → Stabilize (ABC / patient safety) → Reassess (response) → Document (findings).</w:t>
+        <w:t>Recall (the key fact) → Connect (related high-yield facts) → Apply (exam context).</w:t>
       </w:r>
     </w:p>
     <w:p>
@@ -3066,1309 +7392,7 @@
         <w:t xml:space="preserve">💎 PNC Pearl: </w:t>
       </w:r>
       <w:r>
-        <w:t>Preterm: lungs first (steroids/surfactant).</w:t>
-      </w:r>
-    </w:p>
-    <w:p>
-      <w:pPr>
-        <w:spacing w:after="0" w:before="0"/>
-      </w:pPr>
-      <w:r>
-        <w:rPr>
-          <w:b/>
-          <w:i w:val="0"/>
-          <w:sz w:val="21"/>
-        </w:rPr>
-        <w:t>Positive Marks: 1    Negative Marks: 0.25</w:t>
-      </w:r>
-    </w:p>
-    <w:p>
-      <w:pPr>
-        <w:spacing w:before="280" w:after="40"/>
-      </w:pPr>
-      <w:r>
-        <w:rPr>
-          <w:b/>
-        </w:rPr>
-        <w:t xml:space="preserve">Question: </w:t>
-      </w:r>
-      <w:r>
-        <w:t>A 2-year-old toddler is seen playing alongside other children but not directly interacting with them. What type of play is this child exhibiting? (Pediatrics)</w:t>
-      </w:r>
-    </w:p>
-    <w:p>
-      <w:pPr>
-        <w:spacing w:after="20" w:before="0"/>
-      </w:pPr>
-      <w:r>
-        <w:rPr>
-          <w:b w:val="0"/>
-          <w:i w:val="0"/>
-          <w:sz w:val="21"/>
-        </w:rPr>
-        <w:t>(a)  Solitary play</w:t>
-      </w:r>
-    </w:p>
-    <w:p>
-      <w:pPr>
-        <w:spacing w:after="20" w:before="0"/>
-      </w:pPr>
-      <w:r>
-        <w:rPr>
-          <w:b w:val="0"/>
-          <w:i w:val="0"/>
-          <w:sz w:val="21"/>
-        </w:rPr>
-        <w:t>(b)  Parallel play</w:t>
-      </w:r>
-    </w:p>
-    <w:p>
-      <w:pPr>
-        <w:spacing w:after="20" w:before="0"/>
-      </w:pPr>
-      <w:r>
-        <w:rPr>
-          <w:b w:val="0"/>
-          <w:i w:val="0"/>
-          <w:sz w:val="21"/>
-        </w:rPr>
-        <w:t>(c)  Associative play</w:t>
-      </w:r>
-    </w:p>
-    <w:p>
-      <w:pPr>
-        <w:spacing w:after="20" w:before="0"/>
-      </w:pPr>
-      <w:r>
-        <w:rPr>
-          <w:b w:val="0"/>
-          <w:i w:val="0"/>
-          <w:sz w:val="21"/>
-        </w:rPr>
-        <w:t>(d)  Cooperative play</w:t>
-      </w:r>
-    </w:p>
-    <w:p>
-      <w:pPr>
-        <w:spacing w:after="80" w:before="0"/>
-      </w:pPr>
-      <w:r>
-        <w:rPr>
-          <w:b/>
-          <w:i w:val="0"/>
-          <w:sz w:val="22"/>
-        </w:rPr>
-        <w:t>Answer: b</w:t>
-      </w:r>
-    </w:p>
-    <w:p>
-      <w:pPr>
-        <w:spacing w:after="20"/>
-      </w:pPr>
-      <w:r>
-        <w:rPr>
-          <w:b/>
-        </w:rPr>
-        <w:t xml:space="preserve">Solution: </w:t>
-      </w:r>
-      <w:r>
-        <w:rPr>
-          <w:b/>
-          <w:color w:val="1E7B1E"/>
-        </w:rPr>
-        <w:t xml:space="preserve">✅ Correct Answer: </w:t>
-      </w:r>
-      <w:r>
-        <w:rPr>
-          <w:b/>
-          <w:color w:val="1E7B1E"/>
-        </w:rPr>
-        <w:t>b</w:t>
-      </w:r>
-    </w:p>
-    <w:p>
-      <w:pPr>
-        <w:spacing w:after="20" w:before="0"/>
-      </w:pPr>
-      <w:r>
-        <w:rPr>
-          <w:b/>
-        </w:rPr>
-        <w:t xml:space="preserve">🧠 Clinical Rationale: </w:t>
-      </w:r>
-      <w:r>
-        <w:t>PARALLEL PLAY (typical age 2-3 years) is when a child plays ALONGSIDE other children with similar toys but WITHOUT directly interacting — characteristic of the toddler. SOLITARY play is alone (infancy); ASSOCIATIVE play involves some sharing/interaction (3-4 years); COOPERATIVE play is organised group play with roles (4+ years).</w:t>
-      </w:r>
-    </w:p>
-    <w:p>
-      <w:pPr>
-        <w:spacing w:after="20" w:before="0"/>
-      </w:pPr>
-      <w:r>
-        <w:rPr>
-          <w:b/>
-        </w:rPr>
-        <w:t xml:space="preserve">🔍 Key Clues: </w:t>
-      </w:r>
-      <w:r>
-        <w:t>Playing beside, not with, others = parallel play (toddler).</w:t>
-      </w:r>
-    </w:p>
-    <w:p>
-      <w:pPr>
-        <w:spacing w:after="20" w:before="0"/>
-      </w:pPr>
-      <w:r>
-        <w:rPr>
-          <w:b/>
-        </w:rPr>
-        <w:t xml:space="preserve">🚨 Priority Principle: </w:t>
-      </w:r>
-      <w:r>
-        <w:t>Recall the core fact precisely, then apply it to the clinical context.</w:t>
-      </w:r>
-    </w:p>
-    <w:p>
-      <w:pPr>
-        <w:spacing w:after="20" w:before="0"/>
-      </w:pPr>
-      <w:r>
-        <w:rPr>
-          <w:b/>
-        </w:rPr>
-        <w:t xml:space="preserve">❌ Why Not Other Options: </w:t>
-      </w:r>
-      <w:r>
-        <w:t>a — Solitary = playing alone (infant). | c — Associative = interacting, sharing (preschool). | d — Cooperative = organised group play (older).</w:t>
-      </w:r>
-    </w:p>
-    <w:p>
-      <w:pPr>
-        <w:spacing w:after="20" w:before="0"/>
-      </w:pPr>
-      <w:r>
-        <w:rPr>
-          <w:b/>
-          <w:color w:val="B45F06"/>
-        </w:rPr>
-        <w:t xml:space="preserve">⚠️ Exam Trap: </w:t>
-      </w:r>
-      <w:r>
-        <w:t>Play stages: solitary (infant) → onlooker → parallel (toddler) → associative → cooperative (school age).</w:t>
-      </w:r>
-    </w:p>
-    <w:p>
-      <w:pPr>
-        <w:spacing w:after="20" w:before="0"/>
-      </w:pPr>
-      <w:r>
-        <w:rPr>
-          <w:b/>
-        </w:rPr>
-        <w:t xml:space="preserve">🩺 Clinical Thinking: </w:t>
-      </w:r>
-      <w:r>
-        <w:t>Recall (the key fact) → Connect (related high-yield facts) → Apply (exam context).</w:t>
-      </w:r>
-    </w:p>
-    <w:p>
-      <w:pPr>
-        <w:spacing w:after="20" w:before="0"/>
-      </w:pPr>
-      <w:r>
-        <w:rPr>
-          <w:b/>
-          <w:color w:val="1F3A5F"/>
-        </w:rPr>
-        <w:t xml:space="preserve">💎 PNC Pearl: </w:t>
-      </w:r>
-      <w:r>
-        <w:t>Toddler beside-play = parallel.</w:t>
-      </w:r>
-    </w:p>
-    <w:p>
-      <w:pPr>
-        <w:spacing w:after="0" w:before="0"/>
-      </w:pPr>
-      <w:r>
-        <w:rPr>
-          <w:b/>
-          <w:i w:val="0"/>
-          <w:sz w:val="21"/>
-        </w:rPr>
-        <w:t>Positive Marks: 1    Negative Marks: 0.25</w:t>
-      </w:r>
-    </w:p>
-    <w:p>
-      <w:pPr>
-        <w:spacing w:before="280" w:after="40"/>
-      </w:pPr>
-      <w:r>
-        <w:rPr>
-          <w:b/>
-        </w:rPr>
-        <w:t xml:space="preserve">Question: </w:t>
-      </w:r>
-      <w:r>
-        <w:t>A neonate with chronic constipation undergoes a rectal examination, after which there is a sudden gush of stool. This finding is most suggestive of: (Pediatrics)</w:t>
-      </w:r>
-    </w:p>
-    <w:p>
-      <w:pPr>
-        <w:spacing w:after="20" w:before="0"/>
-      </w:pPr>
-      <w:r>
-        <w:rPr>
-          <w:b w:val="0"/>
-          <w:i w:val="0"/>
-          <w:sz w:val="21"/>
-        </w:rPr>
-        <w:t>(a)  Pyloric stenosis</w:t>
-      </w:r>
-    </w:p>
-    <w:p>
-      <w:pPr>
-        <w:spacing w:after="20" w:before="0"/>
-      </w:pPr>
-      <w:r>
-        <w:rPr>
-          <w:b w:val="0"/>
-          <w:i w:val="0"/>
-          <w:sz w:val="21"/>
-        </w:rPr>
-        <w:t>(b)  Hirschsprung's disease</w:t>
-      </w:r>
-    </w:p>
-    <w:p>
-      <w:pPr>
-        <w:spacing w:after="20" w:before="0"/>
-      </w:pPr>
-      <w:r>
-        <w:rPr>
-          <w:b w:val="0"/>
-          <w:i w:val="0"/>
-          <w:sz w:val="21"/>
-        </w:rPr>
-        <w:t>(c)  Intussusception</w:t>
-      </w:r>
-    </w:p>
-    <w:p>
-      <w:pPr>
-        <w:spacing w:after="20" w:before="0"/>
-      </w:pPr>
-      <w:r>
-        <w:rPr>
-          <w:b w:val="0"/>
-          <w:i w:val="0"/>
-          <w:sz w:val="21"/>
-        </w:rPr>
-        <w:t>(d)  Cystic fibrosis</w:t>
-      </w:r>
-    </w:p>
-    <w:p>
-      <w:pPr>
-        <w:spacing w:after="80" w:before="0"/>
-      </w:pPr>
-      <w:r>
-        <w:rPr>
-          <w:b/>
-          <w:i w:val="0"/>
-          <w:sz w:val="22"/>
-        </w:rPr>
-        <w:t>Answer: b</w:t>
-      </w:r>
-    </w:p>
-    <w:p>
-      <w:pPr>
-        <w:spacing w:after="20"/>
-      </w:pPr>
-      <w:r>
-        <w:rPr>
-          <w:b/>
-        </w:rPr>
-        <w:t xml:space="preserve">Solution: </w:t>
-      </w:r>
-      <w:r>
-        <w:rPr>
-          <w:b/>
-          <w:color w:val="1E7B1E"/>
-        </w:rPr>
-        <w:t xml:space="preserve">✅ Correct Answer: </w:t>
-      </w:r>
-      <w:r>
-        <w:rPr>
-          <w:b/>
-          <w:color w:val="1E7B1E"/>
-        </w:rPr>
-        <w:t>b</w:t>
-      </w:r>
-    </w:p>
-    <w:p>
-      <w:pPr>
-        <w:spacing w:after="20" w:before="0"/>
-      </w:pPr>
-      <w:r>
-        <w:rPr>
-          <w:b/>
-        </w:rPr>
-        <w:t xml:space="preserve">🧠 Clinical Rationale: </w:t>
-      </w:r>
-      <w:r>
-        <w:t>CHRONIC CONSTIPATION in a neonate with a SUDDEN GUSH OF STOOL after RECTAL EXAMINATION is classic HIRSCHSPRUNG'S DISEASE (congenital aganglionic megacolon) — the aganglionic segment prevents stool passage; the exam overcomes the sphincter and releases the backed-up stool ('explosive' decompression). Pyloric stenosis vomits; intussusception has currant-jelly stools; CF has meconium ileus/failure to thrive.</w:t>
-      </w:r>
-    </w:p>
-    <w:p>
-      <w:pPr>
-        <w:spacing w:after="20" w:before="0"/>
-      </w:pPr>
-      <w:r>
-        <w:rPr>
-          <w:b/>
-        </w:rPr>
-        <w:t xml:space="preserve">🔍 Key Clues: </w:t>
-      </w:r>
-      <w:r>
-        <w:t>Neonate + constipation + gush of stool after rectal exam = Hirschsprung's.</w:t>
-      </w:r>
-    </w:p>
-    <w:p>
-      <w:pPr>
-        <w:spacing w:after="20" w:before="0"/>
-      </w:pPr>
-      <w:r>
-        <w:rPr>
-          <w:b/>
-        </w:rPr>
-        <w:t xml:space="preserve">🚨 Priority Principle: </w:t>
-      </w:r>
-      <w:r>
-        <w:t>Mother-and-baby safety first — prevent complications before they occur and act promptly when they do.</w:t>
-      </w:r>
-    </w:p>
-    <w:p>
-      <w:pPr>
-        <w:spacing w:after="20" w:before="0"/>
-      </w:pPr>
-      <w:r>
-        <w:rPr>
-          <w:b/>
-        </w:rPr>
-        <w:t xml:space="preserve">❌ Why Not Other Options: </w:t>
-      </w:r>
-      <w:r>
-        <w:t>a — Pyloric stenosis = projectile vomiting. | c — Intussusception = colicky pain + currant-jelly stool. | d — CF = meconium ileus, steatorrhea, respiratory signs.</w:t>
-      </w:r>
-    </w:p>
-    <w:p>
-      <w:pPr>
-        <w:spacing w:after="20" w:before="0"/>
-      </w:pPr>
-      <w:r>
-        <w:rPr>
-          <w:b/>
-          <w:color w:val="B45F06"/>
-        </w:rPr>
-        <w:t xml:space="preserve">⚠️ Exam Trap: </w:t>
-      </w:r>
-      <w:r>
-        <w:t>Hirschsprung's: definitive test is rectal biopsy (absent ganglion cells); avoid rectal exams in suspected cases (enterocolitis risk).</w:t>
-      </w:r>
-    </w:p>
-    <w:p>
-      <w:pPr>
-        <w:spacing w:after="20" w:before="0"/>
-      </w:pPr>
-      <w:r>
-        <w:rPr>
-          <w:b/>
-        </w:rPr>
-        <w:t xml:space="preserve">🩺 Clinical Thinking: </w:t>
-      </w:r>
-      <w:r>
-        <w:t>Recall (the key fact) → Connect (related high-yield facts) → Apply (exam context).</w:t>
-      </w:r>
-    </w:p>
-    <w:p>
-      <w:pPr>
-        <w:spacing w:after="20" w:before="0"/>
-      </w:pPr>
-      <w:r>
-        <w:rPr>
-          <w:b/>
-          <w:color w:val="1F3A5F"/>
-        </w:rPr>
-        <w:t xml:space="preserve">💎 PNC Pearl: </w:t>
-      </w:r>
-      <w:r>
-        <w:t>Explosive stool after rectal exam = Hirschsprung's.</w:t>
-      </w:r>
-    </w:p>
-    <w:p>
-      <w:pPr>
-        <w:spacing w:after="0" w:before="0"/>
-      </w:pPr>
-      <w:r>
-        <w:rPr>
-          <w:b/>
-          <w:i w:val="0"/>
-          <w:sz w:val="21"/>
-        </w:rPr>
-        <w:t>Positive Marks: 1    Negative Marks: 0.25</w:t>
-      </w:r>
-    </w:p>
-    <w:p>
-      <w:pPr>
-        <w:spacing w:before="280" w:after="40"/>
-      </w:pPr>
-      <w:r>
-        <w:rPr>
-          <w:b/>
-        </w:rPr>
-        <w:t xml:space="preserve">Question: </w:t>
-      </w:r>
-      <w:r>
-        <w:t>While performing suctioning on a newborn immediately after birth, which of the following is the correct sequence? (Pediatrics)</w:t>
-      </w:r>
-    </w:p>
-    <w:p>
-      <w:pPr>
-        <w:spacing w:after="20" w:before="0"/>
-      </w:pPr>
-      <w:r>
-        <w:rPr>
-          <w:b w:val="0"/>
-          <w:i w:val="0"/>
-          <w:sz w:val="21"/>
-        </w:rPr>
-        <w:t>(a)  Suction the nose first, then the mouth</w:t>
-      </w:r>
-    </w:p>
-    <w:p>
-      <w:pPr>
-        <w:spacing w:after="20" w:before="0"/>
-      </w:pPr>
-      <w:r>
-        <w:rPr>
-          <w:b w:val="0"/>
-          <w:i w:val="0"/>
-          <w:sz w:val="21"/>
-        </w:rPr>
-        <w:t>(b)  Suction the mouth and nose at the same time</w:t>
-      </w:r>
-    </w:p>
-    <w:p>
-      <w:pPr>
-        <w:spacing w:after="20" w:before="0"/>
-      </w:pPr>
-      <w:r>
-        <w:rPr>
-          <w:b w:val="0"/>
-          <w:i w:val="0"/>
-          <w:sz w:val="21"/>
-        </w:rPr>
-        <w:t>(c)  Suction the mouth first, then the nose</w:t>
-      </w:r>
-    </w:p>
-    <w:p>
-      <w:pPr>
-        <w:spacing w:after="20" w:before="0"/>
-      </w:pPr>
-      <w:r>
-        <w:rPr>
-          <w:b w:val="0"/>
-          <w:i w:val="0"/>
-          <w:sz w:val="21"/>
-        </w:rPr>
-        <w:t>(d)  Sequence does not matter in newborn suctioning</w:t>
-      </w:r>
-    </w:p>
-    <w:p>
-      <w:pPr>
-        <w:spacing w:after="80" w:before="0"/>
-      </w:pPr>
-      <w:r>
-        <w:rPr>
-          <w:b/>
-          <w:i w:val="0"/>
-          <w:sz w:val="22"/>
-        </w:rPr>
-        <w:t>Answer: c</w:t>
-      </w:r>
-    </w:p>
-    <w:p>
-      <w:pPr>
-        <w:spacing w:after="20"/>
-      </w:pPr>
-      <w:r>
-        <w:rPr>
-          <w:b/>
-        </w:rPr>
-        <w:t xml:space="preserve">Solution: </w:t>
-      </w:r>
-      <w:r>
-        <w:rPr>
-          <w:b/>
-          <w:color w:val="1E7B1E"/>
-        </w:rPr>
-        <w:t xml:space="preserve">✅ Correct Answer: </w:t>
-      </w:r>
-      <w:r>
-        <w:rPr>
-          <w:b/>
-          <w:color w:val="1E7B1E"/>
-        </w:rPr>
-        <w:t>c</w:t>
-      </w:r>
-    </w:p>
-    <w:p>
-      <w:pPr>
-        <w:spacing w:after="20" w:before="0"/>
-      </w:pPr>
-      <w:r>
-        <w:rPr>
-          <w:b/>
-        </w:rPr>
-        <w:t xml:space="preserve">🧠 Clinical Rationale: </w:t>
-      </w:r>
-      <w:r>
-        <w:t>The MOUTH is suctioned BEFORE the NOSE in a newborn — if the nose is suctioned first and the baby gasps, the pharyngeal fluid could be ASPIRATED into the lungs. Suction the MOUTH first, then the NOSE, using a bulb syringe or suction catheter, briefly and gently (avoid deep, vigorous suction which can cause bradycardia).</w:t>
-      </w:r>
-    </w:p>
-    <w:p>
-      <w:pPr>
-        <w:spacing w:after="20" w:before="0"/>
-      </w:pPr>
-      <w:r>
-        <w:rPr>
-          <w:b/>
-        </w:rPr>
-        <w:t xml:space="preserve">🔍 Key Clues: </w:t>
-      </w:r>
-      <w:r>
-        <w:t>Newborn suction: mouth first, then nose (prevents aspiration).</w:t>
-      </w:r>
-    </w:p>
-    <w:p>
-      <w:pPr>
-        <w:spacing w:after="20" w:before="0"/>
-      </w:pPr>
-      <w:r>
-        <w:rPr>
-          <w:b/>
-        </w:rPr>
-        <w:t xml:space="preserve">🚨 Priority Principle: </w:t>
-      </w:r>
-      <w:r>
-        <w:t>Patient safety and the ABC (airway, breathing, circulation) priorities come before diagnosis, documentation and non-urgent tasks.</w:t>
-      </w:r>
-    </w:p>
-    <w:p>
-      <w:pPr>
-        <w:spacing w:after="20" w:before="0"/>
-      </w:pPr>
-      <w:r>
-        <w:rPr>
-          <w:b/>
-        </w:rPr>
-        <w:t xml:space="preserve">❌ Why Not Other Options: </w:t>
-      </w:r>
-      <w:r>
-        <w:t>a — Nose-first risks aspiration on the gasp. | b — Suctioning both at once is not recommended. | d — Sequence does matter.</w:t>
-      </w:r>
-    </w:p>
-    <w:p>
-      <w:pPr>
-        <w:spacing w:after="20" w:before="0"/>
-      </w:pPr>
-      <w:r>
-        <w:rPr>
-          <w:b/>
-          <w:color w:val="B45F06"/>
-        </w:rPr>
-        <w:t xml:space="preserve">⚠️ Exam Trap: </w:t>
-      </w:r>
-      <w:r>
-        <w:t>Suction only if secretions obstruct the airway — routine deep suctioning causes bradycardia and laryngeal spasm.</w:t>
-      </w:r>
-    </w:p>
-    <w:p>
-      <w:pPr>
-        <w:spacing w:after="20" w:before="0"/>
-      </w:pPr>
-      <w:r>
-        <w:rPr>
-          <w:b/>
-        </w:rPr>
-        <w:t xml:space="preserve">🩺 Clinical Thinking: </w:t>
-      </w:r>
-      <w:r>
-        <w:t>Identify (the problem) → Stabilize (ABC / patient safety) → Reassess (response) → Document (findings).</w:t>
-      </w:r>
-    </w:p>
-    <w:p>
-      <w:pPr>
-        <w:spacing w:after="20" w:before="0"/>
-      </w:pPr>
-      <w:r>
-        <w:rPr>
-          <w:b/>
-          <w:color w:val="1F3A5F"/>
-        </w:rPr>
-        <w:t xml:space="preserve">💎 PNC Pearl: </w:t>
-      </w:r>
-      <w:r>
-        <w:t>Suction newborn: mouth before nose.</w:t>
-      </w:r>
-    </w:p>
-    <w:p>
-      <w:pPr>
-        <w:spacing w:after="0" w:before="0"/>
-      </w:pPr>
-      <w:r>
-        <w:rPr>
-          <w:b/>
-          <w:i w:val="0"/>
-          <w:sz w:val="21"/>
-        </w:rPr>
-        <w:t>Positive Marks: 1    Negative Marks: 0.25</w:t>
-      </w:r>
-    </w:p>
-    <w:p>
-      <w:pPr>
-        <w:spacing w:before="280" w:after="40"/>
-      </w:pPr>
-      <w:r>
-        <w:rPr>
-          <w:b/>
-        </w:rPr>
-        <w:t xml:space="preserve">Question: </w:t>
-      </w:r>
-      <w:r>
-        <w:t>Which of the following is a contraindication for administering the DPT vaccine to an infant? (Pediatrics)</w:t>
-      </w:r>
-    </w:p>
-    <w:p>
-      <w:pPr>
-        <w:spacing w:after="20" w:before="0"/>
-      </w:pPr>
-      <w:r>
-        <w:rPr>
-          <w:b w:val="0"/>
-          <w:i w:val="0"/>
-          <w:sz w:val="21"/>
-        </w:rPr>
-        <w:t>(a)  Mild fever at the time of vaccination</w:t>
-      </w:r>
-    </w:p>
-    <w:p>
-      <w:pPr>
-        <w:spacing w:after="20" w:before="0"/>
-      </w:pPr>
-      <w:r>
-        <w:rPr>
-          <w:b w:val="0"/>
-          <w:i w:val="0"/>
-          <w:sz w:val="21"/>
-        </w:rPr>
-        <w:t>(b)  Family history of seizures</w:t>
-      </w:r>
-    </w:p>
-    <w:p>
-      <w:pPr>
-        <w:spacing w:after="20" w:before="0"/>
-      </w:pPr>
-      <w:r>
-        <w:rPr>
-          <w:b w:val="0"/>
-          <w:i w:val="0"/>
-          <w:sz w:val="21"/>
-        </w:rPr>
-        <w:t>(c)  History of inconsolable crying after a previous dose</w:t>
-      </w:r>
-    </w:p>
-    <w:p>
-      <w:pPr>
-        <w:spacing w:after="20" w:before="0"/>
-      </w:pPr>
-      <w:r>
-        <w:rPr>
-          <w:b w:val="0"/>
-          <w:i w:val="0"/>
-          <w:sz w:val="21"/>
-        </w:rPr>
-        <w:t>(d)  History of encephalopathy within 7 days of a previous dose</w:t>
-      </w:r>
-    </w:p>
-    <w:p>
-      <w:pPr>
-        <w:spacing w:after="80" w:before="0"/>
-      </w:pPr>
-      <w:r>
-        <w:rPr>
-          <w:b/>
-          <w:i w:val="0"/>
-          <w:sz w:val="22"/>
-        </w:rPr>
-        <w:t>Answer: d</w:t>
-      </w:r>
-    </w:p>
-    <w:p>
-      <w:pPr>
-        <w:spacing w:after="20"/>
-      </w:pPr>
-      <w:r>
-        <w:rPr>
-          <w:b/>
-        </w:rPr>
-        <w:t xml:space="preserve">Solution: </w:t>
-      </w:r>
-      <w:r>
-        <w:rPr>
-          <w:b/>
-          <w:color w:val="1E7B1E"/>
-        </w:rPr>
-        <w:t xml:space="preserve">✅ Correct Answer: </w:t>
-      </w:r>
-      <w:r>
-        <w:rPr>
-          <w:b/>
-          <w:color w:val="1E7B1E"/>
-        </w:rPr>
-        <w:t>d</w:t>
-      </w:r>
-    </w:p>
-    <w:p>
-      <w:pPr>
-        <w:spacing w:after="20" w:before="0"/>
-      </w:pPr>
-      <w:r>
-        <w:rPr>
-          <w:b/>
-        </w:rPr>
-        <w:t xml:space="preserve">🧠 Clinical Rationale: </w:t>
-      </w:r>
-      <w:r>
-        <w:t>A history of ENCEPHALOPATHY WITHIN 7 DAYS of a previous DPT dose is an ABSOLUTE CONTRAINDICATION to further DPT (per ACIP/WHO) — it signals a severe neurologic reaction. MILd fever is not a contraindication (mild illness is fine to vaccinate); family history of seizures is not contraindicated (a personal seizure history is a precaution); inconsolable crying alone is a precaution, not an absolute contraindication.</w:t>
-      </w:r>
-    </w:p>
-    <w:p>
-      <w:pPr>
-        <w:spacing w:after="20" w:before="0"/>
-      </w:pPr>
-      <w:r>
-        <w:rPr>
-          <w:b/>
-        </w:rPr>
-        <w:t xml:space="preserve">🔍 Key Clues: </w:t>
-      </w:r>
-      <w:r>
-        <w:t>Absolute DPT contraindication = encephalopathy after a prior dose.</w:t>
-      </w:r>
-    </w:p>
-    <w:p>
-      <w:pPr>
-        <w:spacing w:after="20" w:before="0"/>
-      </w:pPr>
-      <w:r>
-        <w:rPr>
-          <w:b/>
-        </w:rPr>
-        <w:t xml:space="preserve">🚨 Priority Principle: </w:t>
-      </w:r>
-      <w:r>
-        <w:t>Medication safety — the right drug, right dose, right route, right time and right patient — governs every administration decision.</w:t>
-      </w:r>
-    </w:p>
-    <w:p>
-      <w:pPr>
-        <w:spacing w:after="20" w:before="0"/>
-      </w:pPr>
-      <w:r>
-        <w:rPr>
-          <w:b/>
-        </w:rPr>
-        <w:t xml:space="preserve">❌ Why Not Other Options: </w:t>
-      </w:r>
-      <w:r>
-        <w:t>a — Mild fever/illness does not contraindicate vaccination. | b — Family seizure history is not a contraindication. | c — Inconsolable crying is a precaution, not absolute.</w:t>
-      </w:r>
-    </w:p>
-    <w:p>
-      <w:pPr>
-        <w:spacing w:after="20" w:before="0"/>
-      </w:pPr>
-      <w:r>
-        <w:rPr>
-          <w:b/>
-          <w:color w:val="B45F06"/>
-        </w:rPr>
-        <w:t xml:space="preserve">⚠️ Exam Trap: </w:t>
-      </w:r>
-      <w:r>
-        <w:t>True contraindications are few: anaphylaxis and encephalopathy within 7 days of a prior dose.</w:t>
-      </w:r>
-    </w:p>
-    <w:p>
-      <w:pPr>
-        <w:spacing w:after="20" w:before="0"/>
-      </w:pPr>
-      <w:r>
-        <w:rPr>
-          <w:b/>
-        </w:rPr>
-        <w:t xml:space="preserve">🩺 Clinical Thinking: </w:t>
-      </w:r>
-      <w:r>
-        <w:t>Recall (the key fact) → Connect (related high-yield facts) → Apply (exam context).</w:t>
-      </w:r>
-    </w:p>
-    <w:p>
-      <w:pPr>
-        <w:spacing w:after="20" w:before="0"/>
-      </w:pPr>
-      <w:r>
-        <w:rPr>
-          <w:b/>
-          <w:color w:val="1F3A5F"/>
-        </w:rPr>
-        <w:t xml:space="preserve">💎 PNC Pearl: </w:t>
-      </w:r>
-      <w:r>
-        <w:t>DPT contraindication: encephalopathy within 7 days.</w:t>
-      </w:r>
-    </w:p>
-    <w:p>
-      <w:pPr>
-        <w:spacing w:after="0" w:before="0"/>
-      </w:pPr>
-      <w:r>
-        <w:rPr>
-          <w:b/>
-          <w:i w:val="0"/>
-          <w:sz w:val="21"/>
-        </w:rPr>
-        <w:t>Positive Marks: 1    Negative Marks: 0.25</w:t>
-      </w:r>
-    </w:p>
-    <w:p>
-      <w:pPr>
-        <w:spacing w:before="280" w:after="40"/>
-      </w:pPr>
-      <w:r>
-        <w:rPr>
-          <w:b/>
-        </w:rPr>
-        <w:t xml:space="preserve">Question: </w:t>
-      </w:r>
-      <w:r>
-        <w:t>A newborn is brought to the emergency department with complaints of drooling, coughing and choking during feeding. What is the most likely cause? (Pediatrics)</w:t>
-      </w:r>
-    </w:p>
-    <w:p>
-      <w:pPr>
-        <w:spacing w:after="20" w:before="0"/>
-      </w:pPr>
-      <w:r>
-        <w:rPr>
-          <w:b w:val="0"/>
-          <w:i w:val="0"/>
-          <w:sz w:val="21"/>
-        </w:rPr>
-        <w:t>(a)  Pyloric stenosis</w:t>
-      </w:r>
-    </w:p>
-    <w:p>
-      <w:pPr>
-        <w:spacing w:after="20" w:before="0"/>
-      </w:pPr>
-      <w:r>
-        <w:rPr>
-          <w:b w:val="0"/>
-          <w:i w:val="0"/>
-          <w:sz w:val="21"/>
-        </w:rPr>
-        <w:t>(b)  Tracheoesophageal fistula</w:t>
-      </w:r>
-    </w:p>
-    <w:p>
-      <w:pPr>
-        <w:spacing w:after="20" w:before="0"/>
-      </w:pPr>
-      <w:r>
-        <w:rPr>
-          <w:b w:val="0"/>
-          <w:i w:val="0"/>
-          <w:sz w:val="21"/>
-        </w:rPr>
-        <w:t>(c)  Hirschsprung's disease</w:t>
-      </w:r>
-    </w:p>
-    <w:p>
-      <w:pPr>
-        <w:spacing w:after="20" w:before="0"/>
-      </w:pPr>
-      <w:r>
-        <w:rPr>
-          <w:b w:val="0"/>
-          <w:i w:val="0"/>
-          <w:sz w:val="21"/>
-        </w:rPr>
-        <w:t>(d)  Intussusception</w:t>
-      </w:r>
-    </w:p>
-    <w:p>
-      <w:pPr>
-        <w:spacing w:after="80" w:before="0"/>
-      </w:pPr>
-      <w:r>
-        <w:rPr>
-          <w:b/>
-          <w:i w:val="0"/>
-          <w:sz w:val="22"/>
-        </w:rPr>
-        <w:t>Answer: b</w:t>
-      </w:r>
-    </w:p>
-    <w:p>
-      <w:pPr>
-        <w:spacing w:after="20"/>
-      </w:pPr>
-      <w:r>
-        <w:rPr>
-          <w:b/>
-        </w:rPr>
-        <w:t xml:space="preserve">Solution: </w:t>
-      </w:r>
-      <w:r>
-        <w:rPr>
-          <w:b/>
-          <w:color w:val="1E7B1E"/>
-        </w:rPr>
-        <w:t xml:space="preserve">✅ Correct Answer: </w:t>
-      </w:r>
-      <w:r>
-        <w:rPr>
-          <w:b/>
-          <w:color w:val="1E7B1E"/>
-        </w:rPr>
-        <w:t>b</w:t>
-      </w:r>
-    </w:p>
-    <w:p>
-      <w:pPr>
-        <w:spacing w:after="20" w:before="0"/>
-      </w:pPr>
-      <w:r>
-        <w:rPr>
-          <w:b/>
-        </w:rPr>
-        <w:t xml:space="preserve">🧠 Clinical Rationale: </w:t>
-      </w:r>
-      <w:r>
-        <w:t>DROOLING (excessive salivation), COUGHING and CHOKING DURING FEEDING in a newborn = TRACHEOESOPHAGEAL FISTULA with esophageal atresia — the hallmark triad ('3 Cs': coughing, choking, cyanosis with feeds) plus frothy saliva. Pyloric stenosis vomits later (4-6 weeks); Hirschsprung's is constipation; intussusception is older infants with currant-jelly stool.</w:t>
-      </w:r>
-    </w:p>
-    <w:p>
-      <w:pPr>
-        <w:spacing w:after="20" w:before="0"/>
-      </w:pPr>
-      <w:r>
-        <w:rPr>
-          <w:b/>
-        </w:rPr>
-        <w:t xml:space="preserve">🔍 Key Clues: </w:t>
-      </w:r>
-      <w:r>
-        <w:t>Newborn + drooling + choking on first feeds = TEF/EA.</w:t>
-      </w:r>
-    </w:p>
-    <w:p>
-      <w:pPr>
-        <w:spacing w:after="20" w:before="0"/>
-      </w:pPr>
-      <w:r>
-        <w:rPr>
-          <w:b/>
-        </w:rPr>
-        <w:t xml:space="preserve">🚨 Priority Principle: </w:t>
-      </w:r>
-      <w:r>
-        <w:t>Patient safety and the ABC (airway, breathing, circulation) priorities come before diagnosis, documentation and non-urgent tasks.</w:t>
-      </w:r>
-    </w:p>
-    <w:p>
-      <w:pPr>
-        <w:spacing w:after="20" w:before="0"/>
-      </w:pPr>
-      <w:r>
-        <w:rPr>
-          <w:b/>
-        </w:rPr>
-        <w:t xml:space="preserve">❌ Why Not Other Options: </w:t>
-      </w:r>
-      <w:r>
-        <w:t>a — Pyloric stenosis = projectile vomiting at 4-6 weeks. | c — Hirschsprung's = constipation. | d — Intussusception = colicky pain, jelly stool.</w:t>
-      </w:r>
-    </w:p>
-    <w:p>
-      <w:pPr>
-        <w:spacing w:after="20" w:before="0"/>
-      </w:pPr>
-      <w:r>
-        <w:rPr>
-          <w:b/>
-          <w:color w:val="B45F06"/>
-        </w:rPr>
-        <w:t xml:space="preserve">⚠️ Exam Trap: </w:t>
-      </w:r>
-      <w:r>
-        <w:t>TEF: NPO, keep head elevated, continuous suction of the blind pouch, and prepare for surgical repair.</w:t>
-      </w:r>
-    </w:p>
-    <w:p>
-      <w:pPr>
-        <w:spacing w:after="20" w:before="0"/>
-      </w:pPr>
-      <w:r>
-        <w:rPr>
-          <w:b/>
-        </w:rPr>
-        <w:t xml:space="preserve">🩺 Clinical Thinking: </w:t>
-      </w:r>
-      <w:r>
-        <w:t>Identify (the problem) → Stabilize (ABC / patient safety) → Reassess (response) → Document (findings).</w:t>
-      </w:r>
-    </w:p>
-    <w:p>
-      <w:pPr>
-        <w:spacing w:after="20" w:before="0"/>
-      </w:pPr>
-      <w:r>
-        <w:rPr>
-          <w:b/>
-          <w:color w:val="1F3A5F"/>
-        </w:rPr>
-        <w:t xml:space="preserve">💎 PNC Pearl: </w:t>
-      </w:r>
-      <w:r>
-        <w:t>Drooling + choking on feeds = TEF.</w:t>
-      </w:r>
-    </w:p>
-    <w:p>
-      <w:pPr>
-        <w:spacing w:after="0" w:before="0"/>
-      </w:pPr>
-      <w:r>
-        <w:rPr>
-          <w:b/>
-          <w:i w:val="0"/>
-          <w:sz w:val="21"/>
-        </w:rPr>
-        <w:t>Positive Marks: 1    Negative Marks: 0.25</w:t>
-      </w:r>
-    </w:p>
-    <w:p>
-      <w:pPr>
-        <w:spacing w:before="280" w:after="40"/>
-      </w:pPr>
-      <w:r>
-        <w:rPr>
-          <w:b/>
-        </w:rPr>
-        <w:t xml:space="preserve">Question: </w:t>
-      </w:r>
-      <w:r>
-        <w:t>A paediatrician prescribes oxygen therapy to a child with heart failure. When will you give the oxygen support to this child? (Pediatrics)</w:t>
-      </w:r>
-    </w:p>
-    <w:p>
-      <w:pPr>
-        <w:spacing w:after="20" w:before="0"/>
-      </w:pPr>
-      <w:r>
-        <w:rPr>
-          <w:b w:val="0"/>
-          <w:i w:val="0"/>
-          <w:sz w:val="21"/>
-        </w:rPr>
-        <w:t>(a)  During diaper change</w:t>
-      </w:r>
-    </w:p>
-    <w:p>
-      <w:pPr>
-        <w:spacing w:after="20" w:before="0"/>
-      </w:pPr>
-      <w:r>
-        <w:rPr>
-          <w:b w:val="0"/>
-          <w:i w:val="0"/>
-          <w:sz w:val="21"/>
-        </w:rPr>
-        <w:t>(b)  During sample collection for electrolyte imbalance</w:t>
-      </w:r>
-    </w:p>
-    <w:p>
-      <w:pPr>
-        <w:spacing w:after="20" w:before="0"/>
-      </w:pPr>
-      <w:r>
-        <w:rPr>
-          <w:b w:val="0"/>
-          <w:i w:val="0"/>
-          <w:sz w:val="21"/>
-        </w:rPr>
-        <w:t>(c)  When the mother is holding the child</w:t>
-      </w:r>
-    </w:p>
-    <w:p>
-      <w:pPr>
-        <w:spacing w:after="20" w:before="0"/>
-      </w:pPr>
-      <w:r>
-        <w:rPr>
-          <w:b w:val="0"/>
-          <w:i w:val="0"/>
-          <w:sz w:val="21"/>
-        </w:rPr>
-        <w:t>(d)  During sleep</w:t>
-      </w:r>
-    </w:p>
-    <w:p>
-      <w:pPr>
-        <w:spacing w:after="80" w:before="0"/>
-      </w:pPr>
-      <w:r>
-        <w:rPr>
-          <w:b/>
-          <w:i w:val="0"/>
-          <w:sz w:val="22"/>
-        </w:rPr>
-        <w:t>Answer: b</w:t>
-      </w:r>
-    </w:p>
-    <w:p>
-      <w:pPr>
-        <w:spacing w:after="20"/>
-      </w:pPr>
-      <w:r>
-        <w:rPr>
-          <w:b/>
-        </w:rPr>
-        <w:t xml:space="preserve">Solution: </w:t>
-      </w:r>
-      <w:r>
-        <w:rPr>
-          <w:b/>
-          <w:color w:val="1E7B1E"/>
-        </w:rPr>
-        <w:t xml:space="preserve">✅ Correct Answer: </w:t>
-      </w:r>
-      <w:r>
-        <w:rPr>
-          <w:b/>
-          <w:color w:val="1E7B1E"/>
-        </w:rPr>
-        <w:t>b</w:t>
-      </w:r>
-    </w:p>
-    <w:p>
-      <w:pPr>
-        <w:spacing w:after="20" w:before="0"/>
-      </w:pPr>
-      <w:r>
-        <w:rPr>
-          <w:b/>
-        </w:rPr>
-        <w:t xml:space="preserve">🧠 Clinical Rationale: </w:t>
-      </w:r>
-      <w:r>
-        <w:t>A child in HEART FAILURE has limited cardiac reserve — oxygen support is best timed around STRESSFUL PROCEDURES that raise metabolic demand, such as BLOOD/SAMPLE COLLECTION (crying and struggling increase myocardial oxygen demand). The nurse anticipates and gives oxygen during the procedure rather than during calm activities like diaper changes or sleep.</w:t>
-      </w:r>
-    </w:p>
-    <w:p>
-      <w:pPr>
-        <w:spacing w:after="20" w:before="0"/>
-      </w:pPr>
-      <w:r>
-        <w:rPr>
-          <w:b/>
-        </w:rPr>
-        <w:t xml:space="preserve">🔍 Key Clues: </w:t>
-      </w:r>
-      <w:r>
-        <w:t>Heart failure + procedure (sample collection) → oxygen to meet demand.</w:t>
-      </w:r>
-    </w:p>
-    <w:p>
-      <w:pPr>
-        <w:spacing w:after="20" w:before="0"/>
-      </w:pPr>
-      <w:r>
-        <w:rPr>
-          <w:b/>
-        </w:rPr>
-        <w:t xml:space="preserve">🚨 Priority Principle: </w:t>
-      </w:r>
-      <w:r>
-        <w:t>Medication safety — the right drug, right dose, right route, right time and right patient — governs every administration decision.</w:t>
-      </w:r>
-    </w:p>
-    <w:p>
-      <w:pPr>
-        <w:spacing w:after="20" w:before="0"/>
-      </w:pPr>
-      <w:r>
-        <w:rPr>
-          <w:b/>
-        </w:rPr>
-        <w:t xml:space="preserve">❌ Why Not Other Options: </w:t>
-      </w:r>
-      <w:r>
-        <w:t>a — Diaper change is less stressful. | c — Holding by mother is soothing, low demand. | d — Sleep is low demand.</w:t>
-      </w:r>
-    </w:p>
-    <w:p>
-      <w:pPr>
-        <w:spacing w:after="20" w:before="0"/>
-      </w:pPr>
-      <w:r>
-        <w:rPr>
-          <w:b/>
-          <w:color w:val="B45F06"/>
-        </w:rPr>
-        <w:t xml:space="preserve">⚠️ Exam Trap: </w:t>
-      </w:r>
-      <w:r>
-        <w:t>Cluster care, minimise handling, and plan oxygen for known stressful moments.</w:t>
-      </w:r>
-    </w:p>
-    <w:p>
-      <w:pPr>
-        <w:spacing w:after="20" w:before="0"/>
-      </w:pPr>
-      <w:r>
-        <w:rPr>
-          <w:b/>
-        </w:rPr>
-        <w:t xml:space="preserve">🩺 Clinical Thinking: </w:t>
-      </w:r>
-      <w:r>
-        <w:t>Recall (the key fact) → Connect (related high-yield facts) → Apply (exam context).</w:t>
-      </w:r>
-    </w:p>
-    <w:p>
-      <w:pPr>
-        <w:spacing w:after="20" w:before="0"/>
-      </w:pPr>
-      <w:r>
-        <w:rPr>
-          <w:b/>
-          <w:color w:val="1F3A5F"/>
-        </w:rPr>
-        <w:t xml:space="preserve">💎 PNC Pearl: </w:t>
-      </w:r>
-      <w:r>
-        <w:t>HF child: O₂ during stressful procedures.</w:t>
+        <w:t>Flexible endoscopes: manual clean + chemical HLD.</w:t>
       </w:r>
     </w:p>
     <w:p>
